--- a/project of month 1/project synopsis.docx
+++ b/project of month 1/project synopsis.docx
@@ -40,21 +40,22 @@
           <w:b/>
           <w:bCs/>
         </w:rPr>
-        <w:t>Project Title</w:t>
-      </w:r>
-      <w:r>
-        <w:rPr>
-          <w:b/>
-          <w:bCs/>
-        </w:rPr>
-        <w:t>-</w:t>
-      </w:r>
-      <w:r>
-        <w:rPr>
-          <w:b/>
-          <w:bCs/>
-        </w:rPr>
-        <w:t>Online Shopping System</w:t>
+        <w:t>SYNOPSIS</w:t>
+      </w:r>
+    </w:p>
+    <w:p>
+      <w:pPr>
+        <w:rPr>
+          <w:b/>
+          <w:bCs/>
+        </w:rPr>
+      </w:pPr>
+      <w:r>
+        <w:rPr>
+          <w:b/>
+          <w:bCs/>
+        </w:rPr>
+        <w:t>Project Title: Online Shopping System</w:t>
       </w:r>
     </w:p>
     <w:p>
@@ -73,8 +74,49 @@
       </w:r>
     </w:p>
     <w:p>
-      <w:r>
-        <w:t>The Online Shopping System is a console-based application developed using Core Python. The system simulates the basic functionalities of an online shopping platform where different users have specific roles and responsibilities. It provides separate portals for the Admin, Seller, and Customer, allowing efficient management of products, users, and orders. The project focuses on implementing Python programming concepts without using databases or web frameworks.</w:t>
+      <w:pPr>
+        <w:rPr>
+          <w:b/>
+          <w:bCs/>
+        </w:rPr>
+      </w:pPr>
+      <w:r>
+        <w:rPr>
+          <w:b/>
+          <w:bCs/>
+        </w:rPr>
+        <w:t>The Online Shopping System is a console-based application developed using Core Python. The system simulates the basic functionalities of an online shopping platform where different users have specific roles and responsibilities. It provides separate portals for Admin, Seller, and Customer, allowing efficient management of users, products, shopping carts, orders, and sales.</w:t>
+      </w:r>
+    </w:p>
+    <w:p>
+      <w:pPr>
+        <w:rPr>
+          <w:b/>
+          <w:bCs/>
+        </w:rPr>
+      </w:pPr>
+      <w:r>
+        <w:rPr>
+          <w:b/>
+          <w:bCs/>
+        </w:rPr>
+        <w:t xml:space="preserve">The system includes user registration, secure login authentication using Python’s </w:t>
+      </w:r>
+      <w:proofErr w:type="spellStart"/>
+      <w:r>
+        <w:rPr>
+          <w:b/>
+          <w:bCs/>
+        </w:rPr>
+        <w:t>hashlib</w:t>
+      </w:r>
+      <w:proofErr w:type="spellEnd"/>
+      <w:r>
+        <w:rPr>
+          <w:b/>
+          <w:bCs/>
+        </w:rPr>
+        <w:t xml:space="preserve"> module, role-based access control, and persistent data storage using CSV files. User passwords are converted into hashed values before being stored, improving the security of authentication data. The project focuses on implementing Core Python programming concepts without using external databases or web frameworks.</w:t>
       </w:r>
     </w:p>
     <w:p>
@@ -93,8 +135,259 @@
       </w:r>
     </w:p>
     <w:p>
-      <w:r>
-        <w:t>The main objective of this project is to develop a menu-driven Online Shopping System using Core Python while demonstrating the practical implementation of fundamental Python concepts such as variables, data types, loops, conditional statements, collections, functional programming, iterators, generators, decorators, and closures.</w:t>
+      <w:pPr>
+        <w:rPr>
+          <w:b/>
+          <w:bCs/>
+        </w:rPr>
+      </w:pPr>
+      <w:r>
+        <w:rPr>
+          <w:b/>
+          <w:bCs/>
+        </w:rPr>
+        <w:t>The main objective of this project is to develop a menu-driven Online Shopping System using Core Python while demonstrating the practical implementation of fundamental and advanced Python concepts.</w:t>
+      </w:r>
+    </w:p>
+    <w:p>
+      <w:pPr>
+        <w:rPr>
+          <w:b/>
+          <w:bCs/>
+        </w:rPr>
+      </w:pPr>
+      <w:r>
+        <w:rPr>
+          <w:b/>
+          <w:bCs/>
+        </w:rPr>
+        <w:t>The project aims to implement:</w:t>
+      </w:r>
+    </w:p>
+    <w:p>
+      <w:pPr>
+        <w:numPr>
+          <w:ilvl w:val="0"/>
+          <w:numId w:val="7"/>
+        </w:numPr>
+        <w:rPr>
+          <w:b/>
+          <w:bCs/>
+        </w:rPr>
+      </w:pPr>
+      <w:r>
+        <w:rPr>
+          <w:b/>
+          <w:bCs/>
+        </w:rPr>
+        <w:t>User registration and login authentication</w:t>
+      </w:r>
+    </w:p>
+    <w:p>
+      <w:pPr>
+        <w:numPr>
+          <w:ilvl w:val="0"/>
+          <w:numId w:val="7"/>
+        </w:numPr>
+        <w:rPr>
+          <w:b/>
+          <w:bCs/>
+        </w:rPr>
+      </w:pPr>
+      <w:r>
+        <w:rPr>
+          <w:b/>
+          <w:bCs/>
+        </w:rPr>
+        <w:t xml:space="preserve">Password hashing using the </w:t>
+      </w:r>
+      <w:proofErr w:type="spellStart"/>
+      <w:r>
+        <w:rPr>
+          <w:b/>
+          <w:bCs/>
+        </w:rPr>
+        <w:t>hashlib</w:t>
+      </w:r>
+      <w:proofErr w:type="spellEnd"/>
+      <w:r>
+        <w:rPr>
+          <w:b/>
+          <w:bCs/>
+        </w:rPr>
+        <w:t xml:space="preserve"> module</w:t>
+      </w:r>
+    </w:p>
+    <w:p>
+      <w:pPr>
+        <w:numPr>
+          <w:ilvl w:val="0"/>
+          <w:numId w:val="7"/>
+        </w:numPr>
+        <w:rPr>
+          <w:b/>
+          <w:bCs/>
+        </w:rPr>
+      </w:pPr>
+      <w:r>
+        <w:rPr>
+          <w:b/>
+          <w:bCs/>
+        </w:rPr>
+        <w:t>Persistent data storage using CSV files</w:t>
+      </w:r>
+    </w:p>
+    <w:p>
+      <w:pPr>
+        <w:numPr>
+          <w:ilvl w:val="0"/>
+          <w:numId w:val="7"/>
+        </w:numPr>
+        <w:rPr>
+          <w:b/>
+          <w:bCs/>
+        </w:rPr>
+      </w:pPr>
+      <w:r>
+        <w:rPr>
+          <w:b/>
+          <w:bCs/>
+        </w:rPr>
+        <w:t>Role-based access for Admin, Seller, and Customer</w:t>
+      </w:r>
+    </w:p>
+    <w:p>
+      <w:pPr>
+        <w:numPr>
+          <w:ilvl w:val="0"/>
+          <w:numId w:val="7"/>
+        </w:numPr>
+        <w:rPr>
+          <w:b/>
+          <w:bCs/>
+        </w:rPr>
+      </w:pPr>
+      <w:r>
+        <w:rPr>
+          <w:b/>
+          <w:bCs/>
+        </w:rPr>
+        <w:t>Product and stock management</w:t>
+      </w:r>
+    </w:p>
+    <w:p>
+      <w:pPr>
+        <w:numPr>
+          <w:ilvl w:val="0"/>
+          <w:numId w:val="7"/>
+        </w:numPr>
+        <w:rPr>
+          <w:b/>
+          <w:bCs/>
+        </w:rPr>
+      </w:pPr>
+      <w:r>
+        <w:rPr>
+          <w:b/>
+          <w:bCs/>
+        </w:rPr>
+        <w:t>Shopping cart functionality</w:t>
+      </w:r>
+    </w:p>
+    <w:p>
+      <w:pPr>
+        <w:numPr>
+          <w:ilvl w:val="0"/>
+          <w:numId w:val="7"/>
+        </w:numPr>
+        <w:rPr>
+          <w:b/>
+          <w:bCs/>
+        </w:rPr>
+      </w:pPr>
+      <w:r>
+        <w:rPr>
+          <w:b/>
+          <w:bCs/>
+        </w:rPr>
+        <w:t>Order placement and order history</w:t>
+      </w:r>
+    </w:p>
+    <w:p>
+      <w:pPr>
+        <w:numPr>
+          <w:ilvl w:val="0"/>
+          <w:numId w:val="7"/>
+        </w:numPr>
+        <w:rPr>
+          <w:b/>
+          <w:bCs/>
+        </w:rPr>
+      </w:pPr>
+      <w:r>
+        <w:rPr>
+          <w:b/>
+          <w:bCs/>
+        </w:rPr>
+        <w:t>Billing and sales report generation</w:t>
+      </w:r>
+    </w:p>
+    <w:p>
+      <w:pPr>
+        <w:numPr>
+          <w:ilvl w:val="0"/>
+          <w:numId w:val="7"/>
+        </w:numPr>
+        <w:rPr>
+          <w:b/>
+          <w:bCs/>
+        </w:rPr>
+      </w:pPr>
+      <w:r>
+        <w:rPr>
+          <w:b/>
+          <w:bCs/>
+        </w:rPr>
+        <w:t>Practical use of Python data structures</w:t>
+      </w:r>
+    </w:p>
+    <w:p>
+      <w:pPr>
+        <w:numPr>
+          <w:ilvl w:val="0"/>
+          <w:numId w:val="7"/>
+        </w:numPr>
+        <w:rPr>
+          <w:b/>
+          <w:bCs/>
+        </w:rPr>
+      </w:pPr>
+      <w:r>
+        <w:rPr>
+          <w:b/>
+          <w:bCs/>
+        </w:rPr>
+        <w:t>Functional programming concepts</w:t>
+      </w:r>
+    </w:p>
+    <w:p>
+      <w:pPr>
+        <w:numPr>
+          <w:ilvl w:val="0"/>
+          <w:numId w:val="7"/>
+        </w:numPr>
+        <w:rPr>
+          <w:b/>
+          <w:bCs/>
+        </w:rPr>
+      </w:pPr>
+      <w:r>
+        <w:rPr>
+          <w:b/>
+          <w:bCs/>
+        </w:rPr>
+        <w:lastRenderedPageBreak/>
+        <w:t>Iterators, generators, decorators, and closures</w:t>
       </w:r>
     </w:p>
     <w:p>
@@ -129,12 +422,69 @@
     </w:p>
     <w:p>
       <w:pPr>
-        <w:numPr>
-          <w:ilvl w:val="0"/>
-          <w:numId w:val="1"/>
-        </w:numPr>
-      </w:pPr>
-      <w:r>
+        <w:rPr>
+          <w:b/>
+          <w:bCs/>
+        </w:rPr>
+      </w:pPr>
+      <w:r>
+        <w:rPr>
+          <w:b/>
+          <w:bCs/>
+        </w:rPr>
+        <w:t>The Admin Portal provides administrative control over the shopping system.</w:t>
+      </w:r>
+    </w:p>
+    <w:p>
+      <w:pPr>
+        <w:rPr>
+          <w:b/>
+          <w:bCs/>
+        </w:rPr>
+      </w:pPr>
+      <w:r>
+        <w:rPr>
+          <w:b/>
+          <w:bCs/>
+        </w:rPr>
+        <w:t>Features include:</w:t>
+      </w:r>
+    </w:p>
+    <w:p>
+      <w:pPr>
+        <w:numPr>
+          <w:ilvl w:val="0"/>
+          <w:numId w:val="8"/>
+        </w:numPr>
+        <w:rPr>
+          <w:b/>
+          <w:bCs/>
+        </w:rPr>
+      </w:pPr>
+      <w:r>
+        <w:rPr>
+          <w:b/>
+          <w:bCs/>
+        </w:rPr>
+        <w:t>Secure admin login</w:t>
+      </w:r>
+    </w:p>
+    <w:p>
+      <w:pPr>
+        <w:numPr>
+          <w:ilvl w:val="0"/>
+          <w:numId w:val="8"/>
+        </w:numPr>
+        <w:rPr>
+          <w:b/>
+          <w:bCs/>
+        </w:rPr>
+      </w:pPr>
+      <w:r>
+        <w:rPr>
+          <w:b/>
+          <w:bCs/>
+        </w:rPr>
         <w:t>Add and remove sellers</w:t>
       </w:r>
     </w:p>
@@ -142,10 +492,18 @@
       <w:pPr>
         <w:numPr>
           <w:ilvl w:val="0"/>
-          <w:numId w:val="1"/>
-        </w:numPr>
-      </w:pPr>
-      <w:r>
+          <w:numId w:val="8"/>
+        </w:numPr>
+        <w:rPr>
+          <w:b/>
+          <w:bCs/>
+        </w:rPr>
+      </w:pPr>
+      <w:r>
+        <w:rPr>
+          <w:b/>
+          <w:bCs/>
+        </w:rPr>
         <w:t>View all sellers</w:t>
       </w:r>
     </w:p>
@@ -153,10 +511,18 @@
       <w:pPr>
         <w:numPr>
           <w:ilvl w:val="0"/>
-          <w:numId w:val="1"/>
-        </w:numPr>
-      </w:pPr>
-      <w:r>
+          <w:numId w:val="8"/>
+        </w:numPr>
+        <w:rPr>
+          <w:b/>
+          <w:bCs/>
+        </w:rPr>
+      </w:pPr>
+      <w:r>
+        <w:rPr>
+          <w:b/>
+          <w:bCs/>
+        </w:rPr>
         <w:t>View all customers</w:t>
       </w:r>
     </w:p>
@@ -164,10 +530,18 @@
       <w:pPr>
         <w:numPr>
           <w:ilvl w:val="0"/>
-          <w:numId w:val="1"/>
-        </w:numPr>
-      </w:pPr>
-      <w:r>
+          <w:numId w:val="8"/>
+        </w:numPr>
+        <w:rPr>
+          <w:b/>
+          <w:bCs/>
+        </w:rPr>
+      </w:pPr>
+      <w:r>
+        <w:rPr>
+          <w:b/>
+          <w:bCs/>
+        </w:rPr>
         <w:t>View all products</w:t>
       </w:r>
     </w:p>
@@ -175,10 +549,18 @@
       <w:pPr>
         <w:numPr>
           <w:ilvl w:val="0"/>
-          <w:numId w:val="1"/>
-        </w:numPr>
-      </w:pPr>
-      <w:r>
+          <w:numId w:val="8"/>
+        </w:numPr>
+        <w:rPr>
+          <w:b/>
+          <w:bCs/>
+        </w:rPr>
+      </w:pPr>
+      <w:r>
+        <w:rPr>
+          <w:b/>
+          <w:bCs/>
+        </w:rPr>
         <w:t>View all orders</w:t>
       </w:r>
     </w:p>
@@ -186,10 +568,18 @@
       <w:pPr>
         <w:numPr>
           <w:ilvl w:val="0"/>
-          <w:numId w:val="1"/>
-        </w:numPr>
-      </w:pPr>
-      <w:r>
+          <w:numId w:val="8"/>
+        </w:numPr>
+        <w:rPr>
+          <w:b/>
+          <w:bCs/>
+        </w:rPr>
+      </w:pPr>
+      <w:r>
+        <w:rPr>
+          <w:b/>
+          <w:bCs/>
+        </w:rPr>
         <w:t>Generate sales reports</w:t>
       </w:r>
     </w:p>
@@ -197,10 +587,18 @@
       <w:pPr>
         <w:numPr>
           <w:ilvl w:val="0"/>
-          <w:numId w:val="1"/>
-        </w:numPr>
-      </w:pPr>
-      <w:r>
+          <w:numId w:val="8"/>
+        </w:numPr>
+        <w:rPr>
+          <w:b/>
+          <w:bCs/>
+        </w:rPr>
+      </w:pPr>
+      <w:r>
+        <w:rPr>
+          <w:b/>
+          <w:bCs/>
+        </w:rPr>
         <w:t>Search products</w:t>
       </w:r>
     </w:p>
@@ -208,10 +606,18 @@
       <w:pPr>
         <w:numPr>
           <w:ilvl w:val="0"/>
-          <w:numId w:val="1"/>
-        </w:numPr>
-      </w:pPr>
-      <w:r>
+          <w:numId w:val="8"/>
+        </w:numPr>
+        <w:rPr>
+          <w:b/>
+          <w:bCs/>
+        </w:rPr>
+      </w:pPr>
+      <w:r>
+        <w:rPr>
+          <w:b/>
+          <w:bCs/>
+        </w:rPr>
         <w:t>Display system statistics</w:t>
       </w:r>
     </w:p>
@@ -219,10 +625,18 @@
       <w:pPr>
         <w:numPr>
           <w:ilvl w:val="0"/>
-          <w:numId w:val="1"/>
-        </w:numPr>
-      </w:pPr>
-      <w:r>
+          <w:numId w:val="8"/>
+        </w:numPr>
+        <w:rPr>
+          <w:b/>
+          <w:bCs/>
+        </w:rPr>
+      </w:pPr>
+      <w:r>
+        <w:rPr>
+          <w:b/>
+          <w:bCs/>
+        </w:rPr>
         <w:t>Exit</w:t>
       </w:r>
     </w:p>
@@ -243,12 +657,88 @@
     </w:p>
     <w:p>
       <w:pPr>
-        <w:numPr>
-          <w:ilvl w:val="0"/>
-          <w:numId w:val="2"/>
-        </w:numPr>
-      </w:pPr>
-      <w:r>
+        <w:rPr>
+          <w:b/>
+          <w:bCs/>
+        </w:rPr>
+      </w:pPr>
+      <w:r>
+        <w:rPr>
+          <w:b/>
+          <w:bCs/>
+        </w:rPr>
+        <w:t>The Seller Portal allows registered sellers to manage their products and sales operations.</w:t>
+      </w:r>
+    </w:p>
+    <w:p>
+      <w:pPr>
+        <w:rPr>
+          <w:b/>
+          <w:bCs/>
+        </w:rPr>
+      </w:pPr>
+      <w:r>
+        <w:rPr>
+          <w:b/>
+          <w:bCs/>
+        </w:rPr>
+        <w:t>Features include:</w:t>
+      </w:r>
+    </w:p>
+    <w:p>
+      <w:pPr>
+        <w:numPr>
+          <w:ilvl w:val="0"/>
+          <w:numId w:val="9"/>
+        </w:numPr>
+        <w:rPr>
+          <w:b/>
+          <w:bCs/>
+        </w:rPr>
+      </w:pPr>
+      <w:r>
+        <w:rPr>
+          <w:b/>
+          <w:bCs/>
+        </w:rPr>
+        <w:t>Seller registration and login</w:t>
+      </w:r>
+    </w:p>
+    <w:p>
+      <w:pPr>
+        <w:numPr>
+          <w:ilvl w:val="0"/>
+          <w:numId w:val="9"/>
+        </w:numPr>
+        <w:rPr>
+          <w:b/>
+          <w:bCs/>
+        </w:rPr>
+      </w:pPr>
+      <w:r>
+        <w:rPr>
+          <w:b/>
+          <w:bCs/>
+        </w:rPr>
+        <w:t>Secure password authentication</w:t>
+      </w:r>
+    </w:p>
+    <w:p>
+      <w:pPr>
+        <w:numPr>
+          <w:ilvl w:val="0"/>
+          <w:numId w:val="9"/>
+        </w:numPr>
+        <w:rPr>
+          <w:b/>
+          <w:bCs/>
+        </w:rPr>
+      </w:pPr>
+      <w:r>
+        <w:rPr>
+          <w:b/>
+          <w:bCs/>
+        </w:rPr>
         <w:t>Add new products</w:t>
       </w:r>
     </w:p>
@@ -256,10 +746,18 @@
       <w:pPr>
         <w:numPr>
           <w:ilvl w:val="0"/>
-          <w:numId w:val="2"/>
-        </w:numPr>
-      </w:pPr>
-      <w:r>
+          <w:numId w:val="9"/>
+        </w:numPr>
+        <w:rPr>
+          <w:b/>
+          <w:bCs/>
+        </w:rPr>
+      </w:pPr>
+      <w:r>
+        <w:rPr>
+          <w:b/>
+          <w:bCs/>
+        </w:rPr>
         <w:t>Update product details</w:t>
       </w:r>
     </w:p>
@@ -267,10 +765,18 @@
       <w:pPr>
         <w:numPr>
           <w:ilvl w:val="0"/>
-          <w:numId w:val="2"/>
-        </w:numPr>
-      </w:pPr>
-      <w:r>
+          <w:numId w:val="9"/>
+        </w:numPr>
+        <w:rPr>
+          <w:b/>
+          <w:bCs/>
+        </w:rPr>
+      </w:pPr>
+      <w:r>
+        <w:rPr>
+          <w:b/>
+          <w:bCs/>
+        </w:rPr>
         <w:t>Delete products</w:t>
       </w:r>
     </w:p>
@@ -278,55 +784,95 @@
       <w:pPr>
         <w:numPr>
           <w:ilvl w:val="0"/>
-          <w:numId w:val="2"/>
-        </w:numPr>
-      </w:pPr>
-      <w:r>
+          <w:numId w:val="9"/>
+        </w:numPr>
+        <w:rPr>
+          <w:b/>
+          <w:bCs/>
+        </w:rPr>
+      </w:pPr>
+      <w:r>
+        <w:rPr>
+          <w:b/>
+          <w:bCs/>
+        </w:rPr>
+        <w:t>Manage product stock</w:t>
+      </w:r>
+    </w:p>
+    <w:p>
+      <w:pPr>
+        <w:numPr>
+          <w:ilvl w:val="0"/>
+          <w:numId w:val="9"/>
+        </w:numPr>
+        <w:rPr>
+          <w:b/>
+          <w:bCs/>
+        </w:rPr>
+      </w:pPr>
+      <w:r>
+        <w:rPr>
+          <w:b/>
+          <w:bCs/>
+        </w:rPr>
+        <w:t>View available products</w:t>
+      </w:r>
+    </w:p>
+    <w:p>
+      <w:pPr>
+        <w:numPr>
+          <w:ilvl w:val="0"/>
+          <w:numId w:val="9"/>
+        </w:numPr>
+        <w:rPr>
+          <w:b/>
+          <w:bCs/>
+        </w:rPr>
+      </w:pPr>
+      <w:r>
+        <w:rPr>
+          <w:b/>
+          <w:bCs/>
+        </w:rPr>
+        <w:t>View received orders</w:t>
+      </w:r>
+    </w:p>
+    <w:p>
+      <w:pPr>
+        <w:numPr>
+          <w:ilvl w:val="0"/>
+          <w:numId w:val="9"/>
+        </w:numPr>
+        <w:rPr>
+          <w:b/>
+          <w:bCs/>
+        </w:rPr>
+      </w:pPr>
+      <w:r>
+        <w:rPr>
+          <w:b/>
+          <w:bCs/>
+        </w:rPr>
+        <w:t>View sales summary</w:t>
+      </w:r>
+    </w:p>
+    <w:p>
+      <w:pPr>
+        <w:numPr>
+          <w:ilvl w:val="0"/>
+          <w:numId w:val="9"/>
+        </w:numPr>
+        <w:rPr>
+          <w:b/>
+          <w:bCs/>
+        </w:rPr>
+      </w:pPr>
+      <w:r>
+        <w:rPr>
+          <w:b/>
+          <w:bCs/>
+        </w:rPr>
         <w:lastRenderedPageBreak/>
-        <w:t>Manage product stock</w:t>
-      </w:r>
-    </w:p>
-    <w:p>
-      <w:pPr>
-        <w:numPr>
-          <w:ilvl w:val="0"/>
-          <w:numId w:val="2"/>
-        </w:numPr>
-      </w:pPr>
-      <w:r>
-        <w:t>View available products</w:t>
-      </w:r>
-    </w:p>
-    <w:p>
-      <w:pPr>
-        <w:numPr>
-          <w:ilvl w:val="0"/>
-          <w:numId w:val="2"/>
-        </w:numPr>
-      </w:pPr>
-      <w:r>
-        <w:t>View received orders</w:t>
-      </w:r>
-    </w:p>
-    <w:p>
-      <w:pPr>
-        <w:numPr>
-          <w:ilvl w:val="0"/>
-          <w:numId w:val="2"/>
-        </w:numPr>
-      </w:pPr>
-      <w:r>
-        <w:t>View sales summary</w:t>
-      </w:r>
-    </w:p>
-    <w:p>
-      <w:pPr>
-        <w:numPr>
-          <w:ilvl w:val="0"/>
-          <w:numId w:val="2"/>
-        </w:numPr>
-      </w:pPr>
-      <w:r>
         <w:t>Exit</w:t>
       </w:r>
     </w:p>
@@ -347,23 +893,116 @@
     </w:p>
     <w:p>
       <w:pPr>
-        <w:numPr>
-          <w:ilvl w:val="0"/>
-          <w:numId w:val="3"/>
-        </w:numPr>
-      </w:pPr>
-      <w:r>
-        <w:t>Register and login</w:t>
-      </w:r>
-    </w:p>
-    <w:p>
-      <w:pPr>
-        <w:numPr>
-          <w:ilvl w:val="0"/>
-          <w:numId w:val="3"/>
-        </w:numPr>
-      </w:pPr>
-      <w:r>
+        <w:rPr>
+          <w:b/>
+          <w:bCs/>
+        </w:rPr>
+      </w:pPr>
+      <w:r>
+        <w:rPr>
+          <w:b/>
+          <w:bCs/>
+        </w:rPr>
+        <w:t>The Customer Portal allows customers to register, authenticate, browse products, manage shopping carts, and place orders.</w:t>
+      </w:r>
+    </w:p>
+    <w:p>
+      <w:pPr>
+        <w:rPr>
+          <w:b/>
+          <w:bCs/>
+        </w:rPr>
+      </w:pPr>
+      <w:r>
+        <w:rPr>
+          <w:b/>
+          <w:bCs/>
+        </w:rPr>
+        <w:t>Features include:</w:t>
+      </w:r>
+    </w:p>
+    <w:p>
+      <w:pPr>
+        <w:numPr>
+          <w:ilvl w:val="0"/>
+          <w:numId w:val="10"/>
+        </w:numPr>
+        <w:rPr>
+          <w:b/>
+          <w:bCs/>
+        </w:rPr>
+      </w:pPr>
+      <w:r>
+        <w:rPr>
+          <w:b/>
+          <w:bCs/>
+        </w:rPr>
+        <w:t>Customer registration</w:t>
+      </w:r>
+    </w:p>
+    <w:p>
+      <w:pPr>
+        <w:numPr>
+          <w:ilvl w:val="0"/>
+          <w:numId w:val="10"/>
+        </w:numPr>
+        <w:rPr>
+          <w:b/>
+          <w:bCs/>
+        </w:rPr>
+      </w:pPr>
+      <w:r>
+        <w:rPr>
+          <w:b/>
+          <w:bCs/>
+        </w:rPr>
+        <w:t>Customer login</w:t>
+      </w:r>
+    </w:p>
+    <w:p>
+      <w:pPr>
+        <w:numPr>
+          <w:ilvl w:val="0"/>
+          <w:numId w:val="10"/>
+        </w:numPr>
+        <w:rPr>
+          <w:b/>
+          <w:bCs/>
+        </w:rPr>
+      </w:pPr>
+      <w:r>
+        <w:rPr>
+          <w:b/>
+          <w:bCs/>
+        </w:rPr>
+        <w:t xml:space="preserve">Password authentication using </w:t>
+      </w:r>
+      <w:proofErr w:type="spellStart"/>
+      <w:r>
+        <w:rPr>
+          <w:b/>
+          <w:bCs/>
+        </w:rPr>
+        <w:t>hashlib</w:t>
+      </w:r>
+      <w:proofErr w:type="spellEnd"/>
+    </w:p>
+    <w:p>
+      <w:pPr>
+        <w:numPr>
+          <w:ilvl w:val="0"/>
+          <w:numId w:val="10"/>
+        </w:numPr>
+        <w:rPr>
+          <w:b/>
+          <w:bCs/>
+        </w:rPr>
+      </w:pPr>
+      <w:r>
+        <w:rPr>
+          <w:b/>
+          <w:bCs/>
+        </w:rPr>
         <w:t>Browse available products</w:t>
       </w:r>
     </w:p>
@@ -371,10 +1010,18 @@
       <w:pPr>
         <w:numPr>
           <w:ilvl w:val="0"/>
-          <w:numId w:val="3"/>
-        </w:numPr>
-      </w:pPr>
-      <w:r>
+          <w:numId w:val="10"/>
+        </w:numPr>
+        <w:rPr>
+          <w:b/>
+          <w:bCs/>
+        </w:rPr>
+      </w:pPr>
+      <w:r>
+        <w:rPr>
+          <w:b/>
+          <w:bCs/>
+        </w:rPr>
         <w:t>Search products</w:t>
       </w:r>
     </w:p>
@@ -382,10 +1029,18 @@
       <w:pPr>
         <w:numPr>
           <w:ilvl w:val="0"/>
-          <w:numId w:val="3"/>
-        </w:numPr>
-      </w:pPr>
-      <w:r>
+          <w:numId w:val="10"/>
+        </w:numPr>
+        <w:rPr>
+          <w:b/>
+          <w:bCs/>
+        </w:rPr>
+      </w:pPr>
+      <w:r>
+        <w:rPr>
+          <w:b/>
+          <w:bCs/>
+        </w:rPr>
         <w:t>Filter products by category</w:t>
       </w:r>
     </w:p>
@@ -393,10 +1048,18 @@
       <w:pPr>
         <w:numPr>
           <w:ilvl w:val="0"/>
-          <w:numId w:val="3"/>
-        </w:numPr>
-      </w:pPr>
-      <w:r>
+          <w:numId w:val="10"/>
+        </w:numPr>
+        <w:rPr>
+          <w:b/>
+          <w:bCs/>
+        </w:rPr>
+      </w:pPr>
+      <w:r>
+        <w:rPr>
+          <w:b/>
+          <w:bCs/>
+        </w:rPr>
         <w:t>Add items to shopping cart</w:t>
       </w:r>
     </w:p>
@@ -404,10 +1067,18 @@
       <w:pPr>
         <w:numPr>
           <w:ilvl w:val="0"/>
-          <w:numId w:val="3"/>
-        </w:numPr>
-      </w:pPr>
-      <w:r>
+          <w:numId w:val="10"/>
+        </w:numPr>
+        <w:rPr>
+          <w:b/>
+          <w:bCs/>
+        </w:rPr>
+      </w:pPr>
+      <w:r>
+        <w:rPr>
+          <w:b/>
+          <w:bCs/>
+        </w:rPr>
         <w:t>Remove items from cart</w:t>
       </w:r>
     </w:p>
@@ -415,10 +1086,37 @@
       <w:pPr>
         <w:numPr>
           <w:ilvl w:val="0"/>
-          <w:numId w:val="3"/>
-        </w:numPr>
-      </w:pPr>
-      <w:r>
+          <w:numId w:val="10"/>
+        </w:numPr>
+        <w:rPr>
+          <w:b/>
+          <w:bCs/>
+        </w:rPr>
+      </w:pPr>
+      <w:r>
+        <w:rPr>
+          <w:b/>
+          <w:bCs/>
+        </w:rPr>
+        <w:t>View shopping cart</w:t>
+      </w:r>
+    </w:p>
+    <w:p>
+      <w:pPr>
+        <w:numPr>
+          <w:ilvl w:val="0"/>
+          <w:numId w:val="10"/>
+        </w:numPr>
+        <w:rPr>
+          <w:b/>
+          <w:bCs/>
+        </w:rPr>
+      </w:pPr>
+      <w:r>
+        <w:rPr>
+          <w:b/>
+          <w:bCs/>
+        </w:rPr>
         <w:t>Place orders</w:t>
       </w:r>
     </w:p>
@@ -426,10 +1124,18 @@
       <w:pPr>
         <w:numPr>
           <w:ilvl w:val="0"/>
-          <w:numId w:val="3"/>
-        </w:numPr>
-      </w:pPr>
-      <w:r>
+          <w:numId w:val="10"/>
+        </w:numPr>
+        <w:rPr>
+          <w:b/>
+          <w:bCs/>
+        </w:rPr>
+      </w:pPr>
+      <w:r>
+        <w:rPr>
+          <w:b/>
+          <w:bCs/>
+        </w:rPr>
         <w:t>View order history</w:t>
       </w:r>
     </w:p>
@@ -437,10 +1143,18 @@
       <w:pPr>
         <w:numPr>
           <w:ilvl w:val="0"/>
-          <w:numId w:val="3"/>
-        </w:numPr>
-      </w:pPr>
-      <w:r>
+          <w:numId w:val="10"/>
+        </w:numPr>
+        <w:rPr>
+          <w:b/>
+          <w:bCs/>
+        </w:rPr>
+      </w:pPr>
+      <w:r>
+        <w:rPr>
+          <w:b/>
+          <w:bCs/>
+        </w:rPr>
         <w:t>Generate bill</w:t>
       </w:r>
     </w:p>
@@ -448,10 +1162,18 @@
       <w:pPr>
         <w:numPr>
           <w:ilvl w:val="0"/>
-          <w:numId w:val="3"/>
-        </w:numPr>
-      </w:pPr>
-      <w:r>
+          <w:numId w:val="10"/>
+        </w:numPr>
+        <w:rPr>
+          <w:b/>
+          <w:bCs/>
+        </w:rPr>
+      </w:pPr>
+      <w:r>
+        <w:rPr>
+          <w:b/>
+          <w:bCs/>
+        </w:rPr>
         <w:t>Exit</w:t>
       </w:r>
     </w:p>
@@ -467,17 +1189,462 @@
           <w:b/>
           <w:bCs/>
         </w:rPr>
-        <w:t>4. Python Concepts Used</w:t>
-      </w:r>
-    </w:p>
-    <w:p>
-      <w:pPr>
-        <w:numPr>
-          <w:ilvl w:val="0"/>
-          <w:numId w:val="4"/>
-        </w:numPr>
-      </w:pPr>
-      <w:r>
+        <w:t>4. Authentication and Security</w:t>
+      </w:r>
+    </w:p>
+    <w:p>
+      <w:pPr>
+        <w:rPr>
+          <w:b/>
+          <w:bCs/>
+        </w:rPr>
+      </w:pPr>
+      <w:r>
+        <w:rPr>
+          <w:b/>
+          <w:bCs/>
+        </w:rPr>
+        <w:t>The system implements user authentication for different user roles.</w:t>
+      </w:r>
+    </w:p>
+    <w:p>
+      <w:pPr>
+        <w:rPr>
+          <w:b/>
+          <w:bCs/>
+        </w:rPr>
+      </w:pPr>
+      <w:r>
+        <w:rPr>
+          <w:b/>
+          <w:bCs/>
+        </w:rPr>
+        <w:t>The authentication process includes:</w:t>
+      </w:r>
+    </w:p>
+    <w:p>
+      <w:pPr>
+        <w:numPr>
+          <w:ilvl w:val="0"/>
+          <w:numId w:val="11"/>
+        </w:numPr>
+        <w:rPr>
+          <w:b/>
+          <w:bCs/>
+        </w:rPr>
+      </w:pPr>
+      <w:r>
+        <w:rPr>
+          <w:b/>
+          <w:bCs/>
+        </w:rPr>
+        <w:t>User registration</w:t>
+      </w:r>
+    </w:p>
+    <w:p>
+      <w:pPr>
+        <w:numPr>
+          <w:ilvl w:val="0"/>
+          <w:numId w:val="11"/>
+        </w:numPr>
+        <w:rPr>
+          <w:b/>
+          <w:bCs/>
+        </w:rPr>
+      </w:pPr>
+      <w:r>
+        <w:rPr>
+          <w:b/>
+          <w:bCs/>
+        </w:rPr>
+        <w:t>Unique email or username validation</w:t>
+      </w:r>
+    </w:p>
+    <w:p>
+      <w:pPr>
+        <w:numPr>
+          <w:ilvl w:val="0"/>
+          <w:numId w:val="11"/>
+        </w:numPr>
+        <w:rPr>
+          <w:b/>
+          <w:bCs/>
+        </w:rPr>
+      </w:pPr>
+      <w:r>
+        <w:rPr>
+          <w:b/>
+          <w:bCs/>
+        </w:rPr>
+        <w:t>Password input</w:t>
+      </w:r>
+    </w:p>
+    <w:p>
+      <w:pPr>
+        <w:numPr>
+          <w:ilvl w:val="0"/>
+          <w:numId w:val="11"/>
+        </w:numPr>
+        <w:rPr>
+          <w:b/>
+          <w:bCs/>
+        </w:rPr>
+      </w:pPr>
+      <w:r>
+        <w:rPr>
+          <w:b/>
+          <w:bCs/>
+        </w:rPr>
+        <w:t xml:space="preserve">Password hashing using the </w:t>
+      </w:r>
+      <w:proofErr w:type="spellStart"/>
+      <w:r>
+        <w:rPr>
+          <w:b/>
+          <w:bCs/>
+        </w:rPr>
+        <w:t>hashlib</w:t>
+      </w:r>
+      <w:proofErr w:type="spellEnd"/>
+      <w:r>
+        <w:rPr>
+          <w:b/>
+          <w:bCs/>
+        </w:rPr>
+        <w:t xml:space="preserve"> module</w:t>
+      </w:r>
+    </w:p>
+    <w:p>
+      <w:pPr>
+        <w:numPr>
+          <w:ilvl w:val="0"/>
+          <w:numId w:val="11"/>
+        </w:numPr>
+        <w:rPr>
+          <w:b/>
+          <w:bCs/>
+        </w:rPr>
+      </w:pPr>
+      <w:r>
+        <w:rPr>
+          <w:b/>
+          <w:bCs/>
+        </w:rPr>
+        <w:t>Storage of hashed passwords instead of plain-text passwords</w:t>
+      </w:r>
+    </w:p>
+    <w:p>
+      <w:pPr>
+        <w:numPr>
+          <w:ilvl w:val="0"/>
+          <w:numId w:val="11"/>
+        </w:numPr>
+        <w:rPr>
+          <w:b/>
+          <w:bCs/>
+        </w:rPr>
+      </w:pPr>
+      <w:r>
+        <w:rPr>
+          <w:b/>
+          <w:bCs/>
+        </w:rPr>
+        <w:t>Login credential verification</w:t>
+      </w:r>
+    </w:p>
+    <w:p>
+      <w:pPr>
+        <w:numPr>
+          <w:ilvl w:val="0"/>
+          <w:numId w:val="11"/>
+        </w:numPr>
+        <w:rPr>
+          <w:b/>
+          <w:bCs/>
+        </w:rPr>
+      </w:pPr>
+      <w:r>
+        <w:rPr>
+          <w:b/>
+          <w:bCs/>
+        </w:rPr>
+        <w:t>Role-based portal access</w:t>
+      </w:r>
+    </w:p>
+    <w:p>
+      <w:pPr>
+        <w:numPr>
+          <w:ilvl w:val="0"/>
+          <w:numId w:val="11"/>
+        </w:numPr>
+        <w:rPr>
+          <w:b/>
+          <w:bCs/>
+        </w:rPr>
+      </w:pPr>
+      <w:r>
+        <w:rPr>
+          <w:b/>
+          <w:bCs/>
+        </w:rPr>
+        <w:lastRenderedPageBreak/>
+        <w:t>Prevention of unauthorized access</w:t>
+      </w:r>
+    </w:p>
+    <w:p>
+      <w:pPr>
+        <w:rPr>
+          <w:b/>
+          <w:bCs/>
+        </w:rPr>
+      </w:pPr>
+      <w:r>
+        <w:rPr>
+          <w:b/>
+          <w:bCs/>
+        </w:rPr>
+        <w:t>During registration, the entered password is converted into a hash value before being stored in a CSV file. During login, the entered password is hashed again and compared with the stored password hash.</w:t>
+      </w:r>
+    </w:p>
+    <w:p>
+      <w:pPr>
+        <w:rPr>
+          <w:b/>
+          <w:bCs/>
+        </w:rPr>
+      </w:pPr>
+      <w:r>
+        <w:rPr>
+          <w:b/>
+          <w:bCs/>
+        </w:rPr>
+        <w:t>5. File Handling and Data Storage</w:t>
+      </w:r>
+    </w:p>
+    <w:p>
+      <w:pPr>
+        <w:rPr>
+          <w:b/>
+          <w:bCs/>
+        </w:rPr>
+      </w:pPr>
+      <w:r>
+        <w:rPr>
+          <w:b/>
+          <w:bCs/>
+        </w:rPr>
+        <w:t>The project uses CSV files for persistent data storage instead of a database.</w:t>
+      </w:r>
+    </w:p>
+    <w:p>
+      <w:pPr>
+        <w:rPr>
+          <w:b/>
+          <w:bCs/>
+        </w:rPr>
+      </w:pPr>
+      <w:r>
+        <w:rPr>
+          <w:b/>
+          <w:bCs/>
+        </w:rPr>
+        <w:t>The following CSV files may be used:</w:t>
+      </w:r>
+    </w:p>
+    <w:p>
+      <w:pPr>
+        <w:numPr>
+          <w:ilvl w:val="0"/>
+          <w:numId w:val="12"/>
+        </w:numPr>
+        <w:rPr>
+          <w:b/>
+          <w:bCs/>
+        </w:rPr>
+      </w:pPr>
+      <w:r>
+        <w:rPr>
+          <w:b/>
+          <w:bCs/>
+        </w:rPr>
+        <w:t>users.csv — stores common user authentication information</w:t>
+      </w:r>
+    </w:p>
+    <w:p>
+      <w:pPr>
+        <w:numPr>
+          <w:ilvl w:val="0"/>
+          <w:numId w:val="12"/>
+        </w:numPr>
+        <w:rPr>
+          <w:b/>
+          <w:bCs/>
+        </w:rPr>
+      </w:pPr>
+      <w:r>
+        <w:rPr>
+          <w:b/>
+          <w:bCs/>
+        </w:rPr>
+        <w:t>sellers.csv — stores seller details</w:t>
+      </w:r>
+    </w:p>
+    <w:p>
+      <w:pPr>
+        <w:numPr>
+          <w:ilvl w:val="0"/>
+          <w:numId w:val="12"/>
+        </w:numPr>
+        <w:rPr>
+          <w:b/>
+          <w:bCs/>
+        </w:rPr>
+      </w:pPr>
+      <w:r>
+        <w:rPr>
+          <w:b/>
+          <w:bCs/>
+        </w:rPr>
+        <w:t>customers.csv — stores customer details</w:t>
+      </w:r>
+    </w:p>
+    <w:p>
+      <w:pPr>
+        <w:numPr>
+          <w:ilvl w:val="0"/>
+          <w:numId w:val="12"/>
+        </w:numPr>
+        <w:rPr>
+          <w:b/>
+          <w:bCs/>
+        </w:rPr>
+      </w:pPr>
+      <w:r>
+        <w:rPr>
+          <w:b/>
+          <w:bCs/>
+        </w:rPr>
+        <w:t>products.csv — stores product information</w:t>
+      </w:r>
+    </w:p>
+    <w:p>
+      <w:pPr>
+        <w:numPr>
+          <w:ilvl w:val="0"/>
+          <w:numId w:val="12"/>
+        </w:numPr>
+        <w:rPr>
+          <w:b/>
+          <w:bCs/>
+        </w:rPr>
+      </w:pPr>
+      <w:r>
+        <w:rPr>
+          <w:b/>
+          <w:bCs/>
+        </w:rPr>
+        <w:t>orders.csv — stores order details</w:t>
+      </w:r>
+    </w:p>
+    <w:p>
+      <w:pPr>
+        <w:numPr>
+          <w:ilvl w:val="0"/>
+          <w:numId w:val="12"/>
+        </w:numPr>
+        <w:rPr>
+          <w:b/>
+          <w:bCs/>
+        </w:rPr>
+      </w:pPr>
+      <w:r>
+        <w:rPr>
+          <w:b/>
+          <w:bCs/>
+        </w:rPr>
+        <w:t>order_items.csv — stores individual products included in orders</w:t>
+      </w:r>
+    </w:p>
+    <w:p>
+      <w:pPr>
+        <w:numPr>
+          <w:ilvl w:val="0"/>
+          <w:numId w:val="12"/>
+        </w:numPr>
+        <w:rPr>
+          <w:b/>
+          <w:bCs/>
+        </w:rPr>
+      </w:pPr>
+      <w:r>
+        <w:rPr>
+          <w:b/>
+          <w:bCs/>
+        </w:rPr>
+        <w:t>login_attempts.csv — stores login activity if required</w:t>
+      </w:r>
+    </w:p>
+    <w:p>
+      <w:pPr>
+        <w:rPr>
+          <w:b/>
+          <w:bCs/>
+        </w:rPr>
+      </w:pPr>
+      <w:r>
+        <w:rPr>
+          <w:b/>
+          <w:bCs/>
+        </w:rPr>
+        <w:t>Python’s built-in csv module is used to read, write, append, search, and update records.</w:t>
+      </w:r>
+    </w:p>
+    <w:p>
+      <w:pPr>
+        <w:rPr>
+          <w:b/>
+          <w:bCs/>
+        </w:rPr>
+      </w:pPr>
+      <w:r>
+        <w:rPr>
+          <w:b/>
+          <w:bCs/>
+        </w:rPr>
+        <w:t>6. Python Concepts Used</w:t>
+      </w:r>
+    </w:p>
+    <w:p>
+      <w:pPr>
+        <w:rPr>
+          <w:b/>
+          <w:bCs/>
+        </w:rPr>
+      </w:pPr>
+      <w:r>
+        <w:rPr>
+          <w:b/>
+          <w:bCs/>
+        </w:rPr>
+        <w:t>The project demonstrates the following Core Python concepts:</w:t>
+      </w:r>
+    </w:p>
+    <w:p>
+      <w:pPr>
+        <w:numPr>
+          <w:ilvl w:val="0"/>
+          <w:numId w:val="13"/>
+        </w:numPr>
+        <w:rPr>
+          <w:b/>
+          <w:bCs/>
+        </w:rPr>
+      </w:pPr>
+      <w:r>
+        <w:rPr>
+          <w:b/>
+          <w:bCs/>
+        </w:rPr>
         <w:t>Variables and Naming Conventions</w:t>
       </w:r>
     </w:p>
@@ -485,10 +1652,18 @@
       <w:pPr>
         <w:numPr>
           <w:ilvl w:val="0"/>
-          <w:numId w:val="4"/>
-        </w:numPr>
-      </w:pPr>
-      <w:r>
+          <w:numId w:val="13"/>
+        </w:numPr>
+        <w:rPr>
+          <w:b/>
+          <w:bCs/>
+        </w:rPr>
+      </w:pPr>
+      <w:r>
+        <w:rPr>
+          <w:b/>
+          <w:bCs/>
+        </w:rPr>
         <w:t>Data Types (int, float, str, bool, None)</w:t>
       </w:r>
     </w:p>
@@ -496,10 +1671,18 @@
       <w:pPr>
         <w:numPr>
           <w:ilvl w:val="0"/>
-          <w:numId w:val="4"/>
-        </w:numPr>
-      </w:pPr>
-      <w:r>
+          <w:numId w:val="13"/>
+        </w:numPr>
+        <w:rPr>
+          <w:b/>
+          <w:bCs/>
+        </w:rPr>
+      </w:pPr>
+      <w:r>
+        <w:rPr>
+          <w:b/>
+          <w:bCs/>
+        </w:rPr>
         <w:t>Type Conversion</w:t>
       </w:r>
     </w:p>
@@ -507,10 +1690,18 @@
       <w:pPr>
         <w:numPr>
           <w:ilvl w:val="0"/>
-          <w:numId w:val="4"/>
-        </w:numPr>
-      </w:pPr>
-      <w:r>
+          <w:numId w:val="13"/>
+        </w:numPr>
+        <w:rPr>
+          <w:b/>
+          <w:bCs/>
+        </w:rPr>
+      </w:pPr>
+      <w:r>
+        <w:rPr>
+          <w:b/>
+          <w:bCs/>
+        </w:rPr>
         <w:t>Mutability and Immutability</w:t>
       </w:r>
     </w:p>
@@ -518,29 +1709,129 @@
       <w:pPr>
         <w:numPr>
           <w:ilvl w:val="0"/>
-          <w:numId w:val="4"/>
-        </w:numPr>
-      </w:pPr>
-      <w:r>
-        <w:t>Arithmetic, Comparison, Logical, Identity, and Membership Operators</w:t>
-      </w:r>
-    </w:p>
-    <w:p>
-      <w:pPr>
-        <w:numPr>
-          <w:ilvl w:val="0"/>
-          <w:numId w:val="4"/>
-        </w:numPr>
-      </w:pPr>
-      <w:r>
+          <w:numId w:val="13"/>
+        </w:numPr>
+        <w:rPr>
+          <w:b/>
+          <w:bCs/>
+        </w:rPr>
+      </w:pPr>
+      <w:r>
+        <w:rPr>
+          <w:b/>
+          <w:bCs/>
+        </w:rPr>
+        <w:t>Arithmetic Operators</w:t>
+      </w:r>
+    </w:p>
+    <w:p>
+      <w:pPr>
+        <w:numPr>
+          <w:ilvl w:val="0"/>
+          <w:numId w:val="13"/>
+        </w:numPr>
+        <w:rPr>
+          <w:b/>
+          <w:bCs/>
+        </w:rPr>
+      </w:pPr>
+      <w:r>
+        <w:rPr>
+          <w:b/>
+          <w:bCs/>
+        </w:rPr>
+        <w:t>Comparison Operators</w:t>
+      </w:r>
+    </w:p>
+    <w:p>
+      <w:pPr>
+        <w:numPr>
+          <w:ilvl w:val="0"/>
+          <w:numId w:val="13"/>
+        </w:numPr>
+        <w:rPr>
+          <w:b/>
+          <w:bCs/>
+        </w:rPr>
+      </w:pPr>
+      <w:r>
+        <w:rPr>
+          <w:b/>
+          <w:bCs/>
+        </w:rPr>
+        <w:t>Logical Operators</w:t>
+      </w:r>
+    </w:p>
+    <w:p>
+      <w:pPr>
+        <w:numPr>
+          <w:ilvl w:val="0"/>
+          <w:numId w:val="13"/>
+        </w:numPr>
+        <w:rPr>
+          <w:b/>
+          <w:bCs/>
+        </w:rPr>
+      </w:pPr>
+      <w:r>
+        <w:rPr>
+          <w:b/>
+          <w:bCs/>
+        </w:rPr>
+        <w:t>Identity Operators</w:t>
+      </w:r>
+    </w:p>
+    <w:p>
+      <w:pPr>
+        <w:numPr>
+          <w:ilvl w:val="0"/>
+          <w:numId w:val="13"/>
+        </w:numPr>
+        <w:rPr>
+          <w:b/>
+          <w:bCs/>
+        </w:rPr>
+      </w:pPr>
+      <w:r>
+        <w:rPr>
+          <w:b/>
+          <w:bCs/>
+        </w:rPr>
+        <w:t>Membership Operators</w:t>
+      </w:r>
+    </w:p>
+    <w:p>
+      <w:pPr>
+        <w:numPr>
+          <w:ilvl w:val="0"/>
+          <w:numId w:val="13"/>
+        </w:numPr>
+        <w:rPr>
+          <w:b/>
+          <w:bCs/>
+        </w:rPr>
+      </w:pPr>
+      <w:r>
+        <w:rPr>
+          <w:b/>
+          <w:bCs/>
+        </w:rPr>
         <w:t xml:space="preserve">Conditional Statements (if, </w:t>
       </w:r>
       <w:proofErr w:type="spellStart"/>
       <w:r>
+        <w:rPr>
+          <w:b/>
+          <w:bCs/>
+        </w:rPr>
         <w:t>elif</w:t>
       </w:r>
       <w:proofErr w:type="spellEnd"/>
       <w:r>
+        <w:rPr>
+          <w:b/>
+          <w:bCs/>
+        </w:rPr>
         <w:t>, else)</w:t>
       </w:r>
     </w:p>
@@ -548,10 +1839,18 @@
       <w:pPr>
         <w:numPr>
           <w:ilvl w:val="0"/>
-          <w:numId w:val="4"/>
-        </w:numPr>
-      </w:pPr>
-      <w:r>
+          <w:numId w:val="13"/>
+        </w:numPr>
+        <w:rPr>
+          <w:b/>
+          <w:bCs/>
+        </w:rPr>
+      </w:pPr>
+      <w:r>
+        <w:rPr>
+          <w:b/>
+          <w:bCs/>
+        </w:rPr>
         <w:t>Ternary Operator</w:t>
       </w:r>
     </w:p>
@@ -559,10 +1858,19 @@
       <w:pPr>
         <w:numPr>
           <w:ilvl w:val="0"/>
-          <w:numId w:val="4"/>
-        </w:numPr>
-      </w:pPr>
-      <w:r>
+          <w:numId w:val="13"/>
+        </w:numPr>
+        <w:rPr>
+          <w:b/>
+          <w:bCs/>
+        </w:rPr>
+      </w:pPr>
+      <w:r>
+        <w:rPr>
+          <w:b/>
+          <w:bCs/>
+        </w:rPr>
+        <w:lastRenderedPageBreak/>
         <w:t>for and while Loops</w:t>
       </w:r>
     </w:p>
@@ -570,15 +1878,27 @@
       <w:pPr>
         <w:numPr>
           <w:ilvl w:val="0"/>
-          <w:numId w:val="4"/>
-        </w:numPr>
+          <w:numId w:val="13"/>
+        </w:numPr>
+        <w:rPr>
+          <w:b/>
+          <w:bCs/>
+        </w:rPr>
       </w:pPr>
       <w:proofErr w:type="gramStart"/>
       <w:r>
+        <w:rPr>
+          <w:b/>
+          <w:bCs/>
+        </w:rPr>
         <w:t>range(</w:t>
       </w:r>
       <w:proofErr w:type="gramEnd"/>
       <w:r>
+        <w:rPr>
+          <w:b/>
+          <w:bCs/>
+        </w:rPr>
         <w:t>) Function</w:t>
       </w:r>
     </w:p>
@@ -586,10 +1906,18 @@
       <w:pPr>
         <w:numPr>
           <w:ilvl w:val="0"/>
-          <w:numId w:val="4"/>
-        </w:numPr>
-      </w:pPr>
-      <w:r>
+          <w:numId w:val="13"/>
+        </w:numPr>
+        <w:rPr>
+          <w:b/>
+          <w:bCs/>
+        </w:rPr>
+      </w:pPr>
+      <w:r>
+        <w:rPr>
+          <w:b/>
+          <w:bCs/>
+        </w:rPr>
         <w:t>break, continue, and pass</w:t>
       </w:r>
     </w:p>
@@ -597,10 +1925,18 @@
       <w:pPr>
         <w:numPr>
           <w:ilvl w:val="0"/>
-          <w:numId w:val="4"/>
-        </w:numPr>
-      </w:pPr>
-      <w:r>
+          <w:numId w:val="13"/>
+        </w:numPr>
+        <w:rPr>
+          <w:b/>
+          <w:bCs/>
+        </w:rPr>
+      </w:pPr>
+      <w:r>
+        <w:rPr>
+          <w:b/>
+          <w:bCs/>
+        </w:rPr>
         <w:t>Nested Loops</w:t>
       </w:r>
     </w:p>
@@ -608,55 +1944,208 @@
       <w:pPr>
         <w:numPr>
           <w:ilvl w:val="0"/>
-          <w:numId w:val="4"/>
-        </w:numPr>
-      </w:pPr>
-      <w:r>
-        <w:lastRenderedPageBreak/>
-        <w:t>String Indexing, Slicing, and Methods</w:t>
-      </w:r>
-    </w:p>
-    <w:p>
-      <w:pPr>
-        <w:numPr>
-          <w:ilvl w:val="0"/>
-          <w:numId w:val="4"/>
-        </w:numPr>
-      </w:pPr>
-      <w:r>
-        <w:t>f-Strings and Formatting</w:t>
-      </w:r>
-    </w:p>
-    <w:p>
-      <w:pPr>
-        <w:numPr>
-          <w:ilvl w:val="0"/>
-          <w:numId w:val="4"/>
-        </w:numPr>
-      </w:pPr>
-      <w:r>
-        <w:t>Lists, Tuples, Sets, and Dictionaries</w:t>
-      </w:r>
-    </w:p>
-    <w:p>
-      <w:pPr>
-        <w:numPr>
-          <w:ilvl w:val="0"/>
-          <w:numId w:val="4"/>
-        </w:numPr>
-      </w:pPr>
-      <w:r>
-        <w:t>List, Dictionary, and Set Comprehensions</w:t>
-      </w:r>
-    </w:p>
-    <w:p>
-      <w:pPr>
-        <w:numPr>
-          <w:ilvl w:val="0"/>
-          <w:numId w:val="4"/>
-        </w:numPr>
-      </w:pPr>
-      <w:r>
+          <w:numId w:val="13"/>
+        </w:numPr>
+        <w:rPr>
+          <w:b/>
+          <w:bCs/>
+        </w:rPr>
+      </w:pPr>
+      <w:r>
+        <w:rPr>
+          <w:b/>
+          <w:bCs/>
+        </w:rPr>
+        <w:t>String Indexing and Slicing</w:t>
+      </w:r>
+    </w:p>
+    <w:p>
+      <w:pPr>
+        <w:numPr>
+          <w:ilvl w:val="0"/>
+          <w:numId w:val="13"/>
+        </w:numPr>
+        <w:rPr>
+          <w:b/>
+          <w:bCs/>
+        </w:rPr>
+      </w:pPr>
+      <w:r>
+        <w:rPr>
+          <w:b/>
+          <w:bCs/>
+        </w:rPr>
+        <w:t>String Methods</w:t>
+      </w:r>
+    </w:p>
+    <w:p>
+      <w:pPr>
+        <w:numPr>
+          <w:ilvl w:val="0"/>
+          <w:numId w:val="13"/>
+        </w:numPr>
+        <w:rPr>
+          <w:b/>
+          <w:bCs/>
+        </w:rPr>
+      </w:pPr>
+      <w:r>
+        <w:rPr>
+          <w:b/>
+          <w:bCs/>
+        </w:rPr>
+        <w:t>f-Strings and String Formatting</w:t>
+      </w:r>
+    </w:p>
+    <w:p>
+      <w:pPr>
+        <w:numPr>
+          <w:ilvl w:val="0"/>
+          <w:numId w:val="13"/>
+        </w:numPr>
+        <w:rPr>
+          <w:b/>
+          <w:bCs/>
+        </w:rPr>
+      </w:pPr>
+      <w:r>
+        <w:rPr>
+          <w:b/>
+          <w:bCs/>
+        </w:rPr>
+        <w:t>Lists</w:t>
+      </w:r>
+    </w:p>
+    <w:p>
+      <w:pPr>
+        <w:numPr>
+          <w:ilvl w:val="0"/>
+          <w:numId w:val="13"/>
+        </w:numPr>
+        <w:rPr>
+          <w:b/>
+          <w:bCs/>
+        </w:rPr>
+      </w:pPr>
+      <w:r>
+        <w:rPr>
+          <w:b/>
+          <w:bCs/>
+        </w:rPr>
+        <w:t>Tuples</w:t>
+      </w:r>
+    </w:p>
+    <w:p>
+      <w:pPr>
+        <w:numPr>
+          <w:ilvl w:val="0"/>
+          <w:numId w:val="13"/>
+        </w:numPr>
+        <w:rPr>
+          <w:b/>
+          <w:bCs/>
+        </w:rPr>
+      </w:pPr>
+      <w:r>
+        <w:rPr>
+          <w:b/>
+          <w:bCs/>
+        </w:rPr>
+        <w:t>Sets</w:t>
+      </w:r>
+    </w:p>
+    <w:p>
+      <w:pPr>
+        <w:numPr>
+          <w:ilvl w:val="0"/>
+          <w:numId w:val="13"/>
+        </w:numPr>
+        <w:rPr>
+          <w:b/>
+          <w:bCs/>
+        </w:rPr>
+      </w:pPr>
+      <w:r>
+        <w:rPr>
+          <w:b/>
+          <w:bCs/>
+        </w:rPr>
+        <w:t>Dictionaries</w:t>
+      </w:r>
+    </w:p>
+    <w:p>
+      <w:pPr>
+        <w:numPr>
+          <w:ilvl w:val="0"/>
+          <w:numId w:val="13"/>
+        </w:numPr>
+        <w:rPr>
+          <w:b/>
+          <w:bCs/>
+        </w:rPr>
+      </w:pPr>
+      <w:r>
+        <w:rPr>
+          <w:b/>
+          <w:bCs/>
+        </w:rPr>
+        <w:t>List Comprehensions</w:t>
+      </w:r>
+    </w:p>
+    <w:p>
+      <w:pPr>
+        <w:numPr>
+          <w:ilvl w:val="0"/>
+          <w:numId w:val="13"/>
+        </w:numPr>
+        <w:rPr>
+          <w:b/>
+          <w:bCs/>
+        </w:rPr>
+      </w:pPr>
+      <w:r>
+        <w:rPr>
+          <w:b/>
+          <w:bCs/>
+        </w:rPr>
+        <w:t>Dictionary Comprehensions</w:t>
+      </w:r>
+    </w:p>
+    <w:p>
+      <w:pPr>
+        <w:numPr>
+          <w:ilvl w:val="0"/>
+          <w:numId w:val="13"/>
+        </w:numPr>
+        <w:rPr>
+          <w:b/>
+          <w:bCs/>
+        </w:rPr>
+      </w:pPr>
+      <w:r>
+        <w:rPr>
+          <w:b/>
+          <w:bCs/>
+        </w:rPr>
+        <w:t>Set Comprehensions</w:t>
+      </w:r>
+    </w:p>
+    <w:p>
+      <w:pPr>
+        <w:numPr>
+          <w:ilvl w:val="0"/>
+          <w:numId w:val="13"/>
+        </w:numPr>
+        <w:rPr>
+          <w:b/>
+          <w:bCs/>
+        </w:rPr>
+      </w:pPr>
+      <w:r>
+        <w:rPr>
+          <w:b/>
+          <w:bCs/>
+        </w:rPr>
         <w:t>Lambda Functions</w:t>
       </w:r>
     </w:p>
@@ -664,31 +2153,83 @@
       <w:pPr>
         <w:numPr>
           <w:ilvl w:val="0"/>
-          <w:numId w:val="4"/>
-        </w:numPr>
+          <w:numId w:val="13"/>
+        </w:numPr>
+        <w:rPr>
+          <w:b/>
+          <w:bCs/>
+        </w:rPr>
       </w:pPr>
       <w:proofErr w:type="gramStart"/>
       <w:r>
+        <w:rPr>
+          <w:b/>
+          <w:bCs/>
+        </w:rPr>
         <w:t>map(</w:t>
       </w:r>
       <w:proofErr w:type="gramEnd"/>
       <w:r>
-        <w:t xml:space="preserve">), </w:t>
-      </w:r>
+        <w:rPr>
+          <w:b/>
+          <w:bCs/>
+        </w:rPr>
+        <w:t>)</w:t>
+      </w:r>
+    </w:p>
+    <w:p>
+      <w:pPr>
+        <w:numPr>
+          <w:ilvl w:val="0"/>
+          <w:numId w:val="13"/>
+        </w:numPr>
+        <w:rPr>
+          <w:b/>
+          <w:bCs/>
+        </w:rPr>
+      </w:pPr>
       <w:proofErr w:type="gramStart"/>
       <w:r>
+        <w:rPr>
+          <w:b/>
+          <w:bCs/>
+        </w:rPr>
         <w:t>filter(</w:t>
       </w:r>
       <w:proofErr w:type="gramEnd"/>
       <w:r>
-        <w:t xml:space="preserve">), and </w:t>
-      </w:r>
+        <w:rPr>
+          <w:b/>
+          <w:bCs/>
+        </w:rPr>
+        <w:t>)</w:t>
+      </w:r>
+    </w:p>
+    <w:p>
+      <w:pPr>
+        <w:numPr>
+          <w:ilvl w:val="0"/>
+          <w:numId w:val="13"/>
+        </w:numPr>
+        <w:rPr>
+          <w:b/>
+          <w:bCs/>
+        </w:rPr>
+      </w:pPr>
       <w:proofErr w:type="gramStart"/>
       <w:r>
+        <w:rPr>
+          <w:b/>
+          <w:bCs/>
+        </w:rPr>
         <w:t>reduce(</w:t>
       </w:r>
       <w:proofErr w:type="gramEnd"/>
       <w:r>
+        <w:rPr>
+          <w:b/>
+          <w:bCs/>
+        </w:rPr>
         <w:t>)</w:t>
       </w:r>
     </w:p>
@@ -696,10 +2237,18 @@
       <w:pPr>
         <w:numPr>
           <w:ilvl w:val="0"/>
-          <w:numId w:val="4"/>
-        </w:numPr>
-      </w:pPr>
-      <w:r>
+          <w:numId w:val="13"/>
+        </w:numPr>
+        <w:rPr>
+          <w:b/>
+          <w:bCs/>
+        </w:rPr>
+      </w:pPr>
+      <w:r>
+        <w:rPr>
+          <w:b/>
+          <w:bCs/>
+        </w:rPr>
         <w:t>Custom Iterators</w:t>
       </w:r>
     </w:p>
@@ -707,21 +2256,75 @@
       <w:pPr>
         <w:numPr>
           <w:ilvl w:val="0"/>
-          <w:numId w:val="4"/>
-        </w:numPr>
-      </w:pPr>
-      <w:r>
-        <w:t>Generator Functions (yield, yield from)</w:t>
-      </w:r>
-    </w:p>
-    <w:p>
-      <w:pPr>
-        <w:numPr>
-          <w:ilvl w:val="0"/>
-          <w:numId w:val="4"/>
-        </w:numPr>
-      </w:pPr>
-      <w:r>
+          <w:numId w:val="13"/>
+        </w:numPr>
+        <w:rPr>
+          <w:b/>
+          <w:bCs/>
+        </w:rPr>
+      </w:pPr>
+      <w:r>
+        <w:rPr>
+          <w:b/>
+          <w:bCs/>
+        </w:rPr>
+        <w:t>Generator Functions</w:t>
+      </w:r>
+    </w:p>
+    <w:p>
+      <w:pPr>
+        <w:numPr>
+          <w:ilvl w:val="0"/>
+          <w:numId w:val="13"/>
+        </w:numPr>
+        <w:rPr>
+          <w:b/>
+          <w:bCs/>
+        </w:rPr>
+      </w:pPr>
+      <w:r>
+        <w:rPr>
+          <w:b/>
+          <w:bCs/>
+        </w:rPr>
+        <w:t>yield</w:t>
+      </w:r>
+    </w:p>
+    <w:p>
+      <w:pPr>
+        <w:numPr>
+          <w:ilvl w:val="0"/>
+          <w:numId w:val="13"/>
+        </w:numPr>
+        <w:rPr>
+          <w:b/>
+          <w:bCs/>
+        </w:rPr>
+      </w:pPr>
+      <w:r>
+        <w:rPr>
+          <w:b/>
+          <w:bCs/>
+        </w:rPr>
+        <w:t>yield from</w:t>
+      </w:r>
+    </w:p>
+    <w:p>
+      <w:pPr>
+        <w:numPr>
+          <w:ilvl w:val="0"/>
+          <w:numId w:val="13"/>
+        </w:numPr>
+        <w:rPr>
+          <w:b/>
+          <w:bCs/>
+        </w:rPr>
+      </w:pPr>
+      <w:r>
+        <w:rPr>
+          <w:b/>
+          <w:bCs/>
+        </w:rPr>
         <w:t>Function Decorators</w:t>
       </w:r>
     </w:p>
@@ -729,12 +2332,20 @@
       <w:pPr>
         <w:numPr>
           <w:ilvl w:val="0"/>
-          <w:numId w:val="4"/>
-        </w:numPr>
+          <w:numId w:val="13"/>
+        </w:numPr>
+        <w:rPr>
+          <w:b/>
+          <w:bCs/>
+        </w:rPr>
       </w:pPr>
       <w:proofErr w:type="spellStart"/>
       <w:proofErr w:type="gramStart"/>
       <w:r>
+        <w:rPr>
+          <w:b/>
+          <w:bCs/>
+        </w:rPr>
         <w:t>functools.wraps</w:t>
       </w:r>
       <w:proofErr w:type="spellEnd"/>
@@ -744,134 +2355,754 @@
       <w:pPr>
         <w:numPr>
           <w:ilvl w:val="0"/>
-          <w:numId w:val="4"/>
-        </w:numPr>
-      </w:pPr>
-      <w:r>
+          <w:numId w:val="13"/>
+        </w:numPr>
+        <w:rPr>
+          <w:b/>
+          <w:bCs/>
+        </w:rPr>
+      </w:pPr>
+      <w:r>
+        <w:rPr>
+          <w:b/>
+          <w:bCs/>
+        </w:rPr>
         <w:t>Closures</w:t>
       </w:r>
     </w:p>
     <w:p>
       <w:pPr>
-        <w:rPr>
-          <w:b/>
-          <w:bCs/>
-        </w:rPr>
-      </w:pPr>
-      <w:r>
-        <w:rPr>
-          <w:b/>
-          <w:bCs/>
-        </w:rPr>
-        <w:t>5. Data Structures Used</w:t>
-      </w:r>
-    </w:p>
-    <w:p>
-      <w:pPr>
-        <w:numPr>
-          <w:ilvl w:val="0"/>
-          <w:numId w:val="5"/>
-        </w:numPr>
-      </w:pPr>
-      <w:r>
-        <w:rPr>
-          <w:b/>
-          <w:bCs/>
-        </w:rPr>
-        <w:t>Dictionary:</w:t>
-      </w:r>
-      <w:r>
-        <w:t xml:space="preserve"> Stores product, seller, customer, and order information.</w:t>
-      </w:r>
-    </w:p>
-    <w:p>
-      <w:pPr>
-        <w:numPr>
-          <w:ilvl w:val="0"/>
-          <w:numId w:val="5"/>
-        </w:numPr>
-      </w:pPr>
-      <w:r>
-        <w:rPr>
-          <w:b/>
-          <w:bCs/>
-        </w:rPr>
-        <w:t>List:</w:t>
-      </w:r>
-      <w:r>
-        <w:t xml:space="preserve"> Stores shopping carts and order history.</w:t>
-      </w:r>
-    </w:p>
-    <w:p>
-      <w:pPr>
-        <w:numPr>
-          <w:ilvl w:val="0"/>
-          <w:numId w:val="5"/>
-        </w:numPr>
-      </w:pPr>
-      <w:r>
-        <w:rPr>
-          <w:b/>
-          <w:bCs/>
-        </w:rPr>
-        <w:t>Tuple:</w:t>
-      </w:r>
-      <w:r>
-        <w:t xml:space="preserve"> Stores fixed product categories.</w:t>
-      </w:r>
-    </w:p>
-    <w:p>
-      <w:pPr>
-        <w:numPr>
-          <w:ilvl w:val="0"/>
-          <w:numId w:val="5"/>
-        </w:numPr>
-      </w:pPr>
-      <w:r>
-        <w:rPr>
-          <w:b/>
-          <w:bCs/>
-        </w:rPr>
-        <w:t>Set:</w:t>
-      </w:r>
-      <w:r>
-        <w:t xml:space="preserve"> Maintains unique product categories or brands.</w:t>
-      </w:r>
-    </w:p>
-    <w:p>
-      <w:pPr>
-        <w:rPr>
-          <w:b/>
-          <w:bCs/>
-        </w:rPr>
-      </w:pPr>
-      <w:r>
-        <w:rPr>
-          <w:b/>
-          <w:bCs/>
-        </w:rPr>
-        <w:t>6. Functional Requirements</w:t>
-      </w:r>
-    </w:p>
-    <w:p>
-      <w:pPr>
-        <w:numPr>
-          <w:ilvl w:val="0"/>
-          <w:numId w:val="6"/>
-        </w:numPr>
-      </w:pPr>
-      <w:r>
-        <w:t>Menu-driven interface</w:t>
-      </w:r>
-    </w:p>
-    <w:p>
-      <w:pPr>
-        <w:numPr>
-          <w:ilvl w:val="0"/>
-          <w:numId w:val="6"/>
-        </w:numPr>
-      </w:pPr>
-      <w:r>
+        <w:numPr>
+          <w:ilvl w:val="0"/>
+          <w:numId w:val="13"/>
+        </w:numPr>
+        <w:rPr>
+          <w:b/>
+          <w:bCs/>
+        </w:rPr>
+      </w:pPr>
+      <w:r>
+        <w:rPr>
+          <w:b/>
+          <w:bCs/>
+        </w:rPr>
+        <w:t>File Handling</w:t>
+      </w:r>
+    </w:p>
+    <w:p>
+      <w:pPr>
+        <w:numPr>
+          <w:ilvl w:val="0"/>
+          <w:numId w:val="13"/>
+        </w:numPr>
+        <w:rPr>
+          <w:b/>
+          <w:bCs/>
+        </w:rPr>
+      </w:pPr>
+      <w:r>
+        <w:rPr>
+          <w:b/>
+          <w:bCs/>
+        </w:rPr>
+        <w:t>CSV File Operations</w:t>
+      </w:r>
+    </w:p>
+    <w:p>
+      <w:pPr>
+        <w:numPr>
+          <w:ilvl w:val="0"/>
+          <w:numId w:val="13"/>
+        </w:numPr>
+        <w:rPr>
+          <w:b/>
+          <w:bCs/>
+        </w:rPr>
+      </w:pPr>
+      <w:r>
+        <w:rPr>
+          <w:b/>
+          <w:bCs/>
+        </w:rPr>
+        <w:t>Exception Handling</w:t>
+      </w:r>
+    </w:p>
+    <w:p>
+      <w:pPr>
+        <w:numPr>
+          <w:ilvl w:val="0"/>
+          <w:numId w:val="13"/>
+        </w:numPr>
+        <w:rPr>
+          <w:b/>
+          <w:bCs/>
+        </w:rPr>
+      </w:pPr>
+      <w:r>
+        <w:rPr>
+          <w:b/>
+          <w:bCs/>
+        </w:rPr>
+        <w:lastRenderedPageBreak/>
+        <w:t xml:space="preserve">Password Hashing using </w:t>
+      </w:r>
+      <w:proofErr w:type="spellStart"/>
+      <w:r>
+        <w:rPr>
+          <w:b/>
+          <w:bCs/>
+        </w:rPr>
+        <w:t>hashlib</w:t>
+      </w:r>
+      <w:proofErr w:type="spellEnd"/>
+    </w:p>
+    <w:p>
+      <w:pPr>
+        <w:rPr>
+          <w:b/>
+          <w:bCs/>
+        </w:rPr>
+      </w:pPr>
+      <w:r>
+        <w:rPr>
+          <w:b/>
+          <w:bCs/>
+        </w:rPr>
+        <w:t>7. Data Structures Used</w:t>
+      </w:r>
+    </w:p>
+    <w:p>
+      <w:pPr>
+        <w:rPr>
+          <w:b/>
+          <w:bCs/>
+        </w:rPr>
+      </w:pPr>
+      <w:r>
+        <w:rPr>
+          <w:b/>
+          <w:bCs/>
+        </w:rPr>
+        <w:t>Dictionary</w:t>
+      </w:r>
+    </w:p>
+    <w:p>
+      <w:pPr>
+        <w:rPr>
+          <w:b/>
+          <w:bCs/>
+        </w:rPr>
+      </w:pPr>
+      <w:r>
+        <w:rPr>
+          <w:b/>
+          <w:bCs/>
+        </w:rPr>
+        <w:t>Used to temporarily represent and manage:</w:t>
+      </w:r>
+    </w:p>
+    <w:p>
+      <w:pPr>
+        <w:numPr>
+          <w:ilvl w:val="0"/>
+          <w:numId w:val="14"/>
+        </w:numPr>
+        <w:rPr>
+          <w:b/>
+          <w:bCs/>
+        </w:rPr>
+      </w:pPr>
+      <w:r>
+        <w:rPr>
+          <w:b/>
+          <w:bCs/>
+        </w:rPr>
+        <w:t>Product information</w:t>
+      </w:r>
+    </w:p>
+    <w:p>
+      <w:pPr>
+        <w:numPr>
+          <w:ilvl w:val="0"/>
+          <w:numId w:val="14"/>
+        </w:numPr>
+        <w:rPr>
+          <w:b/>
+          <w:bCs/>
+        </w:rPr>
+      </w:pPr>
+      <w:r>
+        <w:rPr>
+          <w:b/>
+          <w:bCs/>
+        </w:rPr>
+        <w:t>Seller information</w:t>
+      </w:r>
+    </w:p>
+    <w:p>
+      <w:pPr>
+        <w:numPr>
+          <w:ilvl w:val="0"/>
+          <w:numId w:val="14"/>
+        </w:numPr>
+        <w:rPr>
+          <w:b/>
+          <w:bCs/>
+        </w:rPr>
+      </w:pPr>
+      <w:r>
+        <w:rPr>
+          <w:b/>
+          <w:bCs/>
+        </w:rPr>
+        <w:t>Customer information</w:t>
+      </w:r>
+    </w:p>
+    <w:p>
+      <w:pPr>
+        <w:numPr>
+          <w:ilvl w:val="0"/>
+          <w:numId w:val="14"/>
+        </w:numPr>
+        <w:rPr>
+          <w:b/>
+          <w:bCs/>
+        </w:rPr>
+      </w:pPr>
+      <w:r>
+        <w:rPr>
+          <w:b/>
+          <w:bCs/>
+        </w:rPr>
+        <w:t>User authentication data</w:t>
+      </w:r>
+    </w:p>
+    <w:p>
+      <w:pPr>
+        <w:numPr>
+          <w:ilvl w:val="0"/>
+          <w:numId w:val="14"/>
+        </w:numPr>
+        <w:rPr>
+          <w:b/>
+          <w:bCs/>
+        </w:rPr>
+      </w:pPr>
+      <w:r>
+        <w:rPr>
+          <w:b/>
+          <w:bCs/>
+        </w:rPr>
+        <w:t>Order information</w:t>
+      </w:r>
+    </w:p>
+    <w:p>
+      <w:pPr>
+        <w:rPr>
+          <w:b/>
+          <w:bCs/>
+        </w:rPr>
+      </w:pPr>
+      <w:r>
+        <w:rPr>
+          <w:b/>
+          <w:bCs/>
+        </w:rPr>
+        <w:t>List</w:t>
+      </w:r>
+    </w:p>
+    <w:p>
+      <w:pPr>
+        <w:rPr>
+          <w:b/>
+          <w:bCs/>
+        </w:rPr>
+      </w:pPr>
+      <w:r>
+        <w:rPr>
+          <w:b/>
+          <w:bCs/>
+        </w:rPr>
+        <w:t>Used to manage:</w:t>
+      </w:r>
+    </w:p>
+    <w:p>
+      <w:pPr>
+        <w:numPr>
+          <w:ilvl w:val="0"/>
+          <w:numId w:val="15"/>
+        </w:numPr>
+        <w:rPr>
+          <w:b/>
+          <w:bCs/>
+        </w:rPr>
+      </w:pPr>
+      <w:r>
+        <w:rPr>
+          <w:b/>
+          <w:bCs/>
+        </w:rPr>
+        <w:t>Shopping cart items</w:t>
+      </w:r>
+    </w:p>
+    <w:p>
+      <w:pPr>
+        <w:numPr>
+          <w:ilvl w:val="0"/>
+          <w:numId w:val="15"/>
+        </w:numPr>
+        <w:rPr>
+          <w:b/>
+          <w:bCs/>
+        </w:rPr>
+      </w:pPr>
+      <w:r>
+        <w:rPr>
+          <w:b/>
+          <w:bCs/>
+        </w:rPr>
+        <w:t>Product collections</w:t>
+      </w:r>
+    </w:p>
+    <w:p>
+      <w:pPr>
+        <w:numPr>
+          <w:ilvl w:val="0"/>
+          <w:numId w:val="15"/>
+        </w:numPr>
+        <w:rPr>
+          <w:b/>
+          <w:bCs/>
+        </w:rPr>
+      </w:pPr>
+      <w:r>
+        <w:rPr>
+          <w:b/>
+          <w:bCs/>
+        </w:rPr>
+        <w:t>Order history</w:t>
+      </w:r>
+    </w:p>
+    <w:p>
+      <w:pPr>
+        <w:numPr>
+          <w:ilvl w:val="0"/>
+          <w:numId w:val="15"/>
+        </w:numPr>
+        <w:rPr>
+          <w:b/>
+          <w:bCs/>
+        </w:rPr>
+      </w:pPr>
+      <w:r>
+        <w:rPr>
+          <w:b/>
+          <w:bCs/>
+        </w:rPr>
+        <w:t>Search results</w:t>
+      </w:r>
+    </w:p>
+    <w:p>
+      <w:pPr>
+        <w:rPr>
+          <w:b/>
+          <w:bCs/>
+        </w:rPr>
+      </w:pPr>
+      <w:r>
+        <w:rPr>
+          <w:b/>
+          <w:bCs/>
+        </w:rPr>
+        <w:t>Tuple</w:t>
+      </w:r>
+    </w:p>
+    <w:p>
+      <w:pPr>
+        <w:rPr>
+          <w:b/>
+          <w:bCs/>
+        </w:rPr>
+      </w:pPr>
+      <w:r>
+        <w:rPr>
+          <w:b/>
+          <w:bCs/>
+        </w:rPr>
+        <w:t>Used to store fixed values such as:</w:t>
+      </w:r>
+    </w:p>
+    <w:p>
+      <w:pPr>
+        <w:numPr>
+          <w:ilvl w:val="0"/>
+          <w:numId w:val="16"/>
+        </w:numPr>
+        <w:rPr>
+          <w:b/>
+          <w:bCs/>
+        </w:rPr>
+      </w:pPr>
+      <w:r>
+        <w:rPr>
+          <w:b/>
+          <w:bCs/>
+        </w:rPr>
+        <w:t>Product categories</w:t>
+      </w:r>
+    </w:p>
+    <w:p>
+      <w:pPr>
+        <w:numPr>
+          <w:ilvl w:val="0"/>
+          <w:numId w:val="16"/>
+        </w:numPr>
+        <w:rPr>
+          <w:b/>
+          <w:bCs/>
+        </w:rPr>
+      </w:pPr>
+      <w:r>
+        <w:rPr>
+          <w:b/>
+          <w:bCs/>
+        </w:rPr>
+        <w:t>User roles</w:t>
+      </w:r>
+    </w:p>
+    <w:p>
+      <w:pPr>
+        <w:numPr>
+          <w:ilvl w:val="0"/>
+          <w:numId w:val="16"/>
+        </w:numPr>
+        <w:rPr>
+          <w:b/>
+          <w:bCs/>
+        </w:rPr>
+      </w:pPr>
+      <w:r>
+        <w:rPr>
+          <w:b/>
+          <w:bCs/>
+        </w:rPr>
+        <w:t>Order status values</w:t>
+      </w:r>
+    </w:p>
+    <w:p>
+      <w:pPr>
+        <w:rPr>
+          <w:b/>
+          <w:bCs/>
+        </w:rPr>
+      </w:pPr>
+      <w:r>
+        <w:rPr>
+          <w:b/>
+          <w:bCs/>
+        </w:rPr>
+        <w:t>Set</w:t>
+      </w:r>
+    </w:p>
+    <w:p>
+      <w:pPr>
+        <w:rPr>
+          <w:b/>
+          <w:bCs/>
+        </w:rPr>
+      </w:pPr>
+      <w:r>
+        <w:rPr>
+          <w:b/>
+          <w:bCs/>
+        </w:rPr>
+        <w:t>Used to maintain unique values such as:</w:t>
+      </w:r>
+    </w:p>
+    <w:p>
+      <w:pPr>
+        <w:numPr>
+          <w:ilvl w:val="0"/>
+          <w:numId w:val="17"/>
+        </w:numPr>
+        <w:rPr>
+          <w:b/>
+          <w:bCs/>
+        </w:rPr>
+      </w:pPr>
+      <w:r>
+        <w:rPr>
+          <w:b/>
+          <w:bCs/>
+        </w:rPr>
+        <w:t>Product categories</w:t>
+      </w:r>
+    </w:p>
+    <w:p>
+      <w:pPr>
+        <w:numPr>
+          <w:ilvl w:val="0"/>
+          <w:numId w:val="17"/>
+        </w:numPr>
+        <w:rPr>
+          <w:b/>
+          <w:bCs/>
+        </w:rPr>
+      </w:pPr>
+      <w:r>
+        <w:rPr>
+          <w:b/>
+          <w:bCs/>
+        </w:rPr>
+        <w:t>Product brands</w:t>
+      </w:r>
+    </w:p>
+    <w:p>
+      <w:pPr>
+        <w:numPr>
+          <w:ilvl w:val="0"/>
+          <w:numId w:val="17"/>
+        </w:numPr>
+        <w:rPr>
+          <w:b/>
+          <w:bCs/>
+        </w:rPr>
+      </w:pPr>
+      <w:r>
+        <w:rPr>
+          <w:b/>
+          <w:bCs/>
+        </w:rPr>
+        <w:t>Unique tags</w:t>
+      </w:r>
+    </w:p>
+    <w:p>
+      <w:pPr>
+        <w:rPr>
+          <w:b/>
+          <w:bCs/>
+        </w:rPr>
+      </w:pPr>
+      <w:r>
+        <w:rPr>
+          <w:b/>
+          <w:bCs/>
+        </w:rPr>
+        <w:t>8. Functional Requirements</w:t>
+      </w:r>
+    </w:p>
+    <w:p>
+      <w:pPr>
+        <w:rPr>
+          <w:b/>
+          <w:bCs/>
+        </w:rPr>
+      </w:pPr>
+      <w:r>
+        <w:rPr>
+          <w:b/>
+          <w:bCs/>
+        </w:rPr>
+        <w:t>The system must provide the following functionalities:</w:t>
+      </w:r>
+    </w:p>
+    <w:p>
+      <w:pPr>
+        <w:numPr>
+          <w:ilvl w:val="0"/>
+          <w:numId w:val="18"/>
+        </w:numPr>
+        <w:rPr>
+          <w:b/>
+          <w:bCs/>
+        </w:rPr>
+      </w:pPr>
+      <w:r>
+        <w:rPr>
+          <w:b/>
+          <w:bCs/>
+        </w:rPr>
+        <w:t>Menu-driven console interface</w:t>
+      </w:r>
+    </w:p>
+    <w:p>
+      <w:pPr>
+        <w:numPr>
+          <w:ilvl w:val="0"/>
+          <w:numId w:val="18"/>
+        </w:numPr>
+        <w:rPr>
+          <w:b/>
+          <w:bCs/>
+        </w:rPr>
+      </w:pPr>
+      <w:r>
+        <w:rPr>
+          <w:b/>
+          <w:bCs/>
+        </w:rPr>
+        <w:lastRenderedPageBreak/>
+        <w:t>User registration</w:t>
+      </w:r>
+    </w:p>
+    <w:p>
+      <w:pPr>
+        <w:numPr>
+          <w:ilvl w:val="0"/>
+          <w:numId w:val="18"/>
+        </w:numPr>
+        <w:rPr>
+          <w:b/>
+          <w:bCs/>
+        </w:rPr>
+      </w:pPr>
+      <w:r>
+        <w:rPr>
+          <w:b/>
+          <w:bCs/>
+        </w:rPr>
+        <w:t>Secure user login</w:t>
+      </w:r>
+    </w:p>
+    <w:p>
+      <w:pPr>
+        <w:numPr>
+          <w:ilvl w:val="0"/>
+          <w:numId w:val="18"/>
+        </w:numPr>
+        <w:rPr>
+          <w:b/>
+          <w:bCs/>
+        </w:rPr>
+      </w:pPr>
+      <w:r>
+        <w:rPr>
+          <w:b/>
+          <w:bCs/>
+        </w:rPr>
+        <w:t xml:space="preserve">Password hashing using </w:t>
+      </w:r>
+      <w:proofErr w:type="spellStart"/>
+      <w:r>
+        <w:rPr>
+          <w:b/>
+          <w:bCs/>
+        </w:rPr>
+        <w:t>hashlib</w:t>
+      </w:r>
+      <w:proofErr w:type="spellEnd"/>
+    </w:p>
+    <w:p>
+      <w:pPr>
+        <w:numPr>
+          <w:ilvl w:val="0"/>
+          <w:numId w:val="18"/>
+        </w:numPr>
+        <w:rPr>
+          <w:b/>
+          <w:bCs/>
+        </w:rPr>
+      </w:pPr>
+      <w:r>
+        <w:rPr>
+          <w:b/>
+          <w:bCs/>
+        </w:rPr>
+        <w:t>CSV-based persistent data storage</w:t>
+      </w:r>
+    </w:p>
+    <w:p>
+      <w:pPr>
+        <w:numPr>
+          <w:ilvl w:val="0"/>
+          <w:numId w:val="18"/>
+        </w:numPr>
+        <w:rPr>
+          <w:b/>
+          <w:bCs/>
+        </w:rPr>
+      </w:pPr>
+      <w:r>
+        <w:rPr>
+          <w:b/>
+          <w:bCs/>
+        </w:rPr>
+        <w:t>Role-based access control</w:t>
+      </w:r>
+    </w:p>
+    <w:p>
+      <w:pPr>
+        <w:numPr>
+          <w:ilvl w:val="0"/>
+          <w:numId w:val="18"/>
+        </w:numPr>
+        <w:rPr>
+          <w:b/>
+          <w:bCs/>
+        </w:rPr>
+      </w:pPr>
+      <w:r>
+        <w:rPr>
+          <w:b/>
+          <w:bCs/>
+        </w:rPr>
+        <w:t>Admin management</w:t>
+      </w:r>
+    </w:p>
+    <w:p>
+      <w:pPr>
+        <w:numPr>
+          <w:ilvl w:val="0"/>
+          <w:numId w:val="18"/>
+        </w:numPr>
+        <w:rPr>
+          <w:b/>
+          <w:bCs/>
+        </w:rPr>
+      </w:pPr>
+      <w:r>
+        <w:rPr>
+          <w:b/>
+          <w:bCs/>
+        </w:rPr>
+        <w:t>Seller management</w:t>
+      </w:r>
+    </w:p>
+    <w:p>
+      <w:pPr>
+        <w:numPr>
+          <w:ilvl w:val="0"/>
+          <w:numId w:val="18"/>
+        </w:numPr>
+        <w:rPr>
+          <w:b/>
+          <w:bCs/>
+        </w:rPr>
+      </w:pPr>
+      <w:r>
+        <w:rPr>
+          <w:b/>
+          <w:bCs/>
+        </w:rPr>
+        <w:t>Customer management</w:t>
+      </w:r>
+    </w:p>
+    <w:p>
+      <w:pPr>
+        <w:numPr>
+          <w:ilvl w:val="0"/>
+          <w:numId w:val="18"/>
+        </w:numPr>
+        <w:rPr>
+          <w:b/>
+          <w:bCs/>
+        </w:rPr>
+      </w:pPr>
+      <w:r>
+        <w:rPr>
+          <w:b/>
+          <w:bCs/>
+        </w:rPr>
         <w:t>Product management</w:t>
       </w:r>
     </w:p>
@@ -879,21 +3110,37 @@
       <w:pPr>
         <w:numPr>
           <w:ilvl w:val="0"/>
-          <w:numId w:val="6"/>
-        </w:numPr>
-      </w:pPr>
-      <w:r>
-        <w:t>Customer registration</w:t>
-      </w:r>
-    </w:p>
-    <w:p>
-      <w:pPr>
-        <w:numPr>
-          <w:ilvl w:val="0"/>
-          <w:numId w:val="6"/>
-        </w:numPr>
-      </w:pPr>
-      <w:r>
+          <w:numId w:val="18"/>
+        </w:numPr>
+        <w:rPr>
+          <w:b/>
+          <w:bCs/>
+        </w:rPr>
+      </w:pPr>
+      <w:r>
+        <w:rPr>
+          <w:b/>
+          <w:bCs/>
+        </w:rPr>
+        <w:t>Stock management</w:t>
+      </w:r>
+    </w:p>
+    <w:p>
+      <w:pPr>
+        <w:numPr>
+          <w:ilvl w:val="0"/>
+          <w:numId w:val="18"/>
+        </w:numPr>
+        <w:rPr>
+          <w:b/>
+          <w:bCs/>
+        </w:rPr>
+      </w:pPr>
+      <w:r>
+        <w:rPr>
+          <w:b/>
+          <w:bCs/>
+        </w:rPr>
         <w:t>Shopping cart management</w:t>
       </w:r>
     </w:p>
@@ -901,10 +3148,18 @@
       <w:pPr>
         <w:numPr>
           <w:ilvl w:val="0"/>
-          <w:numId w:val="6"/>
-        </w:numPr>
-      </w:pPr>
-      <w:r>
+          <w:numId w:val="18"/>
+        </w:numPr>
+        <w:rPr>
+          <w:b/>
+          <w:bCs/>
+        </w:rPr>
+      </w:pPr>
+      <w:r>
+        <w:rPr>
+          <w:b/>
+          <w:bCs/>
+        </w:rPr>
         <w:t>Order placement</w:t>
       </w:r>
     </w:p>
@@ -912,10 +3167,94 @@
       <w:pPr>
         <w:numPr>
           <w:ilvl w:val="0"/>
-          <w:numId w:val="6"/>
-        </w:numPr>
-      </w:pPr>
-      <w:r>
+          <w:numId w:val="18"/>
+        </w:numPr>
+        <w:rPr>
+          <w:b/>
+          <w:bCs/>
+        </w:rPr>
+      </w:pPr>
+      <w:r>
+        <w:rPr>
+          <w:b/>
+          <w:bCs/>
+        </w:rPr>
+        <w:t>Order history</w:t>
+      </w:r>
+    </w:p>
+    <w:p>
+      <w:pPr>
+        <w:numPr>
+          <w:ilvl w:val="0"/>
+          <w:numId w:val="18"/>
+        </w:numPr>
+        <w:rPr>
+          <w:b/>
+          <w:bCs/>
+        </w:rPr>
+      </w:pPr>
+      <w:r>
+        <w:rPr>
+          <w:b/>
+          <w:bCs/>
+        </w:rPr>
+        <w:t>Product searching</w:t>
+      </w:r>
+    </w:p>
+    <w:p>
+      <w:pPr>
+        <w:numPr>
+          <w:ilvl w:val="0"/>
+          <w:numId w:val="18"/>
+        </w:numPr>
+        <w:rPr>
+          <w:b/>
+          <w:bCs/>
+        </w:rPr>
+      </w:pPr>
+      <w:r>
+        <w:rPr>
+          <w:b/>
+          <w:bCs/>
+        </w:rPr>
+        <w:t>Product filtering</w:t>
+      </w:r>
+    </w:p>
+    <w:p>
+      <w:pPr>
+        <w:numPr>
+          <w:ilvl w:val="0"/>
+          <w:numId w:val="18"/>
+        </w:numPr>
+        <w:rPr>
+          <w:b/>
+          <w:bCs/>
+        </w:rPr>
+      </w:pPr>
+      <w:r>
+        <w:rPr>
+          <w:b/>
+          <w:bCs/>
+        </w:rPr>
+        <w:t>Billing system</w:t>
+      </w:r>
+    </w:p>
+    <w:p>
+      <w:pPr>
+        <w:numPr>
+          <w:ilvl w:val="0"/>
+          <w:numId w:val="18"/>
+        </w:numPr>
+        <w:rPr>
+          <w:b/>
+          <w:bCs/>
+        </w:rPr>
+      </w:pPr>
+      <w:r>
+        <w:rPr>
+          <w:b/>
+          <w:bCs/>
+        </w:rPr>
         <w:t>Sales report generation</w:t>
       </w:r>
     </w:p>
@@ -923,69 +3262,449 @@
       <w:pPr>
         <w:numPr>
           <w:ilvl w:val="0"/>
-          <w:numId w:val="6"/>
-        </w:numPr>
-      </w:pPr>
-      <w:r>
-        <w:t>Product searching and filtering</w:t>
-      </w:r>
-    </w:p>
-    <w:p>
-      <w:pPr>
-        <w:numPr>
-          <w:ilvl w:val="0"/>
-          <w:numId w:val="6"/>
-        </w:numPr>
-      </w:pPr>
-      <w:r>
-        <w:t>Billing system</w:t>
-      </w:r>
-    </w:p>
-    <w:p>
-      <w:pPr>
-        <w:numPr>
-          <w:ilvl w:val="0"/>
-          <w:numId w:val="6"/>
-        </w:numPr>
-      </w:pPr>
-      <w:r>
-        <w:t>Role-based access for Admin, Seller, and Customer</w:t>
-      </w:r>
-    </w:p>
-    <w:p>
-      <w:pPr>
-        <w:rPr>
-          <w:b/>
-          <w:bCs/>
-        </w:rPr>
-      </w:pPr>
-      <w:r>
-        <w:rPr>
-          <w:b/>
-          <w:bCs/>
-        </w:rPr>
-        <w:t>7. Expected Outcome</w:t>
-      </w:r>
-    </w:p>
-    <w:p>
-      <w:r>
+          <w:numId w:val="18"/>
+        </w:numPr>
+        <w:rPr>
+          <w:b/>
+          <w:bCs/>
+        </w:rPr>
+      </w:pPr>
+      <w:r>
+        <w:rPr>
+          <w:b/>
+          <w:bCs/>
+        </w:rPr>
+        <w:t>System statistics</w:t>
+      </w:r>
+    </w:p>
+    <w:p>
+      <w:pPr>
+        <w:rPr>
+          <w:b/>
+          <w:bCs/>
+        </w:rPr>
+      </w:pPr>
+      <w:r>
+        <w:rPr>
+          <w:b/>
+          <w:bCs/>
+        </w:rPr>
+        <w:t>9. Proposed Entity Relationship Design</w:t>
+      </w:r>
+    </w:p>
+    <w:p>
+      <w:pPr>
+        <w:rPr>
+          <w:b/>
+          <w:bCs/>
+        </w:rPr>
+      </w:pPr>
+      <w:r>
+        <w:rPr>
+          <w:b/>
+          <w:bCs/>
+        </w:rPr>
+        <w:t>The major entities in the system are:</w:t>
+      </w:r>
+    </w:p>
+    <w:p>
+      <w:pPr>
+        <w:numPr>
+          <w:ilvl w:val="0"/>
+          <w:numId w:val="19"/>
+        </w:numPr>
+        <w:rPr>
+          <w:b/>
+          <w:bCs/>
+        </w:rPr>
+      </w:pPr>
+      <w:r>
+        <w:rPr>
+          <w:b/>
+          <w:bCs/>
+        </w:rPr>
+        <w:t>USER</w:t>
+      </w:r>
+    </w:p>
+    <w:p>
+      <w:pPr>
+        <w:numPr>
+          <w:ilvl w:val="0"/>
+          <w:numId w:val="19"/>
+        </w:numPr>
+        <w:rPr>
+          <w:b/>
+          <w:bCs/>
+        </w:rPr>
+      </w:pPr>
+      <w:r>
+        <w:rPr>
+          <w:b/>
+          <w:bCs/>
+        </w:rPr>
+        <w:t>SELLER</w:t>
+      </w:r>
+    </w:p>
+    <w:p>
+      <w:pPr>
+        <w:numPr>
+          <w:ilvl w:val="0"/>
+          <w:numId w:val="19"/>
+        </w:numPr>
+        <w:rPr>
+          <w:b/>
+          <w:bCs/>
+        </w:rPr>
+      </w:pPr>
+      <w:r>
+        <w:rPr>
+          <w:b/>
+          <w:bCs/>
+        </w:rPr>
+        <w:t>CUSTOMER</w:t>
+      </w:r>
+    </w:p>
+    <w:p>
+      <w:pPr>
+        <w:numPr>
+          <w:ilvl w:val="0"/>
+          <w:numId w:val="19"/>
+        </w:numPr>
+        <w:rPr>
+          <w:b/>
+          <w:bCs/>
+        </w:rPr>
+      </w:pPr>
+      <w:r>
+        <w:rPr>
+          <w:b/>
+          <w:bCs/>
+        </w:rPr>
+        <w:t>PRODUCT</w:t>
+      </w:r>
+    </w:p>
+    <w:p>
+      <w:pPr>
+        <w:numPr>
+          <w:ilvl w:val="0"/>
+          <w:numId w:val="19"/>
+        </w:numPr>
+        <w:rPr>
+          <w:b/>
+          <w:bCs/>
+        </w:rPr>
+      </w:pPr>
+      <w:r>
+        <w:rPr>
+          <w:b/>
+          <w:bCs/>
+        </w:rPr>
+        <w:t>ORDER</w:t>
+      </w:r>
+    </w:p>
+    <w:p>
+      <w:pPr>
+        <w:numPr>
+          <w:ilvl w:val="0"/>
+          <w:numId w:val="19"/>
+        </w:numPr>
+        <w:rPr>
+          <w:b/>
+          <w:bCs/>
+        </w:rPr>
+      </w:pPr>
+      <w:r>
+        <w:rPr>
+          <w:b/>
+          <w:bCs/>
+        </w:rPr>
+        <w:t>ORDER_ITEM</w:t>
+      </w:r>
+    </w:p>
+    <w:p>
+      <w:pPr>
+        <w:rPr>
+          <w:b/>
+          <w:bCs/>
+        </w:rPr>
+      </w:pPr>
+      <w:r>
+        <w:rPr>
+          <w:b/>
+          <w:bCs/>
+        </w:rPr>
+        <w:t>The relationships are:</w:t>
+      </w:r>
+    </w:p>
+    <w:p>
+      <w:pPr>
+        <w:numPr>
+          <w:ilvl w:val="0"/>
+          <w:numId w:val="20"/>
+        </w:numPr>
+        <w:rPr>
+          <w:b/>
+          <w:bCs/>
+        </w:rPr>
+      </w:pPr>
+      <w:r>
+        <w:rPr>
+          <w:b/>
+          <w:bCs/>
+        </w:rPr>
+        <w:t>A USER can have a role such as Admin, Seller, or Customer.</w:t>
+      </w:r>
+    </w:p>
+    <w:p>
+      <w:pPr>
+        <w:numPr>
+          <w:ilvl w:val="0"/>
+          <w:numId w:val="20"/>
+        </w:numPr>
+        <w:rPr>
+          <w:b/>
+          <w:bCs/>
+        </w:rPr>
+      </w:pPr>
+      <w:r>
+        <w:rPr>
+          <w:b/>
+          <w:bCs/>
+        </w:rPr>
         <w:lastRenderedPageBreak/>
-        <w:t>The system will provide a simple yet effective simulation of an online shopping platform. It will demonstrate the practical application of Core Python concepts while allowing different users to perform operations based on their roles. The project will improve understanding of data structures, functional programming, and modular programming in Python.</w:t>
-      </w:r>
-    </w:p>
-    <w:p>
-      <w:pPr>
-        <w:rPr>
-          <w:b/>
-          <w:bCs/>
-        </w:rPr>
-      </w:pPr>
-      <w:r>
-        <w:rPr>
-          <w:b/>
-          <w:bCs/>
-        </w:rPr>
-        <w:t>8. Conclusion</w:t>
+        <w:t>A SELLER can add and manage multiple PRODUCTS.</w:t>
+      </w:r>
+    </w:p>
+    <w:p>
+      <w:pPr>
+        <w:numPr>
+          <w:ilvl w:val="0"/>
+          <w:numId w:val="20"/>
+        </w:numPr>
+        <w:rPr>
+          <w:b/>
+          <w:bCs/>
+        </w:rPr>
+      </w:pPr>
+      <w:r>
+        <w:rPr>
+          <w:b/>
+          <w:bCs/>
+        </w:rPr>
+        <w:t>A CUSTOMER can place multiple ORDERS.</w:t>
+      </w:r>
+    </w:p>
+    <w:p>
+      <w:pPr>
+        <w:numPr>
+          <w:ilvl w:val="0"/>
+          <w:numId w:val="20"/>
+        </w:numPr>
+        <w:rPr>
+          <w:b/>
+          <w:bCs/>
+        </w:rPr>
+      </w:pPr>
+      <w:r>
+        <w:rPr>
+          <w:b/>
+          <w:bCs/>
+        </w:rPr>
+        <w:t>An ORDER can contain multiple ORDER_ITEMS.</w:t>
+      </w:r>
+    </w:p>
+    <w:p>
+      <w:pPr>
+        <w:numPr>
+          <w:ilvl w:val="0"/>
+          <w:numId w:val="20"/>
+        </w:numPr>
+        <w:rPr>
+          <w:b/>
+          <w:bCs/>
+        </w:rPr>
+      </w:pPr>
+      <w:r>
+        <w:rPr>
+          <w:b/>
+          <w:bCs/>
+        </w:rPr>
+        <w:t>A PRODUCT can appear in multiple ORDER_ITEMS.</w:t>
+      </w:r>
+    </w:p>
+    <w:p>
+      <w:pPr>
+        <w:numPr>
+          <w:ilvl w:val="0"/>
+          <w:numId w:val="20"/>
+        </w:numPr>
+        <w:rPr>
+          <w:b/>
+          <w:bCs/>
+        </w:rPr>
+      </w:pPr>
+      <w:r>
+        <w:rPr>
+          <w:b/>
+          <w:bCs/>
+        </w:rPr>
+        <w:t>Each ORDER belongs to one CUSTOMER.</w:t>
+      </w:r>
+    </w:p>
+    <w:p>
+      <w:pPr>
+        <w:numPr>
+          <w:ilvl w:val="0"/>
+          <w:numId w:val="20"/>
+        </w:numPr>
+        <w:rPr>
+          <w:b/>
+          <w:bCs/>
+        </w:rPr>
+      </w:pPr>
+      <w:r>
+        <w:rPr>
+          <w:b/>
+          <w:bCs/>
+        </w:rPr>
+        <w:t>Each PRODUCT belongs to one SELLER.</w:t>
+      </w:r>
+    </w:p>
+    <w:p>
+      <w:pPr>
+        <w:rPr>
+          <w:b/>
+          <w:bCs/>
+        </w:rPr>
+      </w:pPr>
+      <w:r>
+        <w:rPr>
+          <w:b/>
+          <w:bCs/>
+        </w:rPr>
+        <w:t>10. Expected Outcome</w:t>
+      </w:r>
+    </w:p>
+    <w:p>
+      <w:pPr>
+        <w:rPr>
+          <w:b/>
+          <w:bCs/>
+        </w:rPr>
+      </w:pPr>
+      <w:r>
+        <w:rPr>
+          <w:b/>
+          <w:bCs/>
+        </w:rPr>
+        <w:t>The system will provide a simple yet effective simulation of an online shopping platform. It will allow Admins, Sellers, and Customers to perform operations according to their assigned roles.</w:t>
+      </w:r>
+    </w:p>
+    <w:p>
+      <w:pPr>
+        <w:rPr>
+          <w:b/>
+          <w:bCs/>
+        </w:rPr>
+      </w:pPr>
+      <w:r>
+        <w:rPr>
+          <w:b/>
+          <w:bCs/>
+        </w:rPr>
+        <w:t>The project will demonstrate the practical application of Core Python concepts, including data structures, functional programming, file handling, CSV-based storage, authentication, password hashing, iterators, generators, decorators, closures, and modular programming.</w:t>
+      </w:r>
+    </w:p>
+    <w:p>
+      <w:pPr>
+        <w:rPr>
+          <w:b/>
+          <w:bCs/>
+        </w:rPr>
+      </w:pPr>
+      <w:r>
+        <w:rPr>
+          <w:b/>
+          <w:bCs/>
+        </w:rPr>
+        <w:t>The system will provide persistent storage so that registered users, products, and orders remain available even after the program is restarted.</w:t>
+      </w:r>
+    </w:p>
+    <w:p>
+      <w:pPr>
+        <w:rPr>
+          <w:b/>
+          <w:bCs/>
+        </w:rPr>
+      </w:pPr>
+      <w:r>
+        <w:rPr>
+          <w:b/>
+          <w:bCs/>
+        </w:rPr>
+        <w:t>11. Conclusion</w:t>
+      </w:r>
+    </w:p>
+    <w:p>
+      <w:pPr>
+        <w:rPr>
+          <w:b/>
+          <w:bCs/>
+        </w:rPr>
+      </w:pPr>
+      <w:r>
+        <w:rPr>
+          <w:b/>
+          <w:bCs/>
+        </w:rPr>
+        <w:t>The Online Shopping System is designed to strengthen Python programming skills by integrating multiple Core Python concepts into a single real-world application. It provides a structured and user-friendly solution for managing users, products, sellers, customers, shopping carts, and orders.</w:t>
+      </w:r>
+    </w:p>
+    <w:p>
+      <w:pPr>
+        <w:rPr>
+          <w:b/>
+          <w:bCs/>
+        </w:rPr>
+      </w:pPr>
+      <w:r>
+        <w:rPr>
+          <w:b/>
+          <w:bCs/>
+        </w:rPr>
+        <w:t xml:space="preserve">By implementing registration, secure authentication using </w:t>
+      </w:r>
+      <w:proofErr w:type="spellStart"/>
+      <w:r>
+        <w:rPr>
+          <w:b/>
+          <w:bCs/>
+        </w:rPr>
+        <w:t>hashlib</w:t>
+      </w:r>
+      <w:proofErr w:type="spellEnd"/>
+      <w:r>
+        <w:rPr>
+          <w:b/>
+          <w:bCs/>
+        </w:rPr>
+        <w:t xml:space="preserve">, CSV-based persistent storage, role-based access control, product management, order processing, and billing, the project </w:t>
+      </w:r>
+      <w:proofErr w:type="spellStart"/>
+      <w:r>
+        <w:rPr>
+          <w:b/>
+          <w:bCs/>
+        </w:rPr>
+        <w:t>fulfills</w:t>
+      </w:r>
+      <w:proofErr w:type="spellEnd"/>
+      <w:r>
+        <w:rPr>
+          <w:b/>
+          <w:bCs/>
+        </w:rPr>
+        <w:t xml:space="preserve"> the academic requirements of the Python syllabus while providing practical experience in developing a complete console-based application.</w:t>
       </w:r>
     </w:p>
     <w:p>
@@ -994,6 +3713,519 @@
       </w:r>
     </w:p>
     <w:p/>
+    <w:p/>
+    <w:p/>
+    <w:p>
+      <w:r>
+        <w:lastRenderedPageBreak/>
+        <w:t>USER</w:t>
+      </w:r>
+    </w:p>
+    <w:p>
+      <w:r>
+        <w:t xml:space="preserve"> </w:t>
+      </w:r>
+      <w:r>
+        <w:rPr>
+          <w:rFonts w:ascii="MS Gothic" w:eastAsia="MS Gothic" w:hAnsi="MS Gothic" w:cs="MS Gothic" w:hint="eastAsia"/>
+        </w:rPr>
+        <w:t>├</w:t>
+      </w:r>
+      <w:r>
+        <w:rPr>
+          <w:rFonts w:ascii="Aptos" w:hAnsi="Aptos" w:cs="Aptos"/>
+        </w:rPr>
+        <w:t>──</w:t>
+      </w:r>
+      <w:r>
+        <w:t xml:space="preserve"> ADMIN</w:t>
+      </w:r>
+    </w:p>
+    <w:p>
+      <w:r>
+        <w:t xml:space="preserve"> </w:t>
+      </w:r>
+      <w:r>
+        <w:rPr>
+          <w:rFonts w:ascii="MS Gothic" w:eastAsia="MS Gothic" w:hAnsi="MS Gothic" w:cs="MS Gothic" w:hint="eastAsia"/>
+        </w:rPr>
+        <w:t>├</w:t>
+      </w:r>
+      <w:r>
+        <w:rPr>
+          <w:rFonts w:ascii="Aptos" w:hAnsi="Aptos" w:cs="Aptos"/>
+        </w:rPr>
+        <w:t>──</w:t>
+      </w:r>
+      <w:r>
+        <w:t xml:space="preserve"> SELLER </w:t>
+      </w:r>
+      <w:r>
+        <w:rPr>
+          <w:rFonts w:ascii="Aptos" w:hAnsi="Aptos" w:cs="Aptos"/>
+        </w:rPr>
+        <w:t>─────</w:t>
+      </w:r>
+      <w:r>
+        <w:t>&lt; PRODUCT</w:t>
+      </w:r>
+    </w:p>
+    <w:p>
+      <w:r>
+        <w:t xml:space="preserve"> └── CUSTOMER ───&lt; ORDER ───&lt; ORDER_ITEM &gt;─── PRODUCT</w:t>
+      </w:r>
+    </w:p>
+    <w:p/>
+    <w:p/>
+    <w:tbl>
+      <w:tblPr>
+        <w:tblW w:w="0" w:type="auto"/>
+        <w:tblCellSpacing w:w="15" w:type="dxa"/>
+        <w:tblCellMar>
+          <w:top w:w="15" w:type="dxa"/>
+          <w:left w:w="15" w:type="dxa"/>
+          <w:bottom w:w="15" w:type="dxa"/>
+          <w:right w:w="15" w:type="dxa"/>
+        </w:tblCellMar>
+        <w:tblLook w:val="04A0" w:firstRow="1" w:lastRow="0" w:firstColumn="1" w:lastColumn="0" w:noHBand="0" w:noVBand="1"/>
+      </w:tblPr>
+      <w:tblGrid>
+        <w:gridCol w:w="3348"/>
+        <w:gridCol w:w="4342"/>
+      </w:tblGrid>
+      <w:tr>
+        <w:trPr>
+          <w:tblHeader/>
+          <w:tblCellSpacing w:w="15" w:type="dxa"/>
+        </w:trPr>
+        <w:tc>
+          <w:tcPr>
+            <w:tcW w:w="0" w:type="auto"/>
+            <w:vAlign w:val="center"/>
+            <w:hideMark/>
+          </w:tcPr>
+          <w:p>
+            <w:pPr>
+              <w:rPr>
+                <w:b/>
+                <w:bCs/>
+              </w:rPr>
+            </w:pPr>
+            <w:r>
+              <w:rPr>
+                <w:b/>
+                <w:bCs/>
+              </w:rPr>
+              <w:t>OOP Concept</w:t>
+            </w:r>
+            <w:r>
+              <w:rPr>
+                <w:b/>
+                <w:bCs/>
+              </w:rPr>
+              <w:t>s used in project</w:t>
+            </w:r>
+          </w:p>
+        </w:tc>
+        <w:tc>
+          <w:tcPr>
+            <w:tcW w:w="0" w:type="auto"/>
+            <w:vAlign w:val="center"/>
+            <w:hideMark/>
+          </w:tcPr>
+          <w:p>
+            <w:pPr>
+              <w:rPr>
+                <w:b/>
+                <w:bCs/>
+              </w:rPr>
+            </w:pPr>
+          </w:p>
+        </w:tc>
+      </w:tr>
+      <w:tr>
+        <w:trPr>
+          <w:tblCellSpacing w:w="15" w:type="dxa"/>
+        </w:trPr>
+        <w:tc>
+          <w:tcPr>
+            <w:tcW w:w="0" w:type="auto"/>
+            <w:vAlign w:val="center"/>
+            <w:hideMark/>
+          </w:tcPr>
+          <w:p>
+            <w:r>
+              <w:t>Class &amp; Object</w:t>
+            </w:r>
+          </w:p>
+        </w:tc>
+        <w:tc>
+          <w:tcPr>
+            <w:tcW w:w="0" w:type="auto"/>
+            <w:vAlign w:val="center"/>
+            <w:hideMark/>
+          </w:tcPr>
+          <w:p>
+            <w:r>
+              <w:t>User, Product, Cart, Order</w:t>
+            </w:r>
+          </w:p>
+        </w:tc>
+      </w:tr>
+      <w:tr>
+        <w:trPr>
+          <w:tblCellSpacing w:w="15" w:type="dxa"/>
+        </w:trPr>
+        <w:tc>
+          <w:tcPr>
+            <w:tcW w:w="0" w:type="auto"/>
+            <w:vAlign w:val="center"/>
+            <w:hideMark/>
+          </w:tcPr>
+          <w:p>
+            <w:r>
+              <w:t>Encapsulation</w:t>
+            </w:r>
+          </w:p>
+        </w:tc>
+        <w:tc>
+          <w:tcPr>
+            <w:tcW w:w="0" w:type="auto"/>
+            <w:vAlign w:val="center"/>
+            <w:hideMark/>
+          </w:tcPr>
+          <w:p>
+            <w:r>
+              <w:t>Password, stock, cart data</w:t>
+            </w:r>
+          </w:p>
+        </w:tc>
+      </w:tr>
+      <w:tr>
+        <w:trPr>
+          <w:tblCellSpacing w:w="15" w:type="dxa"/>
+        </w:trPr>
+        <w:tc>
+          <w:tcPr>
+            <w:tcW w:w="0" w:type="auto"/>
+            <w:vAlign w:val="center"/>
+            <w:hideMark/>
+          </w:tcPr>
+          <w:p>
+            <w:r>
+              <w:t>Inheritance</w:t>
+            </w:r>
+          </w:p>
+        </w:tc>
+        <w:tc>
+          <w:tcPr>
+            <w:tcW w:w="0" w:type="auto"/>
+            <w:vAlign w:val="center"/>
+            <w:hideMark/>
+          </w:tcPr>
+          <w:p>
+            <w:r>
+              <w:t>Admin, Seller, Customer inherit User</w:t>
+            </w:r>
+          </w:p>
+        </w:tc>
+      </w:tr>
+      <w:tr>
+        <w:trPr>
+          <w:tblCellSpacing w:w="15" w:type="dxa"/>
+        </w:trPr>
+        <w:tc>
+          <w:tcPr>
+            <w:tcW w:w="0" w:type="auto"/>
+            <w:vAlign w:val="center"/>
+            <w:hideMark/>
+          </w:tcPr>
+          <w:p>
+            <w:r>
+              <w:t>Polymorphism</w:t>
+            </w:r>
+          </w:p>
+        </w:tc>
+        <w:tc>
+          <w:tcPr>
+            <w:tcW w:w="0" w:type="auto"/>
+            <w:vAlign w:val="center"/>
+            <w:hideMark/>
+          </w:tcPr>
+          <w:p>
+            <w:r>
+              <w:t xml:space="preserve">Different </w:t>
+            </w:r>
+            <w:proofErr w:type="spellStart"/>
+            <w:r>
+              <w:t>show_</w:t>
+            </w:r>
+            <w:proofErr w:type="gramStart"/>
+            <w:r>
+              <w:t>menu</w:t>
+            </w:r>
+            <w:proofErr w:type="spellEnd"/>
+            <w:r>
+              <w:t>(</w:t>
+            </w:r>
+            <w:proofErr w:type="gramEnd"/>
+            <w:r>
+              <w:t>) for each role</w:t>
+            </w:r>
+          </w:p>
+        </w:tc>
+      </w:tr>
+      <w:tr>
+        <w:trPr>
+          <w:tblCellSpacing w:w="15" w:type="dxa"/>
+        </w:trPr>
+        <w:tc>
+          <w:tcPr>
+            <w:tcW w:w="0" w:type="auto"/>
+            <w:vAlign w:val="center"/>
+            <w:hideMark/>
+          </w:tcPr>
+          <w:p>
+            <w:r>
+              <w:t>Abstraction</w:t>
+            </w:r>
+          </w:p>
+        </w:tc>
+        <w:tc>
+          <w:tcPr>
+            <w:tcW w:w="0" w:type="auto"/>
+            <w:vAlign w:val="center"/>
+            <w:hideMark/>
+          </w:tcPr>
+          <w:p>
+            <w:r>
+              <w:t>Common user operations like login/menu</w:t>
+            </w:r>
+          </w:p>
+        </w:tc>
+      </w:tr>
+      <w:tr>
+        <w:trPr>
+          <w:tblCellSpacing w:w="15" w:type="dxa"/>
+        </w:trPr>
+        <w:tc>
+          <w:tcPr>
+            <w:tcW w:w="0" w:type="auto"/>
+            <w:vAlign w:val="center"/>
+            <w:hideMark/>
+          </w:tcPr>
+          <w:p>
+            <w:r>
+              <w:t>Composition</w:t>
+            </w:r>
+          </w:p>
+        </w:tc>
+        <w:tc>
+          <w:tcPr>
+            <w:tcW w:w="0" w:type="auto"/>
+            <w:vAlign w:val="center"/>
+            <w:hideMark/>
+          </w:tcPr>
+          <w:p>
+            <w:r>
+              <w:t>Customer has a Cart</w:t>
+            </w:r>
+          </w:p>
+        </w:tc>
+      </w:tr>
+      <w:tr>
+        <w:trPr>
+          <w:tblCellSpacing w:w="15" w:type="dxa"/>
+        </w:trPr>
+        <w:tc>
+          <w:tcPr>
+            <w:tcW w:w="0" w:type="auto"/>
+            <w:vAlign w:val="center"/>
+            <w:hideMark/>
+          </w:tcPr>
+          <w:p>
+            <w:r>
+              <w:t>Association</w:t>
+            </w:r>
+          </w:p>
+        </w:tc>
+        <w:tc>
+          <w:tcPr>
+            <w:tcW w:w="0" w:type="auto"/>
+            <w:vAlign w:val="center"/>
+            <w:hideMark/>
+          </w:tcPr>
+          <w:p>
+            <w:r>
+              <w:t>Seller manages Products</w:t>
+            </w:r>
+          </w:p>
+        </w:tc>
+      </w:tr>
+      <w:tr>
+        <w:trPr>
+          <w:tblCellSpacing w:w="15" w:type="dxa"/>
+        </w:trPr>
+        <w:tc>
+          <w:tcPr>
+            <w:tcW w:w="0" w:type="auto"/>
+            <w:vAlign w:val="center"/>
+            <w:hideMark/>
+          </w:tcPr>
+          <w:p>
+            <w:r>
+              <w:t>Aggregation</w:t>
+            </w:r>
+          </w:p>
+        </w:tc>
+        <w:tc>
+          <w:tcPr>
+            <w:tcW w:w="0" w:type="auto"/>
+            <w:vAlign w:val="center"/>
+            <w:hideMark/>
+          </w:tcPr>
+          <w:p>
+            <w:r>
+              <w:t xml:space="preserve">Order contains </w:t>
+            </w:r>
+            <w:proofErr w:type="spellStart"/>
+            <w:r>
+              <w:t>OrderItems</w:t>
+            </w:r>
+            <w:proofErr w:type="spellEnd"/>
+          </w:p>
+        </w:tc>
+      </w:tr>
+      <w:tr>
+        <w:trPr>
+          <w:tblCellSpacing w:w="15" w:type="dxa"/>
+        </w:trPr>
+        <w:tc>
+          <w:tcPr>
+            <w:tcW w:w="0" w:type="auto"/>
+            <w:vAlign w:val="center"/>
+            <w:hideMark/>
+          </w:tcPr>
+          <w:p>
+            <w:r>
+              <w:t>Class Method</w:t>
+            </w:r>
+          </w:p>
+        </w:tc>
+        <w:tc>
+          <w:tcPr>
+            <w:tcW w:w="0" w:type="auto"/>
+            <w:vAlign w:val="center"/>
+            <w:hideMark/>
+          </w:tcPr>
+          <w:p>
+            <w:r>
+              <w:t>Create objects from CSV rows</w:t>
+            </w:r>
+          </w:p>
+        </w:tc>
+      </w:tr>
+      <w:tr>
+        <w:trPr>
+          <w:tblCellSpacing w:w="15" w:type="dxa"/>
+        </w:trPr>
+        <w:tc>
+          <w:tcPr>
+            <w:tcW w:w="0" w:type="auto"/>
+            <w:vAlign w:val="center"/>
+            <w:hideMark/>
+          </w:tcPr>
+          <w:p>
+            <w:r>
+              <w:t>Static Method</w:t>
+            </w:r>
+          </w:p>
+        </w:tc>
+        <w:tc>
+          <w:tcPr>
+            <w:tcW w:w="0" w:type="auto"/>
+            <w:vAlign w:val="center"/>
+            <w:hideMark/>
+          </w:tcPr>
+          <w:p>
+            <w:r>
+              <w:t>Validation/hash utilities</w:t>
+            </w:r>
+          </w:p>
+        </w:tc>
+      </w:tr>
+      <w:tr>
+        <w:trPr>
+          <w:tblCellSpacing w:w="15" w:type="dxa"/>
+        </w:trPr>
+        <w:tc>
+          <w:tcPr>
+            <w:tcW w:w="0" w:type="auto"/>
+            <w:vAlign w:val="center"/>
+            <w:hideMark/>
+          </w:tcPr>
+          <w:p>
+            <w:r>
+              <w:t>Magic Methods</w:t>
+            </w:r>
+          </w:p>
+        </w:tc>
+        <w:tc>
+          <w:tcPr>
+            <w:tcW w:w="0" w:type="auto"/>
+            <w:vAlign w:val="center"/>
+            <w:hideMark/>
+          </w:tcPr>
+          <w:p>
+            <w:r>
+              <w:t>Product display, equality, cart length</w:t>
+            </w:r>
+          </w:p>
+        </w:tc>
+      </w:tr>
+    </w:tbl>
+    <w:p/>
+    <w:p/>
+    <w:p>
+      <w:r>
+        <w:lastRenderedPageBreak/>
+        <w:drawing>
+          <wp:inline distT="0" distB="0" distL="0" distR="0" wp14:anchorId="0934BB74" wp14:editId="4708189F">
+            <wp:extent cx="2415749" cy="4442845"/>
+            <wp:effectExtent l="0" t="0" r="3810" b="0"/>
+            <wp:docPr id="660306123" name="Picture 1"/>
+            <wp:cNvGraphicFramePr>
+              <a:graphicFrameLocks xmlns:a="http://schemas.openxmlformats.org/drawingml/2006/main" noChangeAspect="1"/>
+            </wp:cNvGraphicFramePr>
+            <a:graphic xmlns:a="http://schemas.openxmlformats.org/drawingml/2006/main">
+              <a:graphicData uri="http://schemas.openxmlformats.org/drawingml/2006/picture">
+                <pic:pic xmlns:pic="http://schemas.openxmlformats.org/drawingml/2006/picture">
+                  <pic:nvPicPr>
+                    <pic:cNvPr id="660306123" name=""/>
+                    <pic:cNvPicPr/>
+                  </pic:nvPicPr>
+                  <pic:blipFill>
+                    <a:blip r:embed="rId5"/>
+                    <a:stretch>
+                      <a:fillRect/>
+                    </a:stretch>
+                  </pic:blipFill>
+                  <pic:spPr>
+                    <a:xfrm>
+                      <a:off x="0" y="0"/>
+                      <a:ext cx="2415749" cy="4442845"/>
+                    </a:xfrm>
+                    <a:prstGeom prst="rect">
+                      <a:avLst/>
+                    </a:prstGeom>
+                  </pic:spPr>
+                </pic:pic>
+              </a:graphicData>
+            </a:graphic>
+          </wp:inline>
+        </w:drawing>
+      </w:r>
+    </w:p>
     <w:sectPr>
       <w:pgSz w:w="11906" w:h="16838"/>
       <w:pgMar w:top="1440" w:right="1440" w:bottom="1440" w:left="1440" w:header="708" w:footer="708" w:gutter="0"/>
@@ -1007,6 +4239,304 @@
 <file path=word/numbering.xml><?xml version="1.0" encoding="utf-8"?>
 <w:numbering xmlns:wpc="http://schemas.microsoft.com/office/word/2010/wordprocessingCanvas" xmlns:cx="http://schemas.microsoft.com/office/drawing/2014/chartex" xmlns:cx1="http://schemas.microsoft.com/office/drawing/2015/9/8/chartex" xmlns:cx2="http://schemas.microsoft.com/office/drawing/2015/10/21/chartex" xmlns:cx3="http://schemas.microsoft.com/office/drawing/2016/5/9/chartex" xmlns:cx4="http://schemas.microsoft.com/office/drawing/2016/5/10/chartex" xmlns:cx5="http://schemas.microsoft.com/office/drawing/2016/5/11/chartex" xmlns:cx6="http://schemas.microsoft.com/office/drawing/2016/5/12/chartex" xmlns:cx7="http://schemas.microsoft.com/office/drawing/2016/5/13/chartex" xmlns:cx8="http://schemas.microsoft.com/office/drawing/2016/5/14/chartex" xmlns:mc="http://schemas.openxmlformats.org/markup-compatibility/2006" xmlns:aink="http://schemas.microsoft.com/office/drawing/2016/ink" xmlns:am3d="http://schemas.microsoft.com/office/drawing/2017/model3d" xmlns:o="urn:schemas-microsoft-com:office:office" xmlns:oel="http://schemas.microsoft.com/office/2019/extlst" xmlns:r="http://schemas.openxmlformats.org/officeDocument/2006/relationships" xmlns:m="http://schemas.openxmlformats.org/officeDocument/2006/math" xmlns:v="urn:schemas-microsoft-com:vml" xmlns:wp14="http://schemas.microsoft.com/office/word/2010/wordprocessingDrawing" xmlns:wp="http://schemas.openxmlformats.org/drawingml/2006/wordprocessingDrawing" xmlns:w10="urn:schemas-microsoft-com:office:word" xmlns:w="http://schemas.openxmlformats.org/wordprocessingml/2006/main" xmlns:w14="http://schemas.microsoft.com/office/word/2010/wordml" xmlns:w15="http://schemas.microsoft.com/office/word/2012/wordml" xmlns:w16cex="http://schemas.microsoft.com/office/word/2018/wordml/cex" xmlns:w16cid="http://schemas.microsoft.com/office/word/2016/wordml/cid" xmlns:w16="http://schemas.microsoft.com/office/word/2018/wordml" xmlns:w16du="http://schemas.microsoft.com/office/word/2023/wordml/word16du" xmlns:w16sdtdh="http://schemas.microsoft.com/office/word/2020/wordml/sdtdatahash" xmlns:w16sdtfl="http://schemas.microsoft.com/office/word/2024/wordml/sdtformatlock" xmlns:w16se="http://schemas.microsoft.com/office/word/2015/wordml/symex" xmlns:wpg="http://schemas.microsoft.com/office/word/2010/wordprocessingGroup" xmlns:wpi="http://schemas.microsoft.com/office/word/2010/wordprocessingInk" xmlns:wne="http://schemas.microsoft.com/office/word/2006/wordml" xmlns:wps="http://schemas.microsoft.com/office/word/2010/wordprocessingShape" mc:Ignorable="w14 w15 w16se w16cid w16 w16cex w16sdtdh w16sdtfl w16du wp14">
   <w:abstractNum w:abstractNumId="0" w15:restartNumberingAfterBreak="0">
+    <w:nsid w:val="0755029C"/>
+    <w:multiLevelType w:val="multilevel"/>
+    <w:tmpl w:val="B52E45D6"/>
+    <w:lvl w:ilvl="0">
+      <w:start w:val="1"/>
+      <w:numFmt w:val="bullet"/>
+      <w:lvlText w:val=""/>
+      <w:lvlJc w:val="left"/>
+      <w:pPr>
+        <w:tabs>
+          <w:tab w:val="num" w:pos="720"/>
+        </w:tabs>
+        <w:ind w:left="720" w:hanging="360"/>
+      </w:pPr>
+      <w:rPr>
+        <w:rFonts w:ascii="Symbol" w:hAnsi="Symbol" w:hint="default"/>
+        <w:sz w:val="20"/>
+      </w:rPr>
+    </w:lvl>
+    <w:lvl w:ilvl="1" w:tentative="1">
+      <w:start w:val="1"/>
+      <w:numFmt w:val="bullet"/>
+      <w:lvlText w:val="o"/>
+      <w:lvlJc w:val="left"/>
+      <w:pPr>
+        <w:tabs>
+          <w:tab w:val="num" w:pos="1440"/>
+        </w:tabs>
+        <w:ind w:left="1440" w:hanging="360"/>
+      </w:pPr>
+      <w:rPr>
+        <w:rFonts w:ascii="Courier New" w:hAnsi="Courier New" w:hint="default"/>
+        <w:sz w:val="20"/>
+      </w:rPr>
+    </w:lvl>
+    <w:lvl w:ilvl="2" w:tentative="1">
+      <w:start w:val="1"/>
+      <w:numFmt w:val="bullet"/>
+      <w:lvlText w:val=""/>
+      <w:lvlJc w:val="left"/>
+      <w:pPr>
+        <w:tabs>
+          <w:tab w:val="num" w:pos="2160"/>
+        </w:tabs>
+        <w:ind w:left="2160" w:hanging="360"/>
+      </w:pPr>
+      <w:rPr>
+        <w:rFonts w:ascii="Wingdings" w:hAnsi="Wingdings" w:hint="default"/>
+        <w:sz w:val="20"/>
+      </w:rPr>
+    </w:lvl>
+    <w:lvl w:ilvl="3" w:tentative="1">
+      <w:start w:val="1"/>
+      <w:numFmt w:val="bullet"/>
+      <w:lvlText w:val=""/>
+      <w:lvlJc w:val="left"/>
+      <w:pPr>
+        <w:tabs>
+          <w:tab w:val="num" w:pos="2880"/>
+        </w:tabs>
+        <w:ind w:left="2880" w:hanging="360"/>
+      </w:pPr>
+      <w:rPr>
+        <w:rFonts w:ascii="Wingdings" w:hAnsi="Wingdings" w:hint="default"/>
+        <w:sz w:val="20"/>
+      </w:rPr>
+    </w:lvl>
+    <w:lvl w:ilvl="4" w:tentative="1">
+      <w:start w:val="1"/>
+      <w:numFmt w:val="bullet"/>
+      <w:lvlText w:val=""/>
+      <w:lvlJc w:val="left"/>
+      <w:pPr>
+        <w:tabs>
+          <w:tab w:val="num" w:pos="3600"/>
+        </w:tabs>
+        <w:ind w:left="3600" w:hanging="360"/>
+      </w:pPr>
+      <w:rPr>
+        <w:rFonts w:ascii="Wingdings" w:hAnsi="Wingdings" w:hint="default"/>
+        <w:sz w:val="20"/>
+      </w:rPr>
+    </w:lvl>
+    <w:lvl w:ilvl="5" w:tentative="1">
+      <w:start w:val="1"/>
+      <w:numFmt w:val="bullet"/>
+      <w:lvlText w:val=""/>
+      <w:lvlJc w:val="left"/>
+      <w:pPr>
+        <w:tabs>
+          <w:tab w:val="num" w:pos="4320"/>
+        </w:tabs>
+        <w:ind w:left="4320" w:hanging="360"/>
+      </w:pPr>
+      <w:rPr>
+        <w:rFonts w:ascii="Wingdings" w:hAnsi="Wingdings" w:hint="default"/>
+        <w:sz w:val="20"/>
+      </w:rPr>
+    </w:lvl>
+    <w:lvl w:ilvl="6" w:tentative="1">
+      <w:start w:val="1"/>
+      <w:numFmt w:val="bullet"/>
+      <w:lvlText w:val=""/>
+      <w:lvlJc w:val="left"/>
+      <w:pPr>
+        <w:tabs>
+          <w:tab w:val="num" w:pos="5040"/>
+        </w:tabs>
+        <w:ind w:left="5040" w:hanging="360"/>
+      </w:pPr>
+      <w:rPr>
+        <w:rFonts w:ascii="Wingdings" w:hAnsi="Wingdings" w:hint="default"/>
+        <w:sz w:val="20"/>
+      </w:rPr>
+    </w:lvl>
+    <w:lvl w:ilvl="7" w:tentative="1">
+      <w:start w:val="1"/>
+      <w:numFmt w:val="bullet"/>
+      <w:lvlText w:val=""/>
+      <w:lvlJc w:val="left"/>
+      <w:pPr>
+        <w:tabs>
+          <w:tab w:val="num" w:pos="5760"/>
+        </w:tabs>
+        <w:ind w:left="5760" w:hanging="360"/>
+      </w:pPr>
+      <w:rPr>
+        <w:rFonts w:ascii="Wingdings" w:hAnsi="Wingdings" w:hint="default"/>
+        <w:sz w:val="20"/>
+      </w:rPr>
+    </w:lvl>
+    <w:lvl w:ilvl="8" w:tentative="1">
+      <w:start w:val="1"/>
+      <w:numFmt w:val="bullet"/>
+      <w:lvlText w:val=""/>
+      <w:lvlJc w:val="left"/>
+      <w:pPr>
+        <w:tabs>
+          <w:tab w:val="num" w:pos="6480"/>
+        </w:tabs>
+        <w:ind w:left="6480" w:hanging="360"/>
+      </w:pPr>
+      <w:rPr>
+        <w:rFonts w:ascii="Wingdings" w:hAnsi="Wingdings" w:hint="default"/>
+        <w:sz w:val="20"/>
+      </w:rPr>
+    </w:lvl>
+  </w:abstractNum>
+  <w:abstractNum w:abstractNumId="1" w15:restartNumberingAfterBreak="0">
+    <w:nsid w:val="0DFC1FBC"/>
+    <w:multiLevelType w:val="multilevel"/>
+    <w:tmpl w:val="6C86AE32"/>
+    <w:lvl w:ilvl="0">
+      <w:start w:val="1"/>
+      <w:numFmt w:val="bullet"/>
+      <w:lvlText w:val=""/>
+      <w:lvlJc w:val="left"/>
+      <w:pPr>
+        <w:tabs>
+          <w:tab w:val="num" w:pos="720"/>
+        </w:tabs>
+        <w:ind w:left="720" w:hanging="360"/>
+      </w:pPr>
+      <w:rPr>
+        <w:rFonts w:ascii="Symbol" w:hAnsi="Symbol" w:hint="default"/>
+        <w:sz w:val="20"/>
+      </w:rPr>
+    </w:lvl>
+    <w:lvl w:ilvl="1" w:tentative="1">
+      <w:start w:val="1"/>
+      <w:numFmt w:val="bullet"/>
+      <w:lvlText w:val="o"/>
+      <w:lvlJc w:val="left"/>
+      <w:pPr>
+        <w:tabs>
+          <w:tab w:val="num" w:pos="1440"/>
+        </w:tabs>
+        <w:ind w:left="1440" w:hanging="360"/>
+      </w:pPr>
+      <w:rPr>
+        <w:rFonts w:ascii="Courier New" w:hAnsi="Courier New" w:hint="default"/>
+        <w:sz w:val="20"/>
+      </w:rPr>
+    </w:lvl>
+    <w:lvl w:ilvl="2" w:tentative="1">
+      <w:start w:val="1"/>
+      <w:numFmt w:val="bullet"/>
+      <w:lvlText w:val=""/>
+      <w:lvlJc w:val="left"/>
+      <w:pPr>
+        <w:tabs>
+          <w:tab w:val="num" w:pos="2160"/>
+        </w:tabs>
+        <w:ind w:left="2160" w:hanging="360"/>
+      </w:pPr>
+      <w:rPr>
+        <w:rFonts w:ascii="Wingdings" w:hAnsi="Wingdings" w:hint="default"/>
+        <w:sz w:val="20"/>
+      </w:rPr>
+    </w:lvl>
+    <w:lvl w:ilvl="3" w:tentative="1">
+      <w:start w:val="1"/>
+      <w:numFmt w:val="bullet"/>
+      <w:lvlText w:val=""/>
+      <w:lvlJc w:val="left"/>
+      <w:pPr>
+        <w:tabs>
+          <w:tab w:val="num" w:pos="2880"/>
+        </w:tabs>
+        <w:ind w:left="2880" w:hanging="360"/>
+      </w:pPr>
+      <w:rPr>
+        <w:rFonts w:ascii="Wingdings" w:hAnsi="Wingdings" w:hint="default"/>
+        <w:sz w:val="20"/>
+      </w:rPr>
+    </w:lvl>
+    <w:lvl w:ilvl="4" w:tentative="1">
+      <w:start w:val="1"/>
+      <w:numFmt w:val="bullet"/>
+      <w:lvlText w:val=""/>
+      <w:lvlJc w:val="left"/>
+      <w:pPr>
+        <w:tabs>
+          <w:tab w:val="num" w:pos="3600"/>
+        </w:tabs>
+        <w:ind w:left="3600" w:hanging="360"/>
+      </w:pPr>
+      <w:rPr>
+        <w:rFonts w:ascii="Wingdings" w:hAnsi="Wingdings" w:hint="default"/>
+        <w:sz w:val="20"/>
+      </w:rPr>
+    </w:lvl>
+    <w:lvl w:ilvl="5" w:tentative="1">
+      <w:start w:val="1"/>
+      <w:numFmt w:val="bullet"/>
+      <w:lvlText w:val=""/>
+      <w:lvlJc w:val="left"/>
+      <w:pPr>
+        <w:tabs>
+          <w:tab w:val="num" w:pos="4320"/>
+        </w:tabs>
+        <w:ind w:left="4320" w:hanging="360"/>
+      </w:pPr>
+      <w:rPr>
+        <w:rFonts w:ascii="Wingdings" w:hAnsi="Wingdings" w:hint="default"/>
+        <w:sz w:val="20"/>
+      </w:rPr>
+    </w:lvl>
+    <w:lvl w:ilvl="6" w:tentative="1">
+      <w:start w:val="1"/>
+      <w:numFmt w:val="bullet"/>
+      <w:lvlText w:val=""/>
+      <w:lvlJc w:val="left"/>
+      <w:pPr>
+        <w:tabs>
+          <w:tab w:val="num" w:pos="5040"/>
+        </w:tabs>
+        <w:ind w:left="5040" w:hanging="360"/>
+      </w:pPr>
+      <w:rPr>
+        <w:rFonts w:ascii="Wingdings" w:hAnsi="Wingdings" w:hint="default"/>
+        <w:sz w:val="20"/>
+      </w:rPr>
+    </w:lvl>
+    <w:lvl w:ilvl="7" w:tentative="1">
+      <w:start w:val="1"/>
+      <w:numFmt w:val="bullet"/>
+      <w:lvlText w:val=""/>
+      <w:lvlJc w:val="left"/>
+      <w:pPr>
+        <w:tabs>
+          <w:tab w:val="num" w:pos="5760"/>
+        </w:tabs>
+        <w:ind w:left="5760" w:hanging="360"/>
+      </w:pPr>
+      <w:rPr>
+        <w:rFonts w:ascii="Wingdings" w:hAnsi="Wingdings" w:hint="default"/>
+        <w:sz w:val="20"/>
+      </w:rPr>
+    </w:lvl>
+    <w:lvl w:ilvl="8" w:tentative="1">
+      <w:start w:val="1"/>
+      <w:numFmt w:val="bullet"/>
+      <w:lvlText w:val=""/>
+      <w:lvlJc w:val="left"/>
+      <w:pPr>
+        <w:tabs>
+          <w:tab w:val="num" w:pos="6480"/>
+        </w:tabs>
+        <w:ind w:left="6480" w:hanging="360"/>
+      </w:pPr>
+      <w:rPr>
+        <w:rFonts w:ascii="Wingdings" w:hAnsi="Wingdings" w:hint="default"/>
+        <w:sz w:val="20"/>
+      </w:rPr>
+    </w:lvl>
+  </w:abstractNum>
+  <w:abstractNum w:abstractNumId="2" w15:restartNumberingAfterBreak="0">
     <w:nsid w:val="15FC221E"/>
     <w:multiLevelType w:val="multilevel"/>
     <w:tmpl w:val="413C12B0"/>
@@ -1155,7 +4685,454 @@
       </w:rPr>
     </w:lvl>
   </w:abstractNum>
-  <w:abstractNum w:abstractNumId="1" w15:restartNumberingAfterBreak="0">
+  <w:abstractNum w:abstractNumId="3" w15:restartNumberingAfterBreak="0">
+    <w:nsid w:val="16C25738"/>
+    <w:multiLevelType w:val="multilevel"/>
+    <w:tmpl w:val="776E2EBC"/>
+    <w:lvl w:ilvl="0">
+      <w:start w:val="1"/>
+      <w:numFmt w:val="bullet"/>
+      <w:lvlText w:val=""/>
+      <w:lvlJc w:val="left"/>
+      <w:pPr>
+        <w:tabs>
+          <w:tab w:val="num" w:pos="720"/>
+        </w:tabs>
+        <w:ind w:left="720" w:hanging="360"/>
+      </w:pPr>
+      <w:rPr>
+        <w:rFonts w:ascii="Symbol" w:hAnsi="Symbol" w:hint="default"/>
+        <w:sz w:val="20"/>
+      </w:rPr>
+    </w:lvl>
+    <w:lvl w:ilvl="1" w:tentative="1">
+      <w:start w:val="1"/>
+      <w:numFmt w:val="bullet"/>
+      <w:lvlText w:val="o"/>
+      <w:lvlJc w:val="left"/>
+      <w:pPr>
+        <w:tabs>
+          <w:tab w:val="num" w:pos="1440"/>
+        </w:tabs>
+        <w:ind w:left="1440" w:hanging="360"/>
+      </w:pPr>
+      <w:rPr>
+        <w:rFonts w:ascii="Courier New" w:hAnsi="Courier New" w:hint="default"/>
+        <w:sz w:val="20"/>
+      </w:rPr>
+    </w:lvl>
+    <w:lvl w:ilvl="2" w:tentative="1">
+      <w:start w:val="1"/>
+      <w:numFmt w:val="bullet"/>
+      <w:lvlText w:val=""/>
+      <w:lvlJc w:val="left"/>
+      <w:pPr>
+        <w:tabs>
+          <w:tab w:val="num" w:pos="2160"/>
+        </w:tabs>
+        <w:ind w:left="2160" w:hanging="360"/>
+      </w:pPr>
+      <w:rPr>
+        <w:rFonts w:ascii="Wingdings" w:hAnsi="Wingdings" w:hint="default"/>
+        <w:sz w:val="20"/>
+      </w:rPr>
+    </w:lvl>
+    <w:lvl w:ilvl="3" w:tentative="1">
+      <w:start w:val="1"/>
+      <w:numFmt w:val="bullet"/>
+      <w:lvlText w:val=""/>
+      <w:lvlJc w:val="left"/>
+      <w:pPr>
+        <w:tabs>
+          <w:tab w:val="num" w:pos="2880"/>
+        </w:tabs>
+        <w:ind w:left="2880" w:hanging="360"/>
+      </w:pPr>
+      <w:rPr>
+        <w:rFonts w:ascii="Wingdings" w:hAnsi="Wingdings" w:hint="default"/>
+        <w:sz w:val="20"/>
+      </w:rPr>
+    </w:lvl>
+    <w:lvl w:ilvl="4" w:tentative="1">
+      <w:start w:val="1"/>
+      <w:numFmt w:val="bullet"/>
+      <w:lvlText w:val=""/>
+      <w:lvlJc w:val="left"/>
+      <w:pPr>
+        <w:tabs>
+          <w:tab w:val="num" w:pos="3600"/>
+        </w:tabs>
+        <w:ind w:left="3600" w:hanging="360"/>
+      </w:pPr>
+      <w:rPr>
+        <w:rFonts w:ascii="Wingdings" w:hAnsi="Wingdings" w:hint="default"/>
+        <w:sz w:val="20"/>
+      </w:rPr>
+    </w:lvl>
+    <w:lvl w:ilvl="5" w:tentative="1">
+      <w:start w:val="1"/>
+      <w:numFmt w:val="bullet"/>
+      <w:lvlText w:val=""/>
+      <w:lvlJc w:val="left"/>
+      <w:pPr>
+        <w:tabs>
+          <w:tab w:val="num" w:pos="4320"/>
+        </w:tabs>
+        <w:ind w:left="4320" w:hanging="360"/>
+      </w:pPr>
+      <w:rPr>
+        <w:rFonts w:ascii="Wingdings" w:hAnsi="Wingdings" w:hint="default"/>
+        <w:sz w:val="20"/>
+      </w:rPr>
+    </w:lvl>
+    <w:lvl w:ilvl="6" w:tentative="1">
+      <w:start w:val="1"/>
+      <w:numFmt w:val="bullet"/>
+      <w:lvlText w:val=""/>
+      <w:lvlJc w:val="left"/>
+      <w:pPr>
+        <w:tabs>
+          <w:tab w:val="num" w:pos="5040"/>
+        </w:tabs>
+        <w:ind w:left="5040" w:hanging="360"/>
+      </w:pPr>
+      <w:rPr>
+        <w:rFonts w:ascii="Wingdings" w:hAnsi="Wingdings" w:hint="default"/>
+        <w:sz w:val="20"/>
+      </w:rPr>
+    </w:lvl>
+    <w:lvl w:ilvl="7" w:tentative="1">
+      <w:start w:val="1"/>
+      <w:numFmt w:val="bullet"/>
+      <w:lvlText w:val=""/>
+      <w:lvlJc w:val="left"/>
+      <w:pPr>
+        <w:tabs>
+          <w:tab w:val="num" w:pos="5760"/>
+        </w:tabs>
+        <w:ind w:left="5760" w:hanging="360"/>
+      </w:pPr>
+      <w:rPr>
+        <w:rFonts w:ascii="Wingdings" w:hAnsi="Wingdings" w:hint="default"/>
+        <w:sz w:val="20"/>
+      </w:rPr>
+    </w:lvl>
+    <w:lvl w:ilvl="8" w:tentative="1">
+      <w:start w:val="1"/>
+      <w:numFmt w:val="bullet"/>
+      <w:lvlText w:val=""/>
+      <w:lvlJc w:val="left"/>
+      <w:pPr>
+        <w:tabs>
+          <w:tab w:val="num" w:pos="6480"/>
+        </w:tabs>
+        <w:ind w:left="6480" w:hanging="360"/>
+      </w:pPr>
+      <w:rPr>
+        <w:rFonts w:ascii="Wingdings" w:hAnsi="Wingdings" w:hint="default"/>
+        <w:sz w:val="20"/>
+      </w:rPr>
+    </w:lvl>
+  </w:abstractNum>
+  <w:abstractNum w:abstractNumId="4" w15:restartNumberingAfterBreak="0">
+    <w:nsid w:val="1A963020"/>
+    <w:multiLevelType w:val="multilevel"/>
+    <w:tmpl w:val="EDBE1898"/>
+    <w:lvl w:ilvl="0">
+      <w:start w:val="1"/>
+      <w:numFmt w:val="bullet"/>
+      <w:lvlText w:val=""/>
+      <w:lvlJc w:val="left"/>
+      <w:pPr>
+        <w:tabs>
+          <w:tab w:val="num" w:pos="720"/>
+        </w:tabs>
+        <w:ind w:left="720" w:hanging="360"/>
+      </w:pPr>
+      <w:rPr>
+        <w:rFonts w:ascii="Symbol" w:hAnsi="Symbol" w:hint="default"/>
+        <w:sz w:val="20"/>
+      </w:rPr>
+    </w:lvl>
+    <w:lvl w:ilvl="1" w:tentative="1">
+      <w:start w:val="1"/>
+      <w:numFmt w:val="bullet"/>
+      <w:lvlText w:val="o"/>
+      <w:lvlJc w:val="left"/>
+      <w:pPr>
+        <w:tabs>
+          <w:tab w:val="num" w:pos="1440"/>
+        </w:tabs>
+        <w:ind w:left="1440" w:hanging="360"/>
+      </w:pPr>
+      <w:rPr>
+        <w:rFonts w:ascii="Courier New" w:hAnsi="Courier New" w:hint="default"/>
+        <w:sz w:val="20"/>
+      </w:rPr>
+    </w:lvl>
+    <w:lvl w:ilvl="2" w:tentative="1">
+      <w:start w:val="1"/>
+      <w:numFmt w:val="bullet"/>
+      <w:lvlText w:val=""/>
+      <w:lvlJc w:val="left"/>
+      <w:pPr>
+        <w:tabs>
+          <w:tab w:val="num" w:pos="2160"/>
+        </w:tabs>
+        <w:ind w:left="2160" w:hanging="360"/>
+      </w:pPr>
+      <w:rPr>
+        <w:rFonts w:ascii="Wingdings" w:hAnsi="Wingdings" w:hint="default"/>
+        <w:sz w:val="20"/>
+      </w:rPr>
+    </w:lvl>
+    <w:lvl w:ilvl="3" w:tentative="1">
+      <w:start w:val="1"/>
+      <w:numFmt w:val="bullet"/>
+      <w:lvlText w:val=""/>
+      <w:lvlJc w:val="left"/>
+      <w:pPr>
+        <w:tabs>
+          <w:tab w:val="num" w:pos="2880"/>
+        </w:tabs>
+        <w:ind w:left="2880" w:hanging="360"/>
+      </w:pPr>
+      <w:rPr>
+        <w:rFonts w:ascii="Wingdings" w:hAnsi="Wingdings" w:hint="default"/>
+        <w:sz w:val="20"/>
+      </w:rPr>
+    </w:lvl>
+    <w:lvl w:ilvl="4" w:tentative="1">
+      <w:start w:val="1"/>
+      <w:numFmt w:val="bullet"/>
+      <w:lvlText w:val=""/>
+      <w:lvlJc w:val="left"/>
+      <w:pPr>
+        <w:tabs>
+          <w:tab w:val="num" w:pos="3600"/>
+        </w:tabs>
+        <w:ind w:left="3600" w:hanging="360"/>
+      </w:pPr>
+      <w:rPr>
+        <w:rFonts w:ascii="Wingdings" w:hAnsi="Wingdings" w:hint="default"/>
+        <w:sz w:val="20"/>
+      </w:rPr>
+    </w:lvl>
+    <w:lvl w:ilvl="5" w:tentative="1">
+      <w:start w:val="1"/>
+      <w:numFmt w:val="bullet"/>
+      <w:lvlText w:val=""/>
+      <w:lvlJc w:val="left"/>
+      <w:pPr>
+        <w:tabs>
+          <w:tab w:val="num" w:pos="4320"/>
+        </w:tabs>
+        <w:ind w:left="4320" w:hanging="360"/>
+      </w:pPr>
+      <w:rPr>
+        <w:rFonts w:ascii="Wingdings" w:hAnsi="Wingdings" w:hint="default"/>
+        <w:sz w:val="20"/>
+      </w:rPr>
+    </w:lvl>
+    <w:lvl w:ilvl="6" w:tentative="1">
+      <w:start w:val="1"/>
+      <w:numFmt w:val="bullet"/>
+      <w:lvlText w:val=""/>
+      <w:lvlJc w:val="left"/>
+      <w:pPr>
+        <w:tabs>
+          <w:tab w:val="num" w:pos="5040"/>
+        </w:tabs>
+        <w:ind w:left="5040" w:hanging="360"/>
+      </w:pPr>
+      <w:rPr>
+        <w:rFonts w:ascii="Wingdings" w:hAnsi="Wingdings" w:hint="default"/>
+        <w:sz w:val="20"/>
+      </w:rPr>
+    </w:lvl>
+    <w:lvl w:ilvl="7" w:tentative="1">
+      <w:start w:val="1"/>
+      <w:numFmt w:val="bullet"/>
+      <w:lvlText w:val=""/>
+      <w:lvlJc w:val="left"/>
+      <w:pPr>
+        <w:tabs>
+          <w:tab w:val="num" w:pos="5760"/>
+        </w:tabs>
+        <w:ind w:left="5760" w:hanging="360"/>
+      </w:pPr>
+      <w:rPr>
+        <w:rFonts w:ascii="Wingdings" w:hAnsi="Wingdings" w:hint="default"/>
+        <w:sz w:val="20"/>
+      </w:rPr>
+    </w:lvl>
+    <w:lvl w:ilvl="8" w:tentative="1">
+      <w:start w:val="1"/>
+      <w:numFmt w:val="bullet"/>
+      <w:lvlText w:val=""/>
+      <w:lvlJc w:val="left"/>
+      <w:pPr>
+        <w:tabs>
+          <w:tab w:val="num" w:pos="6480"/>
+        </w:tabs>
+        <w:ind w:left="6480" w:hanging="360"/>
+      </w:pPr>
+      <w:rPr>
+        <w:rFonts w:ascii="Wingdings" w:hAnsi="Wingdings" w:hint="default"/>
+        <w:sz w:val="20"/>
+      </w:rPr>
+    </w:lvl>
+  </w:abstractNum>
+  <w:abstractNum w:abstractNumId="5" w15:restartNumberingAfterBreak="0">
+    <w:nsid w:val="1A9B59BC"/>
+    <w:multiLevelType w:val="multilevel"/>
+    <w:tmpl w:val="9DD43482"/>
+    <w:lvl w:ilvl="0">
+      <w:start w:val="1"/>
+      <w:numFmt w:val="bullet"/>
+      <w:lvlText w:val=""/>
+      <w:lvlJc w:val="left"/>
+      <w:pPr>
+        <w:tabs>
+          <w:tab w:val="num" w:pos="720"/>
+        </w:tabs>
+        <w:ind w:left="720" w:hanging="360"/>
+      </w:pPr>
+      <w:rPr>
+        <w:rFonts w:ascii="Symbol" w:hAnsi="Symbol" w:hint="default"/>
+        <w:sz w:val="20"/>
+      </w:rPr>
+    </w:lvl>
+    <w:lvl w:ilvl="1" w:tentative="1">
+      <w:start w:val="1"/>
+      <w:numFmt w:val="bullet"/>
+      <w:lvlText w:val="o"/>
+      <w:lvlJc w:val="left"/>
+      <w:pPr>
+        <w:tabs>
+          <w:tab w:val="num" w:pos="1440"/>
+        </w:tabs>
+        <w:ind w:left="1440" w:hanging="360"/>
+      </w:pPr>
+      <w:rPr>
+        <w:rFonts w:ascii="Courier New" w:hAnsi="Courier New" w:hint="default"/>
+        <w:sz w:val="20"/>
+      </w:rPr>
+    </w:lvl>
+    <w:lvl w:ilvl="2" w:tentative="1">
+      <w:start w:val="1"/>
+      <w:numFmt w:val="bullet"/>
+      <w:lvlText w:val=""/>
+      <w:lvlJc w:val="left"/>
+      <w:pPr>
+        <w:tabs>
+          <w:tab w:val="num" w:pos="2160"/>
+        </w:tabs>
+        <w:ind w:left="2160" w:hanging="360"/>
+      </w:pPr>
+      <w:rPr>
+        <w:rFonts w:ascii="Wingdings" w:hAnsi="Wingdings" w:hint="default"/>
+        <w:sz w:val="20"/>
+      </w:rPr>
+    </w:lvl>
+    <w:lvl w:ilvl="3" w:tentative="1">
+      <w:start w:val="1"/>
+      <w:numFmt w:val="bullet"/>
+      <w:lvlText w:val=""/>
+      <w:lvlJc w:val="left"/>
+      <w:pPr>
+        <w:tabs>
+          <w:tab w:val="num" w:pos="2880"/>
+        </w:tabs>
+        <w:ind w:left="2880" w:hanging="360"/>
+      </w:pPr>
+      <w:rPr>
+        <w:rFonts w:ascii="Wingdings" w:hAnsi="Wingdings" w:hint="default"/>
+        <w:sz w:val="20"/>
+      </w:rPr>
+    </w:lvl>
+    <w:lvl w:ilvl="4" w:tentative="1">
+      <w:start w:val="1"/>
+      <w:numFmt w:val="bullet"/>
+      <w:lvlText w:val=""/>
+      <w:lvlJc w:val="left"/>
+      <w:pPr>
+        <w:tabs>
+          <w:tab w:val="num" w:pos="3600"/>
+        </w:tabs>
+        <w:ind w:left="3600" w:hanging="360"/>
+      </w:pPr>
+      <w:rPr>
+        <w:rFonts w:ascii="Wingdings" w:hAnsi="Wingdings" w:hint="default"/>
+        <w:sz w:val="20"/>
+      </w:rPr>
+    </w:lvl>
+    <w:lvl w:ilvl="5" w:tentative="1">
+      <w:start w:val="1"/>
+      <w:numFmt w:val="bullet"/>
+      <w:lvlText w:val=""/>
+      <w:lvlJc w:val="left"/>
+      <w:pPr>
+        <w:tabs>
+          <w:tab w:val="num" w:pos="4320"/>
+        </w:tabs>
+        <w:ind w:left="4320" w:hanging="360"/>
+      </w:pPr>
+      <w:rPr>
+        <w:rFonts w:ascii="Wingdings" w:hAnsi="Wingdings" w:hint="default"/>
+        <w:sz w:val="20"/>
+      </w:rPr>
+    </w:lvl>
+    <w:lvl w:ilvl="6" w:tentative="1">
+      <w:start w:val="1"/>
+      <w:numFmt w:val="bullet"/>
+      <w:lvlText w:val=""/>
+      <w:lvlJc w:val="left"/>
+      <w:pPr>
+        <w:tabs>
+          <w:tab w:val="num" w:pos="5040"/>
+        </w:tabs>
+        <w:ind w:left="5040" w:hanging="360"/>
+      </w:pPr>
+      <w:rPr>
+        <w:rFonts w:ascii="Wingdings" w:hAnsi="Wingdings" w:hint="default"/>
+        <w:sz w:val="20"/>
+      </w:rPr>
+    </w:lvl>
+    <w:lvl w:ilvl="7" w:tentative="1">
+      <w:start w:val="1"/>
+      <w:numFmt w:val="bullet"/>
+      <w:lvlText w:val=""/>
+      <w:lvlJc w:val="left"/>
+      <w:pPr>
+        <w:tabs>
+          <w:tab w:val="num" w:pos="5760"/>
+        </w:tabs>
+        <w:ind w:left="5760" w:hanging="360"/>
+      </w:pPr>
+      <w:rPr>
+        <w:rFonts w:ascii="Wingdings" w:hAnsi="Wingdings" w:hint="default"/>
+        <w:sz w:val="20"/>
+      </w:rPr>
+    </w:lvl>
+    <w:lvl w:ilvl="8" w:tentative="1">
+      <w:start w:val="1"/>
+      <w:numFmt w:val="bullet"/>
+      <w:lvlText w:val=""/>
+      <w:lvlJc w:val="left"/>
+      <w:pPr>
+        <w:tabs>
+          <w:tab w:val="num" w:pos="6480"/>
+        </w:tabs>
+        <w:ind w:left="6480" w:hanging="360"/>
+      </w:pPr>
+      <w:rPr>
+        <w:rFonts w:ascii="Wingdings" w:hAnsi="Wingdings" w:hint="default"/>
+        <w:sz w:val="20"/>
+      </w:rPr>
+    </w:lvl>
+  </w:abstractNum>
+  <w:abstractNum w:abstractNumId="6" w15:restartNumberingAfterBreak="0">
     <w:nsid w:val="1FBC2173"/>
     <w:multiLevelType w:val="multilevel"/>
     <w:tmpl w:val="F8348396"/>
@@ -1304,7 +5281,156 @@
       </w:rPr>
     </w:lvl>
   </w:abstractNum>
-  <w:abstractNum w:abstractNumId="2" w15:restartNumberingAfterBreak="0">
+  <w:abstractNum w:abstractNumId="7" w15:restartNumberingAfterBreak="0">
+    <w:nsid w:val="23CF07C9"/>
+    <w:multiLevelType w:val="multilevel"/>
+    <w:tmpl w:val="C7E05DD4"/>
+    <w:lvl w:ilvl="0">
+      <w:start w:val="1"/>
+      <w:numFmt w:val="bullet"/>
+      <w:lvlText w:val=""/>
+      <w:lvlJc w:val="left"/>
+      <w:pPr>
+        <w:tabs>
+          <w:tab w:val="num" w:pos="720"/>
+        </w:tabs>
+        <w:ind w:left="720" w:hanging="360"/>
+      </w:pPr>
+      <w:rPr>
+        <w:rFonts w:ascii="Symbol" w:hAnsi="Symbol" w:hint="default"/>
+        <w:sz w:val="20"/>
+      </w:rPr>
+    </w:lvl>
+    <w:lvl w:ilvl="1" w:tentative="1">
+      <w:start w:val="1"/>
+      <w:numFmt w:val="bullet"/>
+      <w:lvlText w:val="o"/>
+      <w:lvlJc w:val="left"/>
+      <w:pPr>
+        <w:tabs>
+          <w:tab w:val="num" w:pos="1440"/>
+        </w:tabs>
+        <w:ind w:left="1440" w:hanging="360"/>
+      </w:pPr>
+      <w:rPr>
+        <w:rFonts w:ascii="Courier New" w:hAnsi="Courier New" w:hint="default"/>
+        <w:sz w:val="20"/>
+      </w:rPr>
+    </w:lvl>
+    <w:lvl w:ilvl="2" w:tentative="1">
+      <w:start w:val="1"/>
+      <w:numFmt w:val="bullet"/>
+      <w:lvlText w:val=""/>
+      <w:lvlJc w:val="left"/>
+      <w:pPr>
+        <w:tabs>
+          <w:tab w:val="num" w:pos="2160"/>
+        </w:tabs>
+        <w:ind w:left="2160" w:hanging="360"/>
+      </w:pPr>
+      <w:rPr>
+        <w:rFonts w:ascii="Wingdings" w:hAnsi="Wingdings" w:hint="default"/>
+        <w:sz w:val="20"/>
+      </w:rPr>
+    </w:lvl>
+    <w:lvl w:ilvl="3" w:tentative="1">
+      <w:start w:val="1"/>
+      <w:numFmt w:val="bullet"/>
+      <w:lvlText w:val=""/>
+      <w:lvlJc w:val="left"/>
+      <w:pPr>
+        <w:tabs>
+          <w:tab w:val="num" w:pos="2880"/>
+        </w:tabs>
+        <w:ind w:left="2880" w:hanging="360"/>
+      </w:pPr>
+      <w:rPr>
+        <w:rFonts w:ascii="Wingdings" w:hAnsi="Wingdings" w:hint="default"/>
+        <w:sz w:val="20"/>
+      </w:rPr>
+    </w:lvl>
+    <w:lvl w:ilvl="4" w:tentative="1">
+      <w:start w:val="1"/>
+      <w:numFmt w:val="bullet"/>
+      <w:lvlText w:val=""/>
+      <w:lvlJc w:val="left"/>
+      <w:pPr>
+        <w:tabs>
+          <w:tab w:val="num" w:pos="3600"/>
+        </w:tabs>
+        <w:ind w:left="3600" w:hanging="360"/>
+      </w:pPr>
+      <w:rPr>
+        <w:rFonts w:ascii="Wingdings" w:hAnsi="Wingdings" w:hint="default"/>
+        <w:sz w:val="20"/>
+      </w:rPr>
+    </w:lvl>
+    <w:lvl w:ilvl="5" w:tentative="1">
+      <w:start w:val="1"/>
+      <w:numFmt w:val="bullet"/>
+      <w:lvlText w:val=""/>
+      <w:lvlJc w:val="left"/>
+      <w:pPr>
+        <w:tabs>
+          <w:tab w:val="num" w:pos="4320"/>
+        </w:tabs>
+        <w:ind w:left="4320" w:hanging="360"/>
+      </w:pPr>
+      <w:rPr>
+        <w:rFonts w:ascii="Wingdings" w:hAnsi="Wingdings" w:hint="default"/>
+        <w:sz w:val="20"/>
+      </w:rPr>
+    </w:lvl>
+    <w:lvl w:ilvl="6" w:tentative="1">
+      <w:start w:val="1"/>
+      <w:numFmt w:val="bullet"/>
+      <w:lvlText w:val=""/>
+      <w:lvlJc w:val="left"/>
+      <w:pPr>
+        <w:tabs>
+          <w:tab w:val="num" w:pos="5040"/>
+        </w:tabs>
+        <w:ind w:left="5040" w:hanging="360"/>
+      </w:pPr>
+      <w:rPr>
+        <w:rFonts w:ascii="Wingdings" w:hAnsi="Wingdings" w:hint="default"/>
+        <w:sz w:val="20"/>
+      </w:rPr>
+    </w:lvl>
+    <w:lvl w:ilvl="7" w:tentative="1">
+      <w:start w:val="1"/>
+      <w:numFmt w:val="bullet"/>
+      <w:lvlText w:val=""/>
+      <w:lvlJc w:val="left"/>
+      <w:pPr>
+        <w:tabs>
+          <w:tab w:val="num" w:pos="5760"/>
+        </w:tabs>
+        <w:ind w:left="5760" w:hanging="360"/>
+      </w:pPr>
+      <w:rPr>
+        <w:rFonts w:ascii="Wingdings" w:hAnsi="Wingdings" w:hint="default"/>
+        <w:sz w:val="20"/>
+      </w:rPr>
+    </w:lvl>
+    <w:lvl w:ilvl="8" w:tentative="1">
+      <w:start w:val="1"/>
+      <w:numFmt w:val="bullet"/>
+      <w:lvlText w:val=""/>
+      <w:lvlJc w:val="left"/>
+      <w:pPr>
+        <w:tabs>
+          <w:tab w:val="num" w:pos="6480"/>
+        </w:tabs>
+        <w:ind w:left="6480" w:hanging="360"/>
+      </w:pPr>
+      <w:rPr>
+        <w:rFonts w:ascii="Wingdings" w:hAnsi="Wingdings" w:hint="default"/>
+        <w:sz w:val="20"/>
+      </w:rPr>
+    </w:lvl>
+  </w:abstractNum>
+  <w:abstractNum w:abstractNumId="8" w15:restartNumberingAfterBreak="0">
     <w:nsid w:val="2AD72284"/>
     <w:multiLevelType w:val="multilevel"/>
     <w:tmpl w:val="ACF60758"/>
@@ -1453,7 +5579,603 @@
       </w:rPr>
     </w:lvl>
   </w:abstractNum>
-  <w:abstractNum w:abstractNumId="3" w15:restartNumberingAfterBreak="0">
+  <w:abstractNum w:abstractNumId="9" w15:restartNumberingAfterBreak="0">
+    <w:nsid w:val="3CE31A80"/>
+    <w:multiLevelType w:val="multilevel"/>
+    <w:tmpl w:val="915C0C74"/>
+    <w:lvl w:ilvl="0">
+      <w:start w:val="1"/>
+      <w:numFmt w:val="bullet"/>
+      <w:lvlText w:val=""/>
+      <w:lvlJc w:val="left"/>
+      <w:pPr>
+        <w:tabs>
+          <w:tab w:val="num" w:pos="720"/>
+        </w:tabs>
+        <w:ind w:left="720" w:hanging="360"/>
+      </w:pPr>
+      <w:rPr>
+        <w:rFonts w:ascii="Symbol" w:hAnsi="Symbol" w:hint="default"/>
+        <w:sz w:val="20"/>
+      </w:rPr>
+    </w:lvl>
+    <w:lvl w:ilvl="1" w:tentative="1">
+      <w:start w:val="1"/>
+      <w:numFmt w:val="bullet"/>
+      <w:lvlText w:val="o"/>
+      <w:lvlJc w:val="left"/>
+      <w:pPr>
+        <w:tabs>
+          <w:tab w:val="num" w:pos="1440"/>
+        </w:tabs>
+        <w:ind w:left="1440" w:hanging="360"/>
+      </w:pPr>
+      <w:rPr>
+        <w:rFonts w:ascii="Courier New" w:hAnsi="Courier New" w:hint="default"/>
+        <w:sz w:val="20"/>
+      </w:rPr>
+    </w:lvl>
+    <w:lvl w:ilvl="2" w:tentative="1">
+      <w:start w:val="1"/>
+      <w:numFmt w:val="bullet"/>
+      <w:lvlText w:val=""/>
+      <w:lvlJc w:val="left"/>
+      <w:pPr>
+        <w:tabs>
+          <w:tab w:val="num" w:pos="2160"/>
+        </w:tabs>
+        <w:ind w:left="2160" w:hanging="360"/>
+      </w:pPr>
+      <w:rPr>
+        <w:rFonts w:ascii="Wingdings" w:hAnsi="Wingdings" w:hint="default"/>
+        <w:sz w:val="20"/>
+      </w:rPr>
+    </w:lvl>
+    <w:lvl w:ilvl="3" w:tentative="1">
+      <w:start w:val="1"/>
+      <w:numFmt w:val="bullet"/>
+      <w:lvlText w:val=""/>
+      <w:lvlJc w:val="left"/>
+      <w:pPr>
+        <w:tabs>
+          <w:tab w:val="num" w:pos="2880"/>
+        </w:tabs>
+        <w:ind w:left="2880" w:hanging="360"/>
+      </w:pPr>
+      <w:rPr>
+        <w:rFonts w:ascii="Wingdings" w:hAnsi="Wingdings" w:hint="default"/>
+        <w:sz w:val="20"/>
+      </w:rPr>
+    </w:lvl>
+    <w:lvl w:ilvl="4" w:tentative="1">
+      <w:start w:val="1"/>
+      <w:numFmt w:val="bullet"/>
+      <w:lvlText w:val=""/>
+      <w:lvlJc w:val="left"/>
+      <w:pPr>
+        <w:tabs>
+          <w:tab w:val="num" w:pos="3600"/>
+        </w:tabs>
+        <w:ind w:left="3600" w:hanging="360"/>
+      </w:pPr>
+      <w:rPr>
+        <w:rFonts w:ascii="Wingdings" w:hAnsi="Wingdings" w:hint="default"/>
+        <w:sz w:val="20"/>
+      </w:rPr>
+    </w:lvl>
+    <w:lvl w:ilvl="5" w:tentative="1">
+      <w:start w:val="1"/>
+      <w:numFmt w:val="bullet"/>
+      <w:lvlText w:val=""/>
+      <w:lvlJc w:val="left"/>
+      <w:pPr>
+        <w:tabs>
+          <w:tab w:val="num" w:pos="4320"/>
+        </w:tabs>
+        <w:ind w:left="4320" w:hanging="360"/>
+      </w:pPr>
+      <w:rPr>
+        <w:rFonts w:ascii="Wingdings" w:hAnsi="Wingdings" w:hint="default"/>
+        <w:sz w:val="20"/>
+      </w:rPr>
+    </w:lvl>
+    <w:lvl w:ilvl="6" w:tentative="1">
+      <w:start w:val="1"/>
+      <w:numFmt w:val="bullet"/>
+      <w:lvlText w:val=""/>
+      <w:lvlJc w:val="left"/>
+      <w:pPr>
+        <w:tabs>
+          <w:tab w:val="num" w:pos="5040"/>
+        </w:tabs>
+        <w:ind w:left="5040" w:hanging="360"/>
+      </w:pPr>
+      <w:rPr>
+        <w:rFonts w:ascii="Wingdings" w:hAnsi="Wingdings" w:hint="default"/>
+        <w:sz w:val="20"/>
+      </w:rPr>
+    </w:lvl>
+    <w:lvl w:ilvl="7" w:tentative="1">
+      <w:start w:val="1"/>
+      <w:numFmt w:val="bullet"/>
+      <w:lvlText w:val=""/>
+      <w:lvlJc w:val="left"/>
+      <w:pPr>
+        <w:tabs>
+          <w:tab w:val="num" w:pos="5760"/>
+        </w:tabs>
+        <w:ind w:left="5760" w:hanging="360"/>
+      </w:pPr>
+      <w:rPr>
+        <w:rFonts w:ascii="Wingdings" w:hAnsi="Wingdings" w:hint="default"/>
+        <w:sz w:val="20"/>
+      </w:rPr>
+    </w:lvl>
+    <w:lvl w:ilvl="8" w:tentative="1">
+      <w:start w:val="1"/>
+      <w:numFmt w:val="bullet"/>
+      <w:lvlText w:val=""/>
+      <w:lvlJc w:val="left"/>
+      <w:pPr>
+        <w:tabs>
+          <w:tab w:val="num" w:pos="6480"/>
+        </w:tabs>
+        <w:ind w:left="6480" w:hanging="360"/>
+      </w:pPr>
+      <w:rPr>
+        <w:rFonts w:ascii="Wingdings" w:hAnsi="Wingdings" w:hint="default"/>
+        <w:sz w:val="20"/>
+      </w:rPr>
+    </w:lvl>
+  </w:abstractNum>
+  <w:abstractNum w:abstractNumId="10" w15:restartNumberingAfterBreak="0">
+    <w:nsid w:val="3D2B5C47"/>
+    <w:multiLevelType w:val="multilevel"/>
+    <w:tmpl w:val="9B6600A2"/>
+    <w:lvl w:ilvl="0">
+      <w:start w:val="1"/>
+      <w:numFmt w:val="bullet"/>
+      <w:lvlText w:val=""/>
+      <w:lvlJc w:val="left"/>
+      <w:pPr>
+        <w:tabs>
+          <w:tab w:val="num" w:pos="720"/>
+        </w:tabs>
+        <w:ind w:left="720" w:hanging="360"/>
+      </w:pPr>
+      <w:rPr>
+        <w:rFonts w:ascii="Symbol" w:hAnsi="Symbol" w:hint="default"/>
+        <w:sz w:val="20"/>
+      </w:rPr>
+    </w:lvl>
+    <w:lvl w:ilvl="1" w:tentative="1">
+      <w:start w:val="1"/>
+      <w:numFmt w:val="bullet"/>
+      <w:lvlText w:val="o"/>
+      <w:lvlJc w:val="left"/>
+      <w:pPr>
+        <w:tabs>
+          <w:tab w:val="num" w:pos="1440"/>
+        </w:tabs>
+        <w:ind w:left="1440" w:hanging="360"/>
+      </w:pPr>
+      <w:rPr>
+        <w:rFonts w:ascii="Courier New" w:hAnsi="Courier New" w:hint="default"/>
+        <w:sz w:val="20"/>
+      </w:rPr>
+    </w:lvl>
+    <w:lvl w:ilvl="2" w:tentative="1">
+      <w:start w:val="1"/>
+      <w:numFmt w:val="bullet"/>
+      <w:lvlText w:val=""/>
+      <w:lvlJc w:val="left"/>
+      <w:pPr>
+        <w:tabs>
+          <w:tab w:val="num" w:pos="2160"/>
+        </w:tabs>
+        <w:ind w:left="2160" w:hanging="360"/>
+      </w:pPr>
+      <w:rPr>
+        <w:rFonts w:ascii="Wingdings" w:hAnsi="Wingdings" w:hint="default"/>
+        <w:sz w:val="20"/>
+      </w:rPr>
+    </w:lvl>
+    <w:lvl w:ilvl="3" w:tentative="1">
+      <w:start w:val="1"/>
+      <w:numFmt w:val="bullet"/>
+      <w:lvlText w:val=""/>
+      <w:lvlJc w:val="left"/>
+      <w:pPr>
+        <w:tabs>
+          <w:tab w:val="num" w:pos="2880"/>
+        </w:tabs>
+        <w:ind w:left="2880" w:hanging="360"/>
+      </w:pPr>
+      <w:rPr>
+        <w:rFonts w:ascii="Wingdings" w:hAnsi="Wingdings" w:hint="default"/>
+        <w:sz w:val="20"/>
+      </w:rPr>
+    </w:lvl>
+    <w:lvl w:ilvl="4" w:tentative="1">
+      <w:start w:val="1"/>
+      <w:numFmt w:val="bullet"/>
+      <w:lvlText w:val=""/>
+      <w:lvlJc w:val="left"/>
+      <w:pPr>
+        <w:tabs>
+          <w:tab w:val="num" w:pos="3600"/>
+        </w:tabs>
+        <w:ind w:left="3600" w:hanging="360"/>
+      </w:pPr>
+      <w:rPr>
+        <w:rFonts w:ascii="Wingdings" w:hAnsi="Wingdings" w:hint="default"/>
+        <w:sz w:val="20"/>
+      </w:rPr>
+    </w:lvl>
+    <w:lvl w:ilvl="5" w:tentative="1">
+      <w:start w:val="1"/>
+      <w:numFmt w:val="bullet"/>
+      <w:lvlText w:val=""/>
+      <w:lvlJc w:val="left"/>
+      <w:pPr>
+        <w:tabs>
+          <w:tab w:val="num" w:pos="4320"/>
+        </w:tabs>
+        <w:ind w:left="4320" w:hanging="360"/>
+      </w:pPr>
+      <w:rPr>
+        <w:rFonts w:ascii="Wingdings" w:hAnsi="Wingdings" w:hint="default"/>
+        <w:sz w:val="20"/>
+      </w:rPr>
+    </w:lvl>
+    <w:lvl w:ilvl="6" w:tentative="1">
+      <w:start w:val="1"/>
+      <w:numFmt w:val="bullet"/>
+      <w:lvlText w:val=""/>
+      <w:lvlJc w:val="left"/>
+      <w:pPr>
+        <w:tabs>
+          <w:tab w:val="num" w:pos="5040"/>
+        </w:tabs>
+        <w:ind w:left="5040" w:hanging="360"/>
+      </w:pPr>
+      <w:rPr>
+        <w:rFonts w:ascii="Wingdings" w:hAnsi="Wingdings" w:hint="default"/>
+        <w:sz w:val="20"/>
+      </w:rPr>
+    </w:lvl>
+    <w:lvl w:ilvl="7" w:tentative="1">
+      <w:start w:val="1"/>
+      <w:numFmt w:val="bullet"/>
+      <w:lvlText w:val=""/>
+      <w:lvlJc w:val="left"/>
+      <w:pPr>
+        <w:tabs>
+          <w:tab w:val="num" w:pos="5760"/>
+        </w:tabs>
+        <w:ind w:left="5760" w:hanging="360"/>
+      </w:pPr>
+      <w:rPr>
+        <w:rFonts w:ascii="Wingdings" w:hAnsi="Wingdings" w:hint="default"/>
+        <w:sz w:val="20"/>
+      </w:rPr>
+    </w:lvl>
+    <w:lvl w:ilvl="8" w:tentative="1">
+      <w:start w:val="1"/>
+      <w:numFmt w:val="bullet"/>
+      <w:lvlText w:val=""/>
+      <w:lvlJc w:val="left"/>
+      <w:pPr>
+        <w:tabs>
+          <w:tab w:val="num" w:pos="6480"/>
+        </w:tabs>
+        <w:ind w:left="6480" w:hanging="360"/>
+      </w:pPr>
+      <w:rPr>
+        <w:rFonts w:ascii="Wingdings" w:hAnsi="Wingdings" w:hint="default"/>
+        <w:sz w:val="20"/>
+      </w:rPr>
+    </w:lvl>
+  </w:abstractNum>
+  <w:abstractNum w:abstractNumId="11" w15:restartNumberingAfterBreak="0">
+    <w:nsid w:val="3D2D34B5"/>
+    <w:multiLevelType w:val="multilevel"/>
+    <w:tmpl w:val="948C634E"/>
+    <w:lvl w:ilvl="0">
+      <w:start w:val="1"/>
+      <w:numFmt w:val="bullet"/>
+      <w:lvlText w:val=""/>
+      <w:lvlJc w:val="left"/>
+      <w:pPr>
+        <w:tabs>
+          <w:tab w:val="num" w:pos="720"/>
+        </w:tabs>
+        <w:ind w:left="720" w:hanging="360"/>
+      </w:pPr>
+      <w:rPr>
+        <w:rFonts w:ascii="Symbol" w:hAnsi="Symbol" w:hint="default"/>
+        <w:sz w:val="20"/>
+      </w:rPr>
+    </w:lvl>
+    <w:lvl w:ilvl="1" w:tentative="1">
+      <w:start w:val="1"/>
+      <w:numFmt w:val="bullet"/>
+      <w:lvlText w:val="o"/>
+      <w:lvlJc w:val="left"/>
+      <w:pPr>
+        <w:tabs>
+          <w:tab w:val="num" w:pos="1440"/>
+        </w:tabs>
+        <w:ind w:left="1440" w:hanging="360"/>
+      </w:pPr>
+      <w:rPr>
+        <w:rFonts w:ascii="Courier New" w:hAnsi="Courier New" w:hint="default"/>
+        <w:sz w:val="20"/>
+      </w:rPr>
+    </w:lvl>
+    <w:lvl w:ilvl="2" w:tentative="1">
+      <w:start w:val="1"/>
+      <w:numFmt w:val="bullet"/>
+      <w:lvlText w:val=""/>
+      <w:lvlJc w:val="left"/>
+      <w:pPr>
+        <w:tabs>
+          <w:tab w:val="num" w:pos="2160"/>
+        </w:tabs>
+        <w:ind w:left="2160" w:hanging="360"/>
+      </w:pPr>
+      <w:rPr>
+        <w:rFonts w:ascii="Wingdings" w:hAnsi="Wingdings" w:hint="default"/>
+        <w:sz w:val="20"/>
+      </w:rPr>
+    </w:lvl>
+    <w:lvl w:ilvl="3" w:tentative="1">
+      <w:start w:val="1"/>
+      <w:numFmt w:val="bullet"/>
+      <w:lvlText w:val=""/>
+      <w:lvlJc w:val="left"/>
+      <w:pPr>
+        <w:tabs>
+          <w:tab w:val="num" w:pos="2880"/>
+        </w:tabs>
+        <w:ind w:left="2880" w:hanging="360"/>
+      </w:pPr>
+      <w:rPr>
+        <w:rFonts w:ascii="Wingdings" w:hAnsi="Wingdings" w:hint="default"/>
+        <w:sz w:val="20"/>
+      </w:rPr>
+    </w:lvl>
+    <w:lvl w:ilvl="4" w:tentative="1">
+      <w:start w:val="1"/>
+      <w:numFmt w:val="bullet"/>
+      <w:lvlText w:val=""/>
+      <w:lvlJc w:val="left"/>
+      <w:pPr>
+        <w:tabs>
+          <w:tab w:val="num" w:pos="3600"/>
+        </w:tabs>
+        <w:ind w:left="3600" w:hanging="360"/>
+      </w:pPr>
+      <w:rPr>
+        <w:rFonts w:ascii="Wingdings" w:hAnsi="Wingdings" w:hint="default"/>
+        <w:sz w:val="20"/>
+      </w:rPr>
+    </w:lvl>
+    <w:lvl w:ilvl="5" w:tentative="1">
+      <w:start w:val="1"/>
+      <w:numFmt w:val="bullet"/>
+      <w:lvlText w:val=""/>
+      <w:lvlJc w:val="left"/>
+      <w:pPr>
+        <w:tabs>
+          <w:tab w:val="num" w:pos="4320"/>
+        </w:tabs>
+        <w:ind w:left="4320" w:hanging="360"/>
+      </w:pPr>
+      <w:rPr>
+        <w:rFonts w:ascii="Wingdings" w:hAnsi="Wingdings" w:hint="default"/>
+        <w:sz w:val="20"/>
+      </w:rPr>
+    </w:lvl>
+    <w:lvl w:ilvl="6" w:tentative="1">
+      <w:start w:val="1"/>
+      <w:numFmt w:val="bullet"/>
+      <w:lvlText w:val=""/>
+      <w:lvlJc w:val="left"/>
+      <w:pPr>
+        <w:tabs>
+          <w:tab w:val="num" w:pos="5040"/>
+        </w:tabs>
+        <w:ind w:left="5040" w:hanging="360"/>
+      </w:pPr>
+      <w:rPr>
+        <w:rFonts w:ascii="Wingdings" w:hAnsi="Wingdings" w:hint="default"/>
+        <w:sz w:val="20"/>
+      </w:rPr>
+    </w:lvl>
+    <w:lvl w:ilvl="7" w:tentative="1">
+      <w:start w:val="1"/>
+      <w:numFmt w:val="bullet"/>
+      <w:lvlText w:val=""/>
+      <w:lvlJc w:val="left"/>
+      <w:pPr>
+        <w:tabs>
+          <w:tab w:val="num" w:pos="5760"/>
+        </w:tabs>
+        <w:ind w:left="5760" w:hanging="360"/>
+      </w:pPr>
+      <w:rPr>
+        <w:rFonts w:ascii="Wingdings" w:hAnsi="Wingdings" w:hint="default"/>
+        <w:sz w:val="20"/>
+      </w:rPr>
+    </w:lvl>
+    <w:lvl w:ilvl="8" w:tentative="1">
+      <w:start w:val="1"/>
+      <w:numFmt w:val="bullet"/>
+      <w:lvlText w:val=""/>
+      <w:lvlJc w:val="left"/>
+      <w:pPr>
+        <w:tabs>
+          <w:tab w:val="num" w:pos="6480"/>
+        </w:tabs>
+        <w:ind w:left="6480" w:hanging="360"/>
+      </w:pPr>
+      <w:rPr>
+        <w:rFonts w:ascii="Wingdings" w:hAnsi="Wingdings" w:hint="default"/>
+        <w:sz w:val="20"/>
+      </w:rPr>
+    </w:lvl>
+  </w:abstractNum>
+  <w:abstractNum w:abstractNumId="12" w15:restartNumberingAfterBreak="0">
+    <w:nsid w:val="4BEE35D6"/>
+    <w:multiLevelType w:val="multilevel"/>
+    <w:tmpl w:val="199CD7DC"/>
+    <w:lvl w:ilvl="0">
+      <w:start w:val="1"/>
+      <w:numFmt w:val="bullet"/>
+      <w:lvlText w:val=""/>
+      <w:lvlJc w:val="left"/>
+      <w:pPr>
+        <w:tabs>
+          <w:tab w:val="num" w:pos="720"/>
+        </w:tabs>
+        <w:ind w:left="720" w:hanging="360"/>
+      </w:pPr>
+      <w:rPr>
+        <w:rFonts w:ascii="Symbol" w:hAnsi="Symbol" w:hint="default"/>
+        <w:sz w:val="20"/>
+      </w:rPr>
+    </w:lvl>
+    <w:lvl w:ilvl="1" w:tentative="1">
+      <w:start w:val="1"/>
+      <w:numFmt w:val="bullet"/>
+      <w:lvlText w:val="o"/>
+      <w:lvlJc w:val="left"/>
+      <w:pPr>
+        <w:tabs>
+          <w:tab w:val="num" w:pos="1440"/>
+        </w:tabs>
+        <w:ind w:left="1440" w:hanging="360"/>
+      </w:pPr>
+      <w:rPr>
+        <w:rFonts w:ascii="Courier New" w:hAnsi="Courier New" w:hint="default"/>
+        <w:sz w:val="20"/>
+      </w:rPr>
+    </w:lvl>
+    <w:lvl w:ilvl="2" w:tentative="1">
+      <w:start w:val="1"/>
+      <w:numFmt w:val="bullet"/>
+      <w:lvlText w:val=""/>
+      <w:lvlJc w:val="left"/>
+      <w:pPr>
+        <w:tabs>
+          <w:tab w:val="num" w:pos="2160"/>
+        </w:tabs>
+        <w:ind w:left="2160" w:hanging="360"/>
+      </w:pPr>
+      <w:rPr>
+        <w:rFonts w:ascii="Wingdings" w:hAnsi="Wingdings" w:hint="default"/>
+        <w:sz w:val="20"/>
+      </w:rPr>
+    </w:lvl>
+    <w:lvl w:ilvl="3" w:tentative="1">
+      <w:start w:val="1"/>
+      <w:numFmt w:val="bullet"/>
+      <w:lvlText w:val=""/>
+      <w:lvlJc w:val="left"/>
+      <w:pPr>
+        <w:tabs>
+          <w:tab w:val="num" w:pos="2880"/>
+        </w:tabs>
+        <w:ind w:left="2880" w:hanging="360"/>
+      </w:pPr>
+      <w:rPr>
+        <w:rFonts w:ascii="Wingdings" w:hAnsi="Wingdings" w:hint="default"/>
+        <w:sz w:val="20"/>
+      </w:rPr>
+    </w:lvl>
+    <w:lvl w:ilvl="4" w:tentative="1">
+      <w:start w:val="1"/>
+      <w:numFmt w:val="bullet"/>
+      <w:lvlText w:val=""/>
+      <w:lvlJc w:val="left"/>
+      <w:pPr>
+        <w:tabs>
+          <w:tab w:val="num" w:pos="3600"/>
+        </w:tabs>
+        <w:ind w:left="3600" w:hanging="360"/>
+      </w:pPr>
+      <w:rPr>
+        <w:rFonts w:ascii="Wingdings" w:hAnsi="Wingdings" w:hint="default"/>
+        <w:sz w:val="20"/>
+      </w:rPr>
+    </w:lvl>
+    <w:lvl w:ilvl="5" w:tentative="1">
+      <w:start w:val="1"/>
+      <w:numFmt w:val="bullet"/>
+      <w:lvlText w:val=""/>
+      <w:lvlJc w:val="left"/>
+      <w:pPr>
+        <w:tabs>
+          <w:tab w:val="num" w:pos="4320"/>
+        </w:tabs>
+        <w:ind w:left="4320" w:hanging="360"/>
+      </w:pPr>
+      <w:rPr>
+        <w:rFonts w:ascii="Wingdings" w:hAnsi="Wingdings" w:hint="default"/>
+        <w:sz w:val="20"/>
+      </w:rPr>
+    </w:lvl>
+    <w:lvl w:ilvl="6" w:tentative="1">
+      <w:start w:val="1"/>
+      <w:numFmt w:val="bullet"/>
+      <w:lvlText w:val=""/>
+      <w:lvlJc w:val="left"/>
+      <w:pPr>
+        <w:tabs>
+          <w:tab w:val="num" w:pos="5040"/>
+        </w:tabs>
+        <w:ind w:left="5040" w:hanging="360"/>
+      </w:pPr>
+      <w:rPr>
+        <w:rFonts w:ascii="Wingdings" w:hAnsi="Wingdings" w:hint="default"/>
+        <w:sz w:val="20"/>
+      </w:rPr>
+    </w:lvl>
+    <w:lvl w:ilvl="7" w:tentative="1">
+      <w:start w:val="1"/>
+      <w:numFmt w:val="bullet"/>
+      <w:lvlText w:val=""/>
+      <w:lvlJc w:val="left"/>
+      <w:pPr>
+        <w:tabs>
+          <w:tab w:val="num" w:pos="5760"/>
+        </w:tabs>
+        <w:ind w:left="5760" w:hanging="360"/>
+      </w:pPr>
+      <w:rPr>
+        <w:rFonts w:ascii="Wingdings" w:hAnsi="Wingdings" w:hint="default"/>
+        <w:sz w:val="20"/>
+      </w:rPr>
+    </w:lvl>
+    <w:lvl w:ilvl="8" w:tentative="1">
+      <w:start w:val="1"/>
+      <w:numFmt w:val="bullet"/>
+      <w:lvlText w:val=""/>
+      <w:lvlJc w:val="left"/>
+      <w:pPr>
+        <w:tabs>
+          <w:tab w:val="num" w:pos="6480"/>
+        </w:tabs>
+        <w:ind w:left="6480" w:hanging="360"/>
+      </w:pPr>
+      <w:rPr>
+        <w:rFonts w:ascii="Wingdings" w:hAnsi="Wingdings" w:hint="default"/>
+        <w:sz w:val="20"/>
+      </w:rPr>
+    </w:lvl>
+  </w:abstractNum>
+  <w:abstractNum w:abstractNumId="13" w15:restartNumberingAfterBreak="0">
     <w:nsid w:val="54A034CB"/>
     <w:multiLevelType w:val="multilevel"/>
     <w:tmpl w:val="24F04E08"/>
@@ -1602,7 +6324,454 @@
       </w:rPr>
     </w:lvl>
   </w:abstractNum>
-  <w:abstractNum w:abstractNumId="4" w15:restartNumberingAfterBreak="0">
+  <w:abstractNum w:abstractNumId="14" w15:restartNumberingAfterBreak="0">
+    <w:nsid w:val="56136E35"/>
+    <w:multiLevelType w:val="multilevel"/>
+    <w:tmpl w:val="73D092CC"/>
+    <w:lvl w:ilvl="0">
+      <w:start w:val="1"/>
+      <w:numFmt w:val="bullet"/>
+      <w:lvlText w:val=""/>
+      <w:lvlJc w:val="left"/>
+      <w:pPr>
+        <w:tabs>
+          <w:tab w:val="num" w:pos="720"/>
+        </w:tabs>
+        <w:ind w:left="720" w:hanging="360"/>
+      </w:pPr>
+      <w:rPr>
+        <w:rFonts w:ascii="Symbol" w:hAnsi="Symbol" w:hint="default"/>
+        <w:sz w:val="20"/>
+      </w:rPr>
+    </w:lvl>
+    <w:lvl w:ilvl="1" w:tentative="1">
+      <w:start w:val="1"/>
+      <w:numFmt w:val="bullet"/>
+      <w:lvlText w:val="o"/>
+      <w:lvlJc w:val="left"/>
+      <w:pPr>
+        <w:tabs>
+          <w:tab w:val="num" w:pos="1440"/>
+        </w:tabs>
+        <w:ind w:left="1440" w:hanging="360"/>
+      </w:pPr>
+      <w:rPr>
+        <w:rFonts w:ascii="Courier New" w:hAnsi="Courier New" w:hint="default"/>
+        <w:sz w:val="20"/>
+      </w:rPr>
+    </w:lvl>
+    <w:lvl w:ilvl="2" w:tentative="1">
+      <w:start w:val="1"/>
+      <w:numFmt w:val="bullet"/>
+      <w:lvlText w:val=""/>
+      <w:lvlJc w:val="left"/>
+      <w:pPr>
+        <w:tabs>
+          <w:tab w:val="num" w:pos="2160"/>
+        </w:tabs>
+        <w:ind w:left="2160" w:hanging="360"/>
+      </w:pPr>
+      <w:rPr>
+        <w:rFonts w:ascii="Wingdings" w:hAnsi="Wingdings" w:hint="default"/>
+        <w:sz w:val="20"/>
+      </w:rPr>
+    </w:lvl>
+    <w:lvl w:ilvl="3" w:tentative="1">
+      <w:start w:val="1"/>
+      <w:numFmt w:val="bullet"/>
+      <w:lvlText w:val=""/>
+      <w:lvlJc w:val="left"/>
+      <w:pPr>
+        <w:tabs>
+          <w:tab w:val="num" w:pos="2880"/>
+        </w:tabs>
+        <w:ind w:left="2880" w:hanging="360"/>
+      </w:pPr>
+      <w:rPr>
+        <w:rFonts w:ascii="Wingdings" w:hAnsi="Wingdings" w:hint="default"/>
+        <w:sz w:val="20"/>
+      </w:rPr>
+    </w:lvl>
+    <w:lvl w:ilvl="4" w:tentative="1">
+      <w:start w:val="1"/>
+      <w:numFmt w:val="bullet"/>
+      <w:lvlText w:val=""/>
+      <w:lvlJc w:val="left"/>
+      <w:pPr>
+        <w:tabs>
+          <w:tab w:val="num" w:pos="3600"/>
+        </w:tabs>
+        <w:ind w:left="3600" w:hanging="360"/>
+      </w:pPr>
+      <w:rPr>
+        <w:rFonts w:ascii="Wingdings" w:hAnsi="Wingdings" w:hint="default"/>
+        <w:sz w:val="20"/>
+      </w:rPr>
+    </w:lvl>
+    <w:lvl w:ilvl="5" w:tentative="1">
+      <w:start w:val="1"/>
+      <w:numFmt w:val="bullet"/>
+      <w:lvlText w:val=""/>
+      <w:lvlJc w:val="left"/>
+      <w:pPr>
+        <w:tabs>
+          <w:tab w:val="num" w:pos="4320"/>
+        </w:tabs>
+        <w:ind w:left="4320" w:hanging="360"/>
+      </w:pPr>
+      <w:rPr>
+        <w:rFonts w:ascii="Wingdings" w:hAnsi="Wingdings" w:hint="default"/>
+        <w:sz w:val="20"/>
+      </w:rPr>
+    </w:lvl>
+    <w:lvl w:ilvl="6" w:tentative="1">
+      <w:start w:val="1"/>
+      <w:numFmt w:val="bullet"/>
+      <w:lvlText w:val=""/>
+      <w:lvlJc w:val="left"/>
+      <w:pPr>
+        <w:tabs>
+          <w:tab w:val="num" w:pos="5040"/>
+        </w:tabs>
+        <w:ind w:left="5040" w:hanging="360"/>
+      </w:pPr>
+      <w:rPr>
+        <w:rFonts w:ascii="Wingdings" w:hAnsi="Wingdings" w:hint="default"/>
+        <w:sz w:val="20"/>
+      </w:rPr>
+    </w:lvl>
+    <w:lvl w:ilvl="7" w:tentative="1">
+      <w:start w:val="1"/>
+      <w:numFmt w:val="bullet"/>
+      <w:lvlText w:val=""/>
+      <w:lvlJc w:val="left"/>
+      <w:pPr>
+        <w:tabs>
+          <w:tab w:val="num" w:pos="5760"/>
+        </w:tabs>
+        <w:ind w:left="5760" w:hanging="360"/>
+      </w:pPr>
+      <w:rPr>
+        <w:rFonts w:ascii="Wingdings" w:hAnsi="Wingdings" w:hint="default"/>
+        <w:sz w:val="20"/>
+      </w:rPr>
+    </w:lvl>
+    <w:lvl w:ilvl="8" w:tentative="1">
+      <w:start w:val="1"/>
+      <w:numFmt w:val="bullet"/>
+      <w:lvlText w:val=""/>
+      <w:lvlJc w:val="left"/>
+      <w:pPr>
+        <w:tabs>
+          <w:tab w:val="num" w:pos="6480"/>
+        </w:tabs>
+        <w:ind w:left="6480" w:hanging="360"/>
+      </w:pPr>
+      <w:rPr>
+        <w:rFonts w:ascii="Wingdings" w:hAnsi="Wingdings" w:hint="default"/>
+        <w:sz w:val="20"/>
+      </w:rPr>
+    </w:lvl>
+  </w:abstractNum>
+  <w:abstractNum w:abstractNumId="15" w15:restartNumberingAfterBreak="0">
+    <w:nsid w:val="65A83627"/>
+    <w:multiLevelType w:val="multilevel"/>
+    <w:tmpl w:val="6C5A5776"/>
+    <w:lvl w:ilvl="0">
+      <w:start w:val="1"/>
+      <w:numFmt w:val="bullet"/>
+      <w:lvlText w:val=""/>
+      <w:lvlJc w:val="left"/>
+      <w:pPr>
+        <w:tabs>
+          <w:tab w:val="num" w:pos="720"/>
+        </w:tabs>
+        <w:ind w:left="720" w:hanging="360"/>
+      </w:pPr>
+      <w:rPr>
+        <w:rFonts w:ascii="Symbol" w:hAnsi="Symbol" w:hint="default"/>
+        <w:sz w:val="20"/>
+      </w:rPr>
+    </w:lvl>
+    <w:lvl w:ilvl="1" w:tentative="1">
+      <w:start w:val="1"/>
+      <w:numFmt w:val="bullet"/>
+      <w:lvlText w:val="o"/>
+      <w:lvlJc w:val="left"/>
+      <w:pPr>
+        <w:tabs>
+          <w:tab w:val="num" w:pos="1440"/>
+        </w:tabs>
+        <w:ind w:left="1440" w:hanging="360"/>
+      </w:pPr>
+      <w:rPr>
+        <w:rFonts w:ascii="Courier New" w:hAnsi="Courier New" w:hint="default"/>
+        <w:sz w:val="20"/>
+      </w:rPr>
+    </w:lvl>
+    <w:lvl w:ilvl="2" w:tentative="1">
+      <w:start w:val="1"/>
+      <w:numFmt w:val="bullet"/>
+      <w:lvlText w:val=""/>
+      <w:lvlJc w:val="left"/>
+      <w:pPr>
+        <w:tabs>
+          <w:tab w:val="num" w:pos="2160"/>
+        </w:tabs>
+        <w:ind w:left="2160" w:hanging="360"/>
+      </w:pPr>
+      <w:rPr>
+        <w:rFonts w:ascii="Wingdings" w:hAnsi="Wingdings" w:hint="default"/>
+        <w:sz w:val="20"/>
+      </w:rPr>
+    </w:lvl>
+    <w:lvl w:ilvl="3" w:tentative="1">
+      <w:start w:val="1"/>
+      <w:numFmt w:val="bullet"/>
+      <w:lvlText w:val=""/>
+      <w:lvlJc w:val="left"/>
+      <w:pPr>
+        <w:tabs>
+          <w:tab w:val="num" w:pos="2880"/>
+        </w:tabs>
+        <w:ind w:left="2880" w:hanging="360"/>
+      </w:pPr>
+      <w:rPr>
+        <w:rFonts w:ascii="Wingdings" w:hAnsi="Wingdings" w:hint="default"/>
+        <w:sz w:val="20"/>
+      </w:rPr>
+    </w:lvl>
+    <w:lvl w:ilvl="4" w:tentative="1">
+      <w:start w:val="1"/>
+      <w:numFmt w:val="bullet"/>
+      <w:lvlText w:val=""/>
+      <w:lvlJc w:val="left"/>
+      <w:pPr>
+        <w:tabs>
+          <w:tab w:val="num" w:pos="3600"/>
+        </w:tabs>
+        <w:ind w:left="3600" w:hanging="360"/>
+      </w:pPr>
+      <w:rPr>
+        <w:rFonts w:ascii="Wingdings" w:hAnsi="Wingdings" w:hint="default"/>
+        <w:sz w:val="20"/>
+      </w:rPr>
+    </w:lvl>
+    <w:lvl w:ilvl="5" w:tentative="1">
+      <w:start w:val="1"/>
+      <w:numFmt w:val="bullet"/>
+      <w:lvlText w:val=""/>
+      <w:lvlJc w:val="left"/>
+      <w:pPr>
+        <w:tabs>
+          <w:tab w:val="num" w:pos="4320"/>
+        </w:tabs>
+        <w:ind w:left="4320" w:hanging="360"/>
+      </w:pPr>
+      <w:rPr>
+        <w:rFonts w:ascii="Wingdings" w:hAnsi="Wingdings" w:hint="default"/>
+        <w:sz w:val="20"/>
+      </w:rPr>
+    </w:lvl>
+    <w:lvl w:ilvl="6" w:tentative="1">
+      <w:start w:val="1"/>
+      <w:numFmt w:val="bullet"/>
+      <w:lvlText w:val=""/>
+      <w:lvlJc w:val="left"/>
+      <w:pPr>
+        <w:tabs>
+          <w:tab w:val="num" w:pos="5040"/>
+        </w:tabs>
+        <w:ind w:left="5040" w:hanging="360"/>
+      </w:pPr>
+      <w:rPr>
+        <w:rFonts w:ascii="Wingdings" w:hAnsi="Wingdings" w:hint="default"/>
+        <w:sz w:val="20"/>
+      </w:rPr>
+    </w:lvl>
+    <w:lvl w:ilvl="7" w:tentative="1">
+      <w:start w:val="1"/>
+      <w:numFmt w:val="bullet"/>
+      <w:lvlText w:val=""/>
+      <w:lvlJc w:val="left"/>
+      <w:pPr>
+        <w:tabs>
+          <w:tab w:val="num" w:pos="5760"/>
+        </w:tabs>
+        <w:ind w:left="5760" w:hanging="360"/>
+      </w:pPr>
+      <w:rPr>
+        <w:rFonts w:ascii="Wingdings" w:hAnsi="Wingdings" w:hint="default"/>
+        <w:sz w:val="20"/>
+      </w:rPr>
+    </w:lvl>
+    <w:lvl w:ilvl="8" w:tentative="1">
+      <w:start w:val="1"/>
+      <w:numFmt w:val="bullet"/>
+      <w:lvlText w:val=""/>
+      <w:lvlJc w:val="left"/>
+      <w:pPr>
+        <w:tabs>
+          <w:tab w:val="num" w:pos="6480"/>
+        </w:tabs>
+        <w:ind w:left="6480" w:hanging="360"/>
+      </w:pPr>
+      <w:rPr>
+        <w:rFonts w:ascii="Wingdings" w:hAnsi="Wingdings" w:hint="default"/>
+        <w:sz w:val="20"/>
+      </w:rPr>
+    </w:lvl>
+  </w:abstractNum>
+  <w:abstractNum w:abstractNumId="16" w15:restartNumberingAfterBreak="0">
+    <w:nsid w:val="6B4D361B"/>
+    <w:multiLevelType w:val="multilevel"/>
+    <w:tmpl w:val="B1220DCC"/>
+    <w:lvl w:ilvl="0">
+      <w:start w:val="1"/>
+      <w:numFmt w:val="bullet"/>
+      <w:lvlText w:val=""/>
+      <w:lvlJc w:val="left"/>
+      <w:pPr>
+        <w:tabs>
+          <w:tab w:val="num" w:pos="720"/>
+        </w:tabs>
+        <w:ind w:left="720" w:hanging="360"/>
+      </w:pPr>
+      <w:rPr>
+        <w:rFonts w:ascii="Symbol" w:hAnsi="Symbol" w:hint="default"/>
+        <w:sz w:val="20"/>
+      </w:rPr>
+    </w:lvl>
+    <w:lvl w:ilvl="1" w:tentative="1">
+      <w:start w:val="1"/>
+      <w:numFmt w:val="bullet"/>
+      <w:lvlText w:val="o"/>
+      <w:lvlJc w:val="left"/>
+      <w:pPr>
+        <w:tabs>
+          <w:tab w:val="num" w:pos="1440"/>
+        </w:tabs>
+        <w:ind w:left="1440" w:hanging="360"/>
+      </w:pPr>
+      <w:rPr>
+        <w:rFonts w:ascii="Courier New" w:hAnsi="Courier New" w:hint="default"/>
+        <w:sz w:val="20"/>
+      </w:rPr>
+    </w:lvl>
+    <w:lvl w:ilvl="2" w:tentative="1">
+      <w:start w:val="1"/>
+      <w:numFmt w:val="bullet"/>
+      <w:lvlText w:val=""/>
+      <w:lvlJc w:val="left"/>
+      <w:pPr>
+        <w:tabs>
+          <w:tab w:val="num" w:pos="2160"/>
+        </w:tabs>
+        <w:ind w:left="2160" w:hanging="360"/>
+      </w:pPr>
+      <w:rPr>
+        <w:rFonts w:ascii="Wingdings" w:hAnsi="Wingdings" w:hint="default"/>
+        <w:sz w:val="20"/>
+      </w:rPr>
+    </w:lvl>
+    <w:lvl w:ilvl="3" w:tentative="1">
+      <w:start w:val="1"/>
+      <w:numFmt w:val="bullet"/>
+      <w:lvlText w:val=""/>
+      <w:lvlJc w:val="left"/>
+      <w:pPr>
+        <w:tabs>
+          <w:tab w:val="num" w:pos="2880"/>
+        </w:tabs>
+        <w:ind w:left="2880" w:hanging="360"/>
+      </w:pPr>
+      <w:rPr>
+        <w:rFonts w:ascii="Wingdings" w:hAnsi="Wingdings" w:hint="default"/>
+        <w:sz w:val="20"/>
+      </w:rPr>
+    </w:lvl>
+    <w:lvl w:ilvl="4" w:tentative="1">
+      <w:start w:val="1"/>
+      <w:numFmt w:val="bullet"/>
+      <w:lvlText w:val=""/>
+      <w:lvlJc w:val="left"/>
+      <w:pPr>
+        <w:tabs>
+          <w:tab w:val="num" w:pos="3600"/>
+        </w:tabs>
+        <w:ind w:left="3600" w:hanging="360"/>
+      </w:pPr>
+      <w:rPr>
+        <w:rFonts w:ascii="Wingdings" w:hAnsi="Wingdings" w:hint="default"/>
+        <w:sz w:val="20"/>
+      </w:rPr>
+    </w:lvl>
+    <w:lvl w:ilvl="5" w:tentative="1">
+      <w:start w:val="1"/>
+      <w:numFmt w:val="bullet"/>
+      <w:lvlText w:val=""/>
+      <w:lvlJc w:val="left"/>
+      <w:pPr>
+        <w:tabs>
+          <w:tab w:val="num" w:pos="4320"/>
+        </w:tabs>
+        <w:ind w:left="4320" w:hanging="360"/>
+      </w:pPr>
+      <w:rPr>
+        <w:rFonts w:ascii="Wingdings" w:hAnsi="Wingdings" w:hint="default"/>
+        <w:sz w:val="20"/>
+      </w:rPr>
+    </w:lvl>
+    <w:lvl w:ilvl="6" w:tentative="1">
+      <w:start w:val="1"/>
+      <w:numFmt w:val="bullet"/>
+      <w:lvlText w:val=""/>
+      <w:lvlJc w:val="left"/>
+      <w:pPr>
+        <w:tabs>
+          <w:tab w:val="num" w:pos="5040"/>
+        </w:tabs>
+        <w:ind w:left="5040" w:hanging="360"/>
+      </w:pPr>
+      <w:rPr>
+        <w:rFonts w:ascii="Wingdings" w:hAnsi="Wingdings" w:hint="default"/>
+        <w:sz w:val="20"/>
+      </w:rPr>
+    </w:lvl>
+    <w:lvl w:ilvl="7" w:tentative="1">
+      <w:start w:val="1"/>
+      <w:numFmt w:val="bullet"/>
+      <w:lvlText w:val=""/>
+      <w:lvlJc w:val="left"/>
+      <w:pPr>
+        <w:tabs>
+          <w:tab w:val="num" w:pos="5760"/>
+        </w:tabs>
+        <w:ind w:left="5760" w:hanging="360"/>
+      </w:pPr>
+      <w:rPr>
+        <w:rFonts w:ascii="Wingdings" w:hAnsi="Wingdings" w:hint="default"/>
+        <w:sz w:val="20"/>
+      </w:rPr>
+    </w:lvl>
+    <w:lvl w:ilvl="8" w:tentative="1">
+      <w:start w:val="1"/>
+      <w:numFmt w:val="bullet"/>
+      <w:lvlText w:val=""/>
+      <w:lvlJc w:val="left"/>
+      <w:pPr>
+        <w:tabs>
+          <w:tab w:val="num" w:pos="6480"/>
+        </w:tabs>
+        <w:ind w:left="6480" w:hanging="360"/>
+      </w:pPr>
+      <w:rPr>
+        <w:rFonts w:ascii="Wingdings" w:hAnsi="Wingdings" w:hint="default"/>
+        <w:sz w:val="20"/>
+      </w:rPr>
+    </w:lvl>
+  </w:abstractNum>
+  <w:abstractNum w:abstractNumId="17" w15:restartNumberingAfterBreak="0">
     <w:nsid w:val="714F3CD4"/>
     <w:multiLevelType w:val="multilevel"/>
     <w:tmpl w:val="8A5698A4"/>
@@ -1751,7 +6920,7 @@
       </w:rPr>
     </w:lvl>
   </w:abstractNum>
-  <w:abstractNum w:abstractNumId="5" w15:restartNumberingAfterBreak="0">
+  <w:abstractNum w:abstractNumId="18" w15:restartNumberingAfterBreak="0">
     <w:nsid w:val="71523A0B"/>
     <w:multiLevelType w:val="multilevel"/>
     <w:tmpl w:val="CE2ACD76"/>
@@ -1900,23 +7069,214 @@
       </w:rPr>
     </w:lvl>
   </w:abstractNum>
+  <w:abstractNum w:abstractNumId="19" w15:restartNumberingAfterBreak="0">
+    <w:nsid w:val="74872EDB"/>
+    <w:multiLevelType w:val="multilevel"/>
+    <w:tmpl w:val="A552CB9A"/>
+    <w:lvl w:ilvl="0">
+      <w:start w:val="1"/>
+      <w:numFmt w:val="bullet"/>
+      <w:lvlText w:val=""/>
+      <w:lvlJc w:val="left"/>
+      <w:pPr>
+        <w:tabs>
+          <w:tab w:val="num" w:pos="720"/>
+        </w:tabs>
+        <w:ind w:left="720" w:hanging="360"/>
+      </w:pPr>
+      <w:rPr>
+        <w:rFonts w:ascii="Symbol" w:hAnsi="Symbol" w:hint="default"/>
+        <w:sz w:val="20"/>
+      </w:rPr>
+    </w:lvl>
+    <w:lvl w:ilvl="1" w:tentative="1">
+      <w:start w:val="1"/>
+      <w:numFmt w:val="bullet"/>
+      <w:lvlText w:val="o"/>
+      <w:lvlJc w:val="left"/>
+      <w:pPr>
+        <w:tabs>
+          <w:tab w:val="num" w:pos="1440"/>
+        </w:tabs>
+        <w:ind w:left="1440" w:hanging="360"/>
+      </w:pPr>
+      <w:rPr>
+        <w:rFonts w:ascii="Courier New" w:hAnsi="Courier New" w:hint="default"/>
+        <w:sz w:val="20"/>
+      </w:rPr>
+    </w:lvl>
+    <w:lvl w:ilvl="2" w:tentative="1">
+      <w:start w:val="1"/>
+      <w:numFmt w:val="bullet"/>
+      <w:lvlText w:val=""/>
+      <w:lvlJc w:val="left"/>
+      <w:pPr>
+        <w:tabs>
+          <w:tab w:val="num" w:pos="2160"/>
+        </w:tabs>
+        <w:ind w:left="2160" w:hanging="360"/>
+      </w:pPr>
+      <w:rPr>
+        <w:rFonts w:ascii="Wingdings" w:hAnsi="Wingdings" w:hint="default"/>
+        <w:sz w:val="20"/>
+      </w:rPr>
+    </w:lvl>
+    <w:lvl w:ilvl="3" w:tentative="1">
+      <w:start w:val="1"/>
+      <w:numFmt w:val="bullet"/>
+      <w:lvlText w:val=""/>
+      <w:lvlJc w:val="left"/>
+      <w:pPr>
+        <w:tabs>
+          <w:tab w:val="num" w:pos="2880"/>
+        </w:tabs>
+        <w:ind w:left="2880" w:hanging="360"/>
+      </w:pPr>
+      <w:rPr>
+        <w:rFonts w:ascii="Wingdings" w:hAnsi="Wingdings" w:hint="default"/>
+        <w:sz w:val="20"/>
+      </w:rPr>
+    </w:lvl>
+    <w:lvl w:ilvl="4" w:tentative="1">
+      <w:start w:val="1"/>
+      <w:numFmt w:val="bullet"/>
+      <w:lvlText w:val=""/>
+      <w:lvlJc w:val="left"/>
+      <w:pPr>
+        <w:tabs>
+          <w:tab w:val="num" w:pos="3600"/>
+        </w:tabs>
+        <w:ind w:left="3600" w:hanging="360"/>
+      </w:pPr>
+      <w:rPr>
+        <w:rFonts w:ascii="Wingdings" w:hAnsi="Wingdings" w:hint="default"/>
+        <w:sz w:val="20"/>
+      </w:rPr>
+    </w:lvl>
+    <w:lvl w:ilvl="5" w:tentative="1">
+      <w:start w:val="1"/>
+      <w:numFmt w:val="bullet"/>
+      <w:lvlText w:val=""/>
+      <w:lvlJc w:val="left"/>
+      <w:pPr>
+        <w:tabs>
+          <w:tab w:val="num" w:pos="4320"/>
+        </w:tabs>
+        <w:ind w:left="4320" w:hanging="360"/>
+      </w:pPr>
+      <w:rPr>
+        <w:rFonts w:ascii="Wingdings" w:hAnsi="Wingdings" w:hint="default"/>
+        <w:sz w:val="20"/>
+      </w:rPr>
+    </w:lvl>
+    <w:lvl w:ilvl="6" w:tentative="1">
+      <w:start w:val="1"/>
+      <w:numFmt w:val="bullet"/>
+      <w:lvlText w:val=""/>
+      <w:lvlJc w:val="left"/>
+      <w:pPr>
+        <w:tabs>
+          <w:tab w:val="num" w:pos="5040"/>
+        </w:tabs>
+        <w:ind w:left="5040" w:hanging="360"/>
+      </w:pPr>
+      <w:rPr>
+        <w:rFonts w:ascii="Wingdings" w:hAnsi="Wingdings" w:hint="default"/>
+        <w:sz w:val="20"/>
+      </w:rPr>
+    </w:lvl>
+    <w:lvl w:ilvl="7" w:tentative="1">
+      <w:start w:val="1"/>
+      <w:numFmt w:val="bullet"/>
+      <w:lvlText w:val=""/>
+      <w:lvlJc w:val="left"/>
+      <w:pPr>
+        <w:tabs>
+          <w:tab w:val="num" w:pos="5760"/>
+        </w:tabs>
+        <w:ind w:left="5760" w:hanging="360"/>
+      </w:pPr>
+      <w:rPr>
+        <w:rFonts w:ascii="Wingdings" w:hAnsi="Wingdings" w:hint="default"/>
+        <w:sz w:val="20"/>
+      </w:rPr>
+    </w:lvl>
+    <w:lvl w:ilvl="8" w:tentative="1">
+      <w:start w:val="1"/>
+      <w:numFmt w:val="bullet"/>
+      <w:lvlText w:val=""/>
+      <w:lvlJc w:val="left"/>
+      <w:pPr>
+        <w:tabs>
+          <w:tab w:val="num" w:pos="6480"/>
+        </w:tabs>
+        <w:ind w:left="6480" w:hanging="360"/>
+      </w:pPr>
+      <w:rPr>
+        <w:rFonts w:ascii="Wingdings" w:hAnsi="Wingdings" w:hint="default"/>
+        <w:sz w:val="20"/>
+      </w:rPr>
+    </w:lvl>
+  </w:abstractNum>
   <w:num w:numId="1" w16cid:durableId="260724053">
+    <w:abstractNumId w:val="8"/>
+  </w:num>
+  <w:num w:numId="2" w16cid:durableId="669328993">
+    <w:abstractNumId w:val="17"/>
+  </w:num>
+  <w:num w:numId="3" w16cid:durableId="510996278">
     <w:abstractNumId w:val="2"/>
   </w:num>
-  <w:num w:numId="2" w16cid:durableId="669328993">
+  <w:num w:numId="4" w16cid:durableId="1838887341">
+    <w:abstractNumId w:val="13"/>
+  </w:num>
+  <w:num w:numId="5" w16cid:durableId="1641612862">
+    <w:abstractNumId w:val="18"/>
+  </w:num>
+  <w:num w:numId="6" w16cid:durableId="1535732570">
+    <w:abstractNumId w:val="6"/>
+  </w:num>
+  <w:num w:numId="7" w16cid:durableId="1309436743">
+    <w:abstractNumId w:val="15"/>
+  </w:num>
+  <w:num w:numId="8" w16cid:durableId="119803788">
+    <w:abstractNumId w:val="14"/>
+  </w:num>
+  <w:num w:numId="9" w16cid:durableId="861359516">
+    <w:abstractNumId w:val="3"/>
+  </w:num>
+  <w:num w:numId="10" w16cid:durableId="32728556">
     <w:abstractNumId w:val="4"/>
   </w:num>
-  <w:num w:numId="3" w16cid:durableId="510996278">
+  <w:num w:numId="11" w16cid:durableId="1300649922">
+    <w:abstractNumId w:val="12"/>
+  </w:num>
+  <w:num w:numId="12" w16cid:durableId="947154167">
+    <w:abstractNumId w:val="19"/>
+  </w:num>
+  <w:num w:numId="13" w16cid:durableId="1491096379">
     <w:abstractNumId w:val="0"/>
   </w:num>
-  <w:num w:numId="4" w16cid:durableId="1838887341">
-    <w:abstractNumId w:val="3"/>
+  <w:num w:numId="14" w16cid:durableId="1158304627">
+    <w:abstractNumId w:val="10"/>
   </w:num>
-  <w:num w:numId="5" w16cid:durableId="1641612862">
+  <w:num w:numId="15" w16cid:durableId="517474888">
+    <w:abstractNumId w:val="11"/>
+  </w:num>
+  <w:num w:numId="16" w16cid:durableId="677999537">
+    <w:abstractNumId w:val="1"/>
+  </w:num>
+  <w:num w:numId="17" w16cid:durableId="126899517">
+    <w:abstractNumId w:val="7"/>
+  </w:num>
+  <w:num w:numId="18" w16cid:durableId="229312217">
+    <w:abstractNumId w:val="9"/>
+  </w:num>
+  <w:num w:numId="19" w16cid:durableId="1498492584">
+    <w:abstractNumId w:val="16"/>
+  </w:num>
+  <w:num w:numId="20" w16cid:durableId="1905751511">
     <w:abstractNumId w:val="5"/>
-  </w:num>
-  <w:num w:numId="6" w16cid:durableId="1535732570">
-    <w:abstractNumId w:val="1"/>
   </w:num>
 </w:numbering>
 </file>
